--- a/BDCCT_Report.docx
+++ b/BDCCT_Report.docx
@@ -55,101 +55,227 @@
       <w:r>
         <w:rPr>
           <w:rFonts w:ascii="Times New Roman" w:hAnsi="Times New Roman"/>
+          <w:b/>
+          <w:i w:val="0"/>
+          <w:color w:val="2C3E50"/>
+          <w:sz w:val="24"/>
+        </w:rPr>
+        <w:t>Domain &amp; Context</w:t>
+      </w:r>
+      <w:r>
+        <w:br/>
+      </w:r>
+      <w:r>
+        <w:rPr>
+          <w:rFonts w:ascii="Times New Roman" w:hAnsi="Times New Roman"/>
+          <w:b w:val="0"/>
+          <w:i w:val="0"/>
           <w:sz w:val="22"/>
         </w:rPr>
         <w:t>In the contemporary business landscape, organizations generate vast volumes of data across departments, yet a significant majority struggle to translate this data into actionable, high-quality decisions. According to a 2024 survey by NewVantage Partners, only 26.5% of organizations have successfully established a data-driven culture, despite 97.2% investing in big data and artificial intelligence initiatives. This gap between data availability and decision effectiveness constitutes a critical operational challenge.</w:t>
       </w:r>
       <w:r>
+        <w:br/>
+      </w:r>
+      <w:r>
         <w:rPr>
           <w:rFonts w:ascii="Times New Roman" w:hAnsi="Times New Roman"/>
+          <w:b w:val="0"/>
+          <w:i w:val="0"/>
           <w:sz w:val="22"/>
         </w:rPr>
+      </w:r>
+      <w:r>
         <w:br/>
       </w:r>
       <w:r>
         <w:rPr>
           <w:rFonts w:ascii="Times New Roman" w:hAnsi="Times New Roman"/>
+          <w:b w:val="0"/>
+          <w:i w:val="0"/>
           <w:sz w:val="22"/>
         </w:rPr>
+        <w:t>The domain selected for this project is organizational performance analytics, focusing on how data quality, employee competency, and processing efficiency collectively influence the impact of business decisions.</w:t>
+      </w:r>
+      <w:r>
         <w:br/>
-        <w:t>The domain selected for this project is organizational performance analytics, focusing on how data quality, employee competency, and processing efficiency collectively influence the impact of business decisions. The problem is defined as follows: organizations lack an integrated, scalable pipeline that ingests raw operational data, cleanses and transforms it, and produces actionable insights that directly improve decision-making quality.</w:t>
       </w:r>
       <w:r>
         <w:rPr>
           <w:rFonts w:ascii="Times New Roman" w:hAnsi="Times New Roman"/>
+          <w:b w:val="0"/>
+          <w:i w:val="0"/>
           <w:sz w:val="22"/>
         </w:rPr>
+      </w:r>
+      <w:r>
         <w:br/>
       </w:r>
       <w:r>
         <w:rPr>
           <w:rFonts w:ascii="Times New Roman" w:hAnsi="Times New Roman"/>
+          <w:b/>
+          <w:i w:val="0"/>
+          <w:color w:val="2C3E50"/>
+          <w:sz w:val="24"/>
+        </w:rPr>
+        <w:t>Problem Definition</w:t>
+      </w:r>
+      <w:r>
+        <w:br/>
+      </w:r>
+      <w:r>
+        <w:rPr>
+          <w:rFonts w:ascii="Times New Roman" w:hAnsi="Times New Roman"/>
+          <w:b w:val="0"/>
+          <w:i w:val="0"/>
           <w:sz w:val="22"/>
         </w:rPr>
+        <w:t>Organizations lack an integrated, scalable pipeline that ingests raw operational data, cleanses and transforms it, and produces actionable insights that directly improve decision-making quality. Poor decision-making—driven by low data quality, high error rates, and fragmented analytics pipelines—directly translates to revenue loss, employee attrition, and competitive disadvantage.</w:t>
+      </w:r>
+      <w:r>
         <w:br/>
-        <w:t>The target users of this system include:</w:t>
       </w:r>
       <w:r>
         <w:rPr>
           <w:rFonts w:ascii="Times New Roman" w:hAnsi="Times New Roman"/>
+          <w:b w:val="0"/>
+          <w:i w:val="0"/>
           <w:sz w:val="22"/>
         </w:rPr>
+      </w:r>
+      <w:r>
         <w:br/>
-        <w:t>• C-suite executives who require high-level dashboards to monitor organizational decision effectiveness across departments and regions.</w:t>
       </w:r>
       <w:r>
         <w:rPr>
           <w:rFonts w:ascii="Times New Roman" w:hAnsi="Times New Roman"/>
+          <w:b/>
+          <w:i w:val="0"/>
+          <w:color w:val="2C3E50"/>
+          <w:sz w:val="24"/>
+        </w:rPr>
+        <w:t>Target Users</w:t>
+      </w:r>
+      <w:r>
+        <w:br/>
+      </w:r>
+      <w:r>
+        <w:rPr>
+          <w:rFonts w:ascii="Times New Roman" w:hAnsi="Times New Roman"/>
+          <w:b w:val="0"/>
+          <w:i w:val="0"/>
           <w:sz w:val="22"/>
         </w:rPr>
+        <w:t>• C-suite executives — high-level dashboards to monitor decision effectiveness across departments and regions</w:t>
+      </w:r>
+      <w:r>
         <w:br/>
-        <w:t>• Department heads who need granular insights into team performance, training ROI, and error rate trends to allocate resources effectively.</w:t>
       </w:r>
       <w:r>
         <w:rPr>
           <w:rFonts w:ascii="Times New Roman" w:hAnsi="Times New Roman"/>
+          <w:b w:val="0"/>
+          <w:i w:val="0"/>
           <w:sz w:val="22"/>
         </w:rPr>
+        <w:t>• Department heads — granular insights into team performance, training ROI, and error rate trends</w:t>
+      </w:r>
+      <w:r>
         <w:br/>
-        <w:t>• Data analysts who require clean, transformed data in efficient storage formats (Parquet) for advanced analytics and machine learning.</w:t>
       </w:r>
       <w:r>
         <w:rPr>
           <w:rFonts w:ascii="Times New Roman" w:hAnsi="Times New Roman"/>
+          <w:b w:val="0"/>
+          <w:i w:val="0"/>
           <w:sz w:val="22"/>
         </w:rPr>
+        <w:t>• Data analysts — clean, transformed data in efficient storage formats (Parquet) for advanced analytics</w:t>
+      </w:r>
+      <w:r>
         <w:br/>
-        <w:t>• HR managers who need visibility into attrition risk patterns and their correlation with employee satisfaction and performance metrics.</w:t>
       </w:r>
       <w:r>
         <w:rPr>
           <w:rFonts w:ascii="Times New Roman" w:hAnsi="Times New Roman"/>
+          <w:b w:val="0"/>
+          <w:i w:val="0"/>
           <w:sz w:val="22"/>
         </w:rPr>
+        <w:t>• HR managers — visibility into attrition risk patterns and their correlation with satisfaction metrics</w:t>
+      </w:r>
+      <w:r>
         <w:br/>
       </w:r>
       <w:r>
         <w:rPr>
           <w:rFonts w:ascii="Times New Roman" w:hAnsi="Times New Roman"/>
+          <w:b w:val="0"/>
+          <w:i w:val="0"/>
           <w:sz w:val="22"/>
         </w:rPr>
+      </w:r>
+      <w:r>
         <w:br/>
-        <w:t>The problem matters because poor decision-making—driven by low data quality, high error rates, and fragmented analytics pipelines—directly translates to revenue loss, employee attrition, and competitive disadvantage. Research by McKinsey Global Institute estimates that data-driven organizations are 23 times more likely to acquire customers and 19 times more likely to be profitable. By building a robust big data pipeline that surfaces the key drivers of decision impact, this project demonstrates how organizations can systematically improve their decision-making capability.</w:t>
       </w:r>
       <w:r>
         <w:rPr>
           <w:rFonts w:ascii="Times New Roman" w:hAnsi="Times New Roman"/>
+          <w:b/>
+          <w:i w:val="0"/>
+          <w:color w:val="2C3E50"/>
+          <w:sz w:val="24"/>
+        </w:rPr>
+        <w:t>Business Significance</w:t>
+      </w:r>
+      <w:r>
+        <w:br/>
+      </w:r>
+      <w:r>
+        <w:rPr>
+          <w:rFonts w:ascii="Times New Roman" w:hAnsi="Times New Roman"/>
+          <w:b w:val="0"/>
+          <w:i w:val="0"/>
           <w:sz w:val="22"/>
         </w:rPr>
+        <w:t>Research by McKinsey Global Institute estimates that data-driven organizations are 23 times more likely to acquire customers and 19 times more likely to be profitable. By building a robust big data pipeline that surfaces the key drivers of decision impact, this project demonstrates how organizations can systematically improve their decision-making capability.</w:t>
+      </w:r>
+      <w:r>
         <w:br/>
       </w:r>
       <w:r>
         <w:rPr>
           <w:rFonts w:ascii="Times New Roman" w:hAnsi="Times New Roman"/>
+          <w:b w:val="0"/>
+          <w:i w:val="0"/>
           <w:sz w:val="22"/>
         </w:rPr>
+      </w:r>
+      <w:r>
         <w:br/>
-        <w:t>The dataset used in this project comprises 123,847 records spanning 15 variables across 6 departments, 4 regions, and a 2-year time horizon (January 2024 – December 2025). The data simulates realistic organizational behavior including correlated variables, missing values, outliers, and seasonal patterns—mirroring the messiness of real-world enterprise data. The target variable, Decision Impact Score, is modeled as a composite of data quality, employee performance, error rate, training investment, and customer satisfaction, reflecting the multifaceted nature of organizational decision-making.</w:t>
+      </w:r>
+      <w:r>
+        <w:rPr>
+          <w:rFonts w:ascii="Times New Roman" w:hAnsi="Times New Roman"/>
+          <w:b/>
+          <w:i w:val="0"/>
+          <w:color w:val="2C3E50"/>
+          <w:sz w:val="24"/>
+        </w:rPr>
+        <w:t>Dataset Overview</w:t>
+      </w:r>
+      <w:r>
+        <w:br/>
+      </w:r>
+      <w:r>
+        <w:rPr>
+          <w:rFonts w:ascii="Times New Roman" w:hAnsi="Times New Roman"/>
+          <w:b w:val="0"/>
+          <w:i w:val="0"/>
+          <w:sz w:val="22"/>
+        </w:rPr>
+        <w:t>The dataset comprises 123,847 records spanning 15 variables across 6 departments, 4 regions, and a 2-year time horizon (January 2024 – December 2025). The data simulates realistic organizational behavior including correlated variables, missing values (5–8%), outliers (0.5%), and seasonal patterns. The target variable, Decision Impact Score, is modeled as a composite of data quality, employee performance, error rate, training investment, and customer satisfaction.</w:t>
       </w:r>
     </w:p>
     <w:p>
@@ -167,147 +293,227 @@
       <w:r>
         <w:rPr>
           <w:rFonts w:ascii="Times New Roman" w:hAnsi="Times New Roman"/>
+          <w:b w:val="0"/>
+          <w:i w:val="0"/>
           <w:sz w:val="22"/>
         </w:rPr>
-        <w:t>The data pipeline designed for this project follows a five-stage architecture that transforms raw organizational data into actionable business insights. Each stage is carefully selected to balance performance, scalability, and ease of implementation.</w:t>
+        <w:t>The data pipeline follows a five-stage architecture that transforms raw organizational data into actionable business insights. Each stage is selected to balance performance, scalability, and implementation simplicity.</w:t>
+      </w:r>
+      <w:r>
+        <w:br/>
       </w:r>
       <w:r>
         <w:rPr>
           <w:rFonts w:ascii="Times New Roman" w:hAnsi="Times New Roman"/>
+          <w:b w:val="0"/>
+          <w:i w:val="0"/>
           <w:sz w:val="22"/>
         </w:rPr>
+      </w:r>
+      <w:r>
         <w:br/>
       </w:r>
       <w:r>
         <w:rPr>
           <w:rFonts w:ascii="Times New Roman" w:hAnsi="Times New Roman"/>
+          <w:b/>
+          <w:i w:val="0"/>
+          <w:color w:val="4A90D9"/>
           <w:sz w:val="22"/>
         </w:rPr>
+        <w:t>Stage 1 — Data Source &amp; Ingestion</w:t>
+      </w:r>
+      <w:r>
         <w:br/>
-        <w:t>Stage 1 — Data Source &amp; Ingestion:</w:t>
       </w:r>
       <w:r>
         <w:rPr>
           <w:rFonts w:ascii="Times New Roman" w:hAnsi="Times New Roman"/>
+          <w:b w:val="0"/>
+          <w:i w:val="0"/>
           <w:sz w:val="22"/>
         </w:rPr>
+        <w:t>The raw dataset (123,847 rows × 15 columns) is stored as CSV, simulating ERP-exported data. In production, this would reside in Google Cloud Storage (GCS) buckets for automated ingestion via GCP Dataproc.</w:t>
+      </w:r>
+      <w:r>
         <w:br/>
-        <w:t>The raw dataset (data_driven_decision_realistic.csv, 123,847 rows × 15 columns) is stored as a CSV file, simulating data exported from an enterprise resource planning (ERP) system. In a production environment, this data would reside in Google Cloud Storage (GCS) buckets, enabling integration with GCP Dataproc for automated ingestion. The CSV format was chosen for portability and human readability during development, with Parquet as the target format for production storage.</w:t>
       </w:r>
       <w:r>
         <w:rPr>
           <w:rFonts w:ascii="Times New Roman" w:hAnsi="Times New Roman"/>
+          <w:b w:val="0"/>
+          <w:i w:val="0"/>
           <w:sz w:val="22"/>
         </w:rPr>
+      </w:r>
+      <w:r>
         <w:br/>
       </w:r>
       <w:r>
         <w:rPr>
           <w:rFonts w:ascii="Times New Roman" w:hAnsi="Times New Roman"/>
+          <w:b/>
+          <w:i w:val="0"/>
+          <w:color w:val="E8843C"/>
           <w:sz w:val="22"/>
         </w:rPr>
+        <w:t>Stage 2 — Data Processing (PySpark)</w:t>
+      </w:r>
+      <w:r>
         <w:br/>
-        <w:t>Stage 2 — Data Processing (PySpark):</w:t>
       </w:r>
       <w:r>
         <w:rPr>
           <w:rFonts w:ascii="Times New Roman" w:hAnsi="Times New Roman"/>
+          <w:b w:val="0"/>
+          <w:i w:val="0"/>
           <w:sz w:val="22"/>
         </w:rPr>
+        <w:t>Apache Spark serves as the core processing engine, selected for: (1) distributed computing enabling horizontal scaling, (2) lazy evaluation with Catalyst optimizer for automatic query optimization, (3) native DataFrame support for tabular data. Processing includes schema enforcement, null imputation, duplicate removal, outlier capping, and feature engineering.</w:t>
+      </w:r>
+      <w:r>
         <w:br/>
-        <w:t>Apache Spark, accessed through PySpark, serves as the core processing engine. Spark was selected for three reasons: (1) its distributed computing architecture enables horizontal scaling from thousands to billions of records without code changes, (2) its lazy evaluation and Catalyst optimizer provide automatic query optimization, and (3) its native support for structured data via DataFrames aligns with the tabular nature of organizational data. The processing stage includes schema enforcement using StructType, null imputation via median replacement, duplicate removal, outlier capping using the IQR method, and feature engineering.</w:t>
       </w:r>
       <w:r>
         <w:rPr>
           <w:rFonts w:ascii="Times New Roman" w:hAnsi="Times New Roman"/>
+          <w:b w:val="0"/>
+          <w:i w:val="0"/>
           <w:sz w:val="22"/>
         </w:rPr>
+      </w:r>
+      <w:r>
         <w:br/>
       </w:r>
       <w:r>
         <w:rPr>
           <w:rFonts w:ascii="Times New Roman" w:hAnsi="Times New Roman"/>
+          <w:b/>
+          <w:i w:val="0"/>
+          <w:color w:val="E8843C"/>
           <w:sz w:val="22"/>
         </w:rPr>
+        <w:t>Stage 3 — Data Transformation</w:t>
+      </w:r>
+      <w:r>
         <w:br/>
-        <w:t>Stage 3 — Data Transformation:</w:t>
       </w:r>
       <w:r>
         <w:rPr>
           <w:rFonts w:ascii="Times New Roman" w:hAnsi="Times New Roman"/>
+          <w:b w:val="0"/>
+          <w:i w:val="0"/>
           <w:sz w:val="22"/>
         </w:rPr>
+        <w:t>Feature engineering creates derived variables: experience_training_ratio, efficiency_score, quality_error_interaction, and temporal features (month, quarter, day_of_week). These increase analytical dimensionality without additional data collection.</w:t>
+      </w:r>
+      <w:r>
         <w:br/>
-        <w:t>Feature engineering creates derived variables that enhance analytical power. New features include experience_training_ratio (measuring training efficiency relative to tenure), efficiency_score (performance per unit processing time), quality_error_interaction (capturing the combined effect of data quality and error rate), and temporal features (month, quarter, day of week) extracted from timestamps. These features increase the dimensionality of analysis without requiring additional data collection.</w:t>
       </w:r>
       <w:r>
         <w:rPr>
           <w:rFonts w:ascii="Times New Roman" w:hAnsi="Times New Roman"/>
+          <w:b w:val="0"/>
+          <w:i w:val="0"/>
           <w:sz w:val="22"/>
         </w:rPr>
+      </w:r>
+      <w:r>
         <w:br/>
       </w:r>
       <w:r>
         <w:rPr>
           <w:rFonts w:ascii="Times New Roman" w:hAnsi="Times New Roman"/>
+          <w:b/>
+          <w:i w:val="0"/>
+          <w:color w:val="9B59B6"/>
           <w:sz w:val="22"/>
         </w:rPr>
+        <w:t>Stage 4 — Data Storage (Parquet)</w:t>
+      </w:r>
+      <w:r>
         <w:br/>
-        <w:t>Stage 4 — Data Storage:</w:t>
       </w:r>
       <w:r>
         <w:rPr>
           <w:rFonts w:ascii="Times New Roman" w:hAnsi="Times New Roman"/>
+          <w:b w:val="0"/>
+          <w:i w:val="0"/>
           <w:sz w:val="22"/>
         </w:rPr>
+        <w:t>Processed data is stored in Apache Parquet format, partitioned by Department. Parquet provides: (1) columnar storage reducing I/O, (2) Snappy compression reducing size by 60–80%, (3) predicate pushdown enabling Spark to skip irrelevant partitions.</w:t>
+      </w:r>
+      <w:r>
         <w:br/>
-        <w:t>Processed data is stored in Apache Parquet format, partitioned by Department. Parquet was selected over CSV for three reasons: (1) columnar storage reduces I/O for analytical queries that access subsets of columns, (2) built-in compression (Snappy) reduces storage footprint by 60–80%, and (3) predicate pushdown enables Spark to skip irrelevant data partitions during reads. Department-based partitioning aligns with the most common analytical access pattern.</w:t>
       </w:r>
       <w:r>
         <w:rPr>
           <w:rFonts w:ascii="Times New Roman" w:hAnsi="Times New Roman"/>
+          <w:b w:val="0"/>
+          <w:i w:val="0"/>
           <w:sz w:val="22"/>
         </w:rPr>
+      </w:r>
+      <w:r>
         <w:br/>
       </w:r>
       <w:r>
         <w:rPr>
           <w:rFonts w:ascii="Times New Roman" w:hAnsi="Times New Roman"/>
+          <w:b/>
+          <w:i w:val="0"/>
+          <w:color w:val="27AE60"/>
           <w:sz w:val="22"/>
         </w:rPr>
+        <w:t>Stage 5 — Visualization (Streamlit)</w:t>
+      </w:r>
+      <w:r>
         <w:br/>
-        <w:t>Stage 5 — Visualization &amp; Insight Delivery:</w:t>
       </w:r>
       <w:r>
         <w:rPr>
           <w:rFonts w:ascii="Times New Roman" w:hAnsi="Times New Roman"/>
+          <w:b w:val="0"/>
+          <w:i w:val="0"/>
           <w:sz w:val="22"/>
         </w:rPr>
+        <w:t>Streamlit powers the interactive dashboard, chosen for: (1) native Python integration, (2) zero licensing cost, (3) trivial deployment to Streamlit Cloud or GCP Cloud Run.</w:t>
+      </w:r>
+      <w:r>
         <w:br/>
-        <w:t>Streamlit, an open-source Python framework, powers the interactive dashboard. Streamlit was chosen over Power BI and Tableau for three reasons: (1) native Python integration eliminates the need for data export and re-import, (2) it supports real-time filtering and interactive exploration without licensing costs, and (3) deployment is trivial via Streamlit Cloud or GCP Cloud Run. The dashboard presents KPI cards, time-series trends, departmental comparisons, and data quality analyses.</w:t>
       </w:r>
       <w:r>
         <w:rPr>
           <w:rFonts w:ascii="Times New Roman" w:hAnsi="Times New Roman"/>
+          <w:b w:val="0"/>
+          <w:i w:val="0"/>
           <w:sz w:val="22"/>
         </w:rPr>
+      </w:r>
+      <w:r>
         <w:br/>
       </w:r>
       <w:r>
         <w:rPr>
           <w:rFonts w:ascii="Times New Roman" w:hAnsi="Times New Roman"/>
+          <w:b/>
+          <w:i w:val="0"/>
+          <w:color w:val="2C3E50"/>
+          <w:sz w:val="24"/>
+        </w:rPr>
+        <w:t>Design Justification</w:t>
+      </w:r>
+      <w:r>
+        <w:br/>
+      </w:r>
+      <w:r>
+        <w:rPr>
+          <w:rFonts w:ascii="Times New Roman" w:hAnsi="Times New Roman"/>
+          <w:b w:val="0"/>
+          <w:i w:val="0"/>
           <w:sz w:val="22"/>
         </w:rPr>
-        <w:br/>
-        <w:t>Design Justification:</w:t>
-      </w:r>
-      <w:r>
-        <w:rPr>
-          <w:rFonts w:ascii="Times New Roman" w:hAnsi="Times New Roman"/>
-          <w:sz w:val="22"/>
-        </w:rPr>
-        <w:br/>
-        <w:t>The pipeline is designed for reproducibility (all steps are coded, not manual), scalability (Spark and GCP can handle petabyte-scale data), and maintainability (modular Python scripts with clear separation of concerns). The choice of open-source tools (Spark, Streamlit, Parquet) eliminates vendor lock-in and reduces total cost of ownership.</w:t>
+        <w:t>The pipeline prioritizes reproducibility (coded, not manual), scalability (Spark + GCP handle petabyte-scale data), and maintainability (modular Python scripts). Open-source tools eliminate vendor lock-in.</w:t>
       </w:r>
     </w:p>
     <w:p>
@@ -325,441 +531,2149 @@
       <w:r>
         <w:rPr>
           <w:rFonts w:ascii="Times New Roman" w:hAnsi="Times New Roman"/>
+          <w:b w:val="0"/>
+          <w:i w:val="0"/>
           <w:sz w:val="22"/>
         </w:rPr>
         <w:t>The system architecture follows a layered design pattern where each component has a single responsibility and communicates with adjacent layers through well-defined interfaces.</w:t>
+      </w:r>
+      <w:r>
+        <w:br/>
+      </w:r>
+      <w:r>
+        <w:rPr>
+          <w:rFonts w:ascii="Times New Roman" w:hAnsi="Times New Roman"/>
+          <w:b w:val="0"/>
+          <w:i w:val="0"/>
+          <w:sz w:val="22"/>
+        </w:rPr>
+      </w:r>
+      <w:r>
+        <w:br/>
+      </w:r>
+      <w:r>
+        <w:rPr>
+          <w:rFonts w:ascii="Times New Roman" w:hAnsi="Times New Roman"/>
+          <w:b w:val="0"/>
+          <w:i/>
+          <w:color w:val="7F8C8D"/>
+          <w:sz w:val="20"/>
+        </w:rPr>
+        <w:t>[Architecture Diagram inserted below]</w:t>
+      </w:r>
+    </w:p>
+    <w:p>
+      <w:pPr>
+        <w:spacing w:line="360" w:lineRule="auto"/>
+      </w:pPr>
+      <w:r>
+        <w:rPr>
+          <w:rFonts w:ascii="Times New Roman" w:hAnsi="Times New Roman"/>
+          <w:b/>
+          <w:sz w:val="22"/>
+        </w:rPr>
+        <w:br/>
+        <w:t>Component Descriptions:</w:t>
+        <w:br/>
+      </w:r>
+      <w:r>
+        <w:rPr>
+          <w:rFonts w:ascii="Times New Roman" w:hAnsi="Times New Roman"/>
+          <w:b/>
+          <w:sz w:val="22"/>
+        </w:rPr>
+        <w:br/>
+        <w:t xml:space="preserve">1. Data Source Layer: </w:t>
+      </w:r>
+      <w:r>
+        <w:rPr>
+          <w:rFonts w:ascii="Times New Roman" w:hAnsi="Times New Roman"/>
+          <w:b w:val="0"/>
+          <w:sz w:val="22"/>
+        </w:rPr>
+        <w:t>Ingests data from CSV files (ERP exports), relational databases (PostgreSQL, MySQL), and APIs (CRM, HRMS). In this project, a dataset of 123,847 records simulates enterprise data.</w:t>
+        <w:br/>
+      </w:r>
+      <w:r>
+        <w:rPr>
+          <w:rFonts w:ascii="Times New Roman" w:hAnsi="Times New Roman"/>
+          <w:b/>
+          <w:sz w:val="22"/>
+        </w:rPr>
+        <w:br/>
+        <w:t xml:space="preserve">2. Processing Engine — Apache Spark: </w:t>
+      </w:r>
+      <w:r>
+        <w:rPr>
+          <w:rFonts w:ascii="Times New Roman" w:hAnsi="Times New Roman"/>
+          <w:b w:val="0"/>
+          <w:sz w:val="22"/>
+        </w:rPr>
+        <w:t>Runs on GCP Dataproc with auto-scaling clusters. Uses DataFrames with explicit schema enforcement (StructType). Performs null imputation, duplicate removal, outlier capping, and feature engineering.</w:t>
+        <w:br/>
+      </w:r>
+      <w:r>
+        <w:rPr>
+          <w:rFonts w:ascii="Times New Roman" w:hAnsi="Times New Roman"/>
+          <w:b/>
+          <w:sz w:val="22"/>
+        </w:rPr>
+        <w:br/>
+        <w:t xml:space="preserve">3. Storage Layer — Parquet on GCS: </w:t>
+      </w:r>
+      <w:r>
+        <w:rPr>
+          <w:rFonts w:ascii="Times New Roman" w:hAnsi="Times New Roman"/>
+          <w:b w:val="0"/>
+          <w:sz w:val="22"/>
+        </w:rPr>
+        <w:t>Columnar storage partitioned by Department for partition pruning. GCP Cloud Storage provides 99.999999999% durability. Integrates with BigQuery for ad-hoc SQL.</w:t>
+        <w:br/>
+      </w:r>
+      <w:r>
+        <w:rPr>
+          <w:rFonts w:ascii="Times New Roman" w:hAnsi="Times New Roman"/>
+          <w:b/>
+          <w:sz w:val="22"/>
+        </w:rPr>
+        <w:br/>
+        <w:t xml:space="preserve">4. Visualization — Streamlit Dashboard: </w:t>
+      </w:r>
+      <w:r>
+        <w:rPr>
+          <w:rFonts w:ascii="Times New Roman" w:hAnsi="Times New Roman"/>
+          <w:b w:val="0"/>
+          <w:sz w:val="22"/>
+        </w:rPr>
+        <w:t>Interactive exploration with KPI cards, time-series charts, scatter plots, pie charts, and box plots. Sidebar filters for department, region, date range, and decision type.</w:t>
+        <w:br/>
+      </w:r>
+      <w:r>
+        <w:rPr>
+          <w:rFonts w:ascii="Times New Roman" w:hAnsi="Times New Roman"/>
+          <w:b/>
+          <w:sz w:val="22"/>
+        </w:rPr>
+        <w:br/>
+        <w:t xml:space="preserve">5. Workflow: </w:t>
+      </w:r>
+      <w:r>
+        <w:rPr>
+          <w:rFonts w:ascii="Times New Roman" w:hAnsi="Times New Roman"/>
+          <w:b w:val="0"/>
+          <w:sz w:val="22"/>
+        </w:rPr>
+        <w:t>Raw data flows unidirectionally: Sources → Processing → Storage → Visualization → Business Decisions. Each stage logs metadata for pipeline monitoring.</w:t>
+        <w:br/>
+      </w:r>
+    </w:p>
+    <w:p>
+      <w:pPr>
+        <w:spacing w:line="360" w:lineRule="auto" w:after="120"/>
+        <w:jc w:val="center"/>
+      </w:pPr>
+      <w:r>
+        <w:rPr>
+          <w:rFonts w:ascii="Times New Roman" w:hAnsi="Times New Roman"/>
+          <w:b/>
+          <w:i w:val="0"/>
+          <w:color w:val="2C3E50"/>
+          <w:sz w:val="24"/>
+        </w:rPr>
+        <w:t>Dataset Description</w:t>
+      </w:r>
+      <w:r>
+        <w:br/>
+      </w:r>
+      <w:r>
+        <w:rPr>
+          <w:rFonts w:ascii="Times New Roman" w:hAnsi="Times New Roman"/>
+          <w:b w:val="0"/>
+          <w:i w:val="0"/>
+          <w:sz w:val="22"/>
+        </w:rPr>
+        <w:t>The dataset (data_driven_decision_realistic.csv) contains 123,847 records with 15 columns. Data spans January 2024 to December 2025 across 6 departments, 4 regions, and ~2,500 unique employees. Includes 5–8% missing values, 0.5% outliers, and minor inconsistencies.</w:t>
+      </w:r>
+      <w:r>
+        <w:br/>
+      </w:r>
+      <w:r>
+        <w:rPr>
+          <w:rFonts w:ascii="Times New Roman" w:hAnsi="Times New Roman"/>
+          <w:b w:val="0"/>
+          <w:i w:val="0"/>
+          <w:sz w:val="22"/>
+        </w:rPr>
+      </w:r>
+      <w:r>
+        <w:br/>
+      </w:r>
+      <w:r>
+        <w:rPr>
+          <w:rFonts w:ascii="Times New Roman" w:hAnsi="Times New Roman"/>
+          <w:b/>
+          <w:i w:val="0"/>
+          <w:color w:val="E8843C"/>
+          <w:sz w:val="22"/>
+        </w:rPr>
+        <w:t>Step 1 — SparkSession Setup &amp; Data Loading</w:t>
+      </w:r>
+      <w:r>
+        <w:br/>
+      </w:r>
+      <w:r>
+        <w:rPr>
+          <w:rFonts w:ascii="Times New Roman" w:hAnsi="Times New Roman"/>
+          <w:b w:val="0"/>
+          <w:i w:val="0"/>
+          <w:sz w:val="22"/>
+        </w:rPr>
+        <w:t>Pipeline initializes SparkSession with 4GB driver memory and adaptive query execution. Dataset loaded with explicit StructType schema:</w:t>
+      </w:r>
+      <w:r>
+        <w:br/>
+      </w:r>
+      <w:r>
+        <w:rPr>
+          <w:rFonts w:ascii="Times New Roman" w:hAnsi="Times New Roman"/>
+          <w:b w:val="0"/>
+          <w:i w:val="0"/>
+          <w:sz w:val="22"/>
+        </w:rPr>
+      </w:r>
+      <w:r>
+        <w:br/>
+      </w:r>
+      <w:r>
+        <w:rPr>
+          <w:rFonts w:ascii="Times New Roman" w:hAnsi="Times New Roman"/>
+          <w:b w:val="0"/>
+          <w:i w:val="0"/>
+          <w:color w:val="2980B9"/>
+          <w:sz w:val="18"/>
+        </w:rPr>
+        <w:t xml:space="preserve">    spark = SparkSession.builder.appName("DataDrivenDecisionPipeline")</w:t>
+      </w:r>
+      <w:r>
+        <w:br/>
+      </w:r>
+      <w:r>
+        <w:rPr>
+          <w:rFonts w:ascii="Times New Roman" w:hAnsi="Times New Roman"/>
+          <w:b w:val="0"/>
+          <w:i w:val="0"/>
+          <w:color w:val="2980B9"/>
+          <w:sz w:val="18"/>
+        </w:rPr>
+        <w:t xml:space="preserve">        .config("spark.driver.memory", "4g").getOrCreate()</w:t>
+      </w:r>
+      <w:r>
+        <w:br/>
+      </w:r>
+      <w:r>
+        <w:rPr>
+          <w:rFonts w:ascii="Times New Roman" w:hAnsi="Times New Roman"/>
+          <w:b w:val="0"/>
+          <w:i w:val="0"/>
+          <w:color w:val="2980B9"/>
+          <w:sz w:val="18"/>
+        </w:rPr>
+        <w:t xml:space="preserve">    schema = StructType([</w:t>
+      </w:r>
+      <w:r>
+        <w:br/>
+      </w:r>
+      <w:r>
+        <w:rPr>
+          <w:rFonts w:ascii="Times New Roman" w:hAnsi="Times New Roman"/>
+          <w:b w:val="0"/>
+          <w:i w:val="0"/>
+          <w:color w:val="2980B9"/>
+          <w:sz w:val="18"/>
+        </w:rPr>
+        <w:t xml:space="preserve">        StructField("Timestamp", TimestampType(), True),</w:t>
+      </w:r>
+      <w:r>
+        <w:br/>
+      </w:r>
+      <w:r>
+        <w:rPr>
+          <w:rFonts w:ascii="Times New Roman" w:hAnsi="Times New Roman"/>
+          <w:b w:val="0"/>
+          <w:i w:val="0"/>
+          <w:color w:val="2980B9"/>
+          <w:sz w:val="18"/>
+        </w:rPr>
+        <w:t xml:space="preserve">        StructField("Employee_ID", StringType(), True), ...</w:t>
+      </w:r>
+      <w:r>
+        <w:br/>
+      </w:r>
+      <w:r>
+        <w:rPr>
+          <w:rFonts w:ascii="Times New Roman" w:hAnsi="Times New Roman"/>
+          <w:b w:val="0"/>
+          <w:i w:val="0"/>
+          <w:color w:val="2980B9"/>
+          <w:sz w:val="18"/>
+        </w:rPr>
+        <w:t xml:space="preserve">        StructField("Decision_Impact_Score", DoubleType(), True)])</w:t>
+      </w:r>
+      <w:r>
+        <w:br/>
+      </w:r>
+      <w:r>
+        <w:rPr>
+          <w:rFonts w:ascii="Times New Roman" w:hAnsi="Times New Roman"/>
+          <w:b w:val="0"/>
+          <w:i w:val="0"/>
+          <w:color w:val="2980B9"/>
+          <w:sz w:val="18"/>
+        </w:rPr>
+        <w:t xml:space="preserve">    df = spark.read.csv(path, header=True, schema=schema)</w:t>
+      </w:r>
+      <w:r>
+        <w:br/>
+      </w:r>
+      <w:r>
+        <w:rPr>
+          <w:rFonts w:ascii="Times New Roman" w:hAnsi="Times New Roman"/>
+          <w:b w:val="0"/>
+          <w:i w:val="0"/>
+          <w:sz w:val="22"/>
+        </w:rPr>
+      </w:r>
+      <w:r>
+        <w:br/>
+      </w:r>
+      <w:r>
+        <w:rPr>
+          <w:rFonts w:ascii="Times New Roman" w:hAnsi="Times New Roman"/>
+          <w:b/>
+          <w:i w:val="0"/>
+          <w:color w:val="E8843C"/>
+          <w:sz w:val="22"/>
+        </w:rPr>
+        <w:t>Step 2 — Data Cleaning</w:t>
+      </w:r>
+      <w:r>
+        <w:br/>
+      </w:r>
+      <w:r>
+        <w:rPr>
+          <w:rFonts w:ascii="Times New Roman" w:hAnsi="Times New Roman"/>
+          <w:b w:val="0"/>
+          <w:i w:val="0"/>
+          <w:sz w:val="22"/>
+        </w:rPr>
+        <w:t>(a) Duplicate Removal: dropDuplicates() removes exact duplicate rows.</w:t>
+      </w:r>
+      <w:r>
+        <w:br/>
+      </w:r>
+      <w:r>
+        <w:rPr>
+          <w:rFonts w:ascii="Times New Roman" w:hAnsi="Times New Roman"/>
+          <w:b w:val="0"/>
+          <w:i w:val="0"/>
+          <w:sz w:val="22"/>
+        </w:rPr>
+        <w:t>(b) Negative Values: Experience_Years &lt; 0 corrected via absolute value transformation.</w:t>
+      </w:r>
+      <w:r>
+        <w:br/>
+      </w:r>
+      <w:r>
+        <w:rPr>
+          <w:rFonts w:ascii="Times New Roman" w:hAnsi="Times New Roman"/>
+          <w:b w:val="0"/>
+          <w:i w:val="0"/>
+          <w:sz w:val="22"/>
+        </w:rPr>
+        <w:t>(c) Null Imputation: Column medians used for numeric nulls (robust to outliers).</w:t>
+      </w:r>
+      <w:r>
+        <w:br/>
+      </w:r>
+      <w:r>
+        <w:rPr>
+          <w:rFonts w:ascii="Times New Roman" w:hAnsi="Times New Roman"/>
+          <w:b w:val="0"/>
+          <w:i w:val="0"/>
+          <w:sz w:val="22"/>
+        </w:rPr>
+        <w:t>(d) Outlier Capping: IQR method (Q1 − 1.5×IQR, Q3 + 1.5×IQR) for Monthly_Sales and Processing_Time.</w:t>
+      </w:r>
+      <w:r>
+        <w:br/>
+      </w:r>
+      <w:r>
+        <w:rPr>
+          <w:rFonts w:ascii="Times New Roman" w:hAnsi="Times New Roman"/>
+          <w:b w:val="0"/>
+          <w:i w:val="0"/>
+          <w:sz w:val="22"/>
+        </w:rPr>
+      </w:r>
+      <w:r>
+        <w:br/>
+      </w:r>
+      <w:r>
+        <w:rPr>
+          <w:rFonts w:ascii="Times New Roman" w:hAnsi="Times New Roman"/>
+          <w:b/>
+          <w:i w:val="0"/>
+          <w:color w:val="E8843C"/>
+          <w:sz w:val="22"/>
+        </w:rPr>
+        <w:t>Step 3 — Feature Engineering</w:t>
+      </w:r>
+      <w:r>
+        <w:br/>
+      </w:r>
+      <w:r>
+        <w:rPr>
+          <w:rFonts w:ascii="Times New Roman" w:hAnsi="Times New Roman"/>
+          <w:b w:val="0"/>
+          <w:i w:val="0"/>
+          <w:sz w:val="22"/>
+        </w:rPr>
+        <w:t>• Experience_Training_Ratio = Experience_Years / (Training_Hours + 1)</w:t>
+      </w:r>
+      <w:r>
+        <w:br/>
+      </w:r>
+      <w:r>
+        <w:rPr>
+          <w:rFonts w:ascii="Times New Roman" w:hAnsi="Times New Roman"/>
+          <w:b w:val="0"/>
+          <w:i w:val="0"/>
+          <w:sz w:val="22"/>
+        </w:rPr>
+        <w:t>• Efficiency_Score = Performance_Score / (Processing_Time_sec + 1)</w:t>
+      </w:r>
+      <w:r>
+        <w:br/>
+      </w:r>
+      <w:r>
+        <w:rPr>
+          <w:rFonts w:ascii="Times New Roman" w:hAnsi="Times New Roman"/>
+          <w:b w:val="0"/>
+          <w:i w:val="0"/>
+          <w:sz w:val="22"/>
+        </w:rPr>
+        <w:t>• Quality_Error_Interaction = Data_Quality_Score × (1 − Error_Rate)</w:t>
+      </w:r>
+      <w:r>
+        <w:br/>
+      </w:r>
+      <w:r>
+        <w:rPr>
+          <w:rFonts w:ascii="Times New Roman" w:hAnsi="Times New Roman"/>
+          <w:b w:val="0"/>
+          <w:i w:val="0"/>
+          <w:sz w:val="22"/>
+        </w:rPr>
+        <w:t>• Temporal Features: Month, Quarter, Day_of_Week, Year from Timestamp</w:t>
+      </w:r>
+      <w:r>
+        <w:br/>
+      </w:r>
+      <w:r>
+        <w:rPr>
+          <w:rFonts w:ascii="Times New Roman" w:hAnsi="Times New Roman"/>
+          <w:b w:val="0"/>
+          <w:i w:val="0"/>
+          <w:sz w:val="22"/>
+        </w:rPr>
+        <w:t>• Categorical Binning: Performance_Category (High/Medium/Low), Risk_Level (Critical/Moderate/Low)</w:t>
+      </w:r>
+      <w:r>
+        <w:br/>
+      </w:r>
+      <w:r>
+        <w:rPr>
+          <w:rFonts w:ascii="Times New Roman" w:hAnsi="Times New Roman"/>
+          <w:b w:val="0"/>
+          <w:i w:val="0"/>
+          <w:sz w:val="22"/>
+        </w:rPr>
+      </w:r>
+      <w:r>
+        <w:br/>
+      </w:r>
+      <w:r>
+        <w:rPr>
+          <w:rFonts w:ascii="Times New Roman" w:hAnsi="Times New Roman"/>
+          <w:b/>
+          <w:i w:val="0"/>
+          <w:color w:val="E8843C"/>
+          <w:sz w:val="22"/>
+        </w:rPr>
+        <w:t>Step 4 — Aggregations</w:t>
+      </w:r>
+      <w:r>
+        <w:br/>
+      </w:r>
+      <w:r>
+        <w:rPr>
+          <w:rFonts w:ascii="Times New Roman" w:hAnsi="Times New Roman"/>
+          <w:b w:val="0"/>
+          <w:i w:val="0"/>
+          <w:sz w:val="22"/>
+        </w:rPr>
+        <w:t>(a) Department-wise: Avg Decision Impact, Performance, Sales, Data Quality, Error Rate</w:t>
+      </w:r>
+      <w:r>
+        <w:br/>
+      </w:r>
+      <w:r>
+        <w:rPr>
+          <w:rFonts w:ascii="Times New Roman" w:hAnsi="Times New Roman"/>
+          <w:b w:val="0"/>
+          <w:i w:val="0"/>
+          <w:sz w:val="22"/>
+        </w:rPr>
+        <w:t>(b) Region-wise: Avg Customer Satisfaction, Attrition Risk, Decision Impact</w:t>
+      </w:r>
+      <w:r>
+        <w:br/>
+      </w:r>
+      <w:r>
+        <w:rPr>
+          <w:rFonts w:ascii="Times New Roman" w:hAnsi="Times New Roman"/>
+          <w:b w:val="0"/>
+          <w:i w:val="0"/>
+          <w:sz w:val="22"/>
+        </w:rPr>
+        <w:t>(c) Quarterly Trends: Avg Impact, Performance, Error Rate by Year-Quarter</w:t>
+      </w:r>
+      <w:r>
+        <w:br/>
+      </w:r>
+      <w:r>
+        <w:rPr>
+          <w:rFonts w:ascii="Times New Roman" w:hAnsi="Times New Roman"/>
+          <w:b w:val="0"/>
+          <w:i w:val="0"/>
+          <w:sz w:val="22"/>
+        </w:rPr>
+      </w:r>
+      <w:r>
+        <w:br/>
+      </w:r>
+      <w:r>
+        <w:rPr>
+          <w:rFonts w:ascii="Times New Roman" w:hAnsi="Times New Roman"/>
+          <w:b/>
+          <w:i w:val="0"/>
+          <w:color w:val="E8843C"/>
+          <w:sz w:val="22"/>
+        </w:rPr>
+        <w:t>Step 5 — Filtering &amp; Save</w:t>
+      </w:r>
+      <w:r>
+        <w:br/>
+      </w:r>
+      <w:r>
+        <w:rPr>
+          <w:rFonts w:ascii="Times New Roman" w:hAnsi="Times New Roman"/>
+          <w:b w:val="0"/>
+          <w:i w:val="0"/>
+          <w:sz w:val="22"/>
+        </w:rPr>
+        <w:t>High error rate cases (&gt;0.3) and high attrition risk employees (≥0.7) isolated for analysis. Processed data saved to Parquet, partitioned by Department.</w:t>
+      </w:r>
+      <w:r>
+        <w:br/>
+      </w:r>
+      <w:r>
+        <w:rPr>
+          <w:rFonts w:ascii="Times New Roman" w:hAnsi="Times New Roman"/>
+          <w:b w:val="0"/>
+          <w:i w:val="0"/>
+          <w:sz w:val="22"/>
+        </w:rPr>
+      </w:r>
+      <w:r>
+        <w:br/>
+      </w:r>
+      <w:r>
+        <w:rPr>
+          <w:rFonts w:ascii="Times New Roman" w:hAnsi="Times New Roman"/>
+          <w:b/>
+          <w:i w:val="0"/>
+          <w:sz w:val="22"/>
+        </w:rPr>
+        <w:t>Output: 123,832 rows × 24 columns (9 engineered features). Parquet, partitioned by Department.</w:t>
+      </w:r>
+      <w:r>
+        <w:br/>
+      </w:r>
+      <w:r>
+        <w:rPr>
+          <w:rFonts w:ascii="Times New Roman" w:hAnsi="Times New Roman"/>
+          <w:b w:val="0"/>
+          <w:i w:val="0"/>
+          <w:sz w:val="22"/>
+        </w:rPr>
+      </w:r>
+      <w:r>
+        <w:br/>
+      </w:r>
+      <w:r>
+        <w:rPr>
+          <w:rFonts w:ascii="Times New Roman" w:hAnsi="Times New Roman"/>
+          <w:b w:val="0"/>
+          <w:i/>
+          <w:color w:val="7F8C8D"/>
+          <w:sz w:val="20"/>
+        </w:rPr>
+        <w:t>[Correlation Heatmap inserted below]</w:t>
+      </w:r>
+    </w:p>
+    <w:p>
+      <w:pPr>
+        <w:jc w:val="center"/>
+      </w:pPr>
+      <w:r>
+        <w:drawing>
+          <wp:inline xmlns:a="http://schemas.openxmlformats.org/drawingml/2006/main" xmlns:pic="http://schemas.openxmlformats.org/drawingml/2006/picture">
+            <wp:extent cx="4754880" cy="4251320"/>
+            <wp:docPr id="1" name="Picture 1"/>
+            <wp:cNvGraphicFramePr>
+              <a:graphicFrameLocks noChangeAspect="1"/>
+            </wp:cNvGraphicFramePr>
+            <a:graphic>
+              <a:graphicData uri="http://schemas.openxmlformats.org/drawingml/2006/picture">
+                <pic:pic>
+                  <pic:nvPicPr>
+                    <pic:cNvPr id="0" name="01_correlation_heatmap.png"/>
+                    <pic:cNvPicPr/>
+                  </pic:nvPicPr>
+                  <pic:blipFill>
+                    <a:blip r:embed="rId10"/>
+                    <a:stretch>
+                      <a:fillRect/>
+                    </a:stretch>
+                  </pic:blipFill>
+                  <pic:spPr>
+                    <a:xfrm>
+                      <a:off x="0" y="0"/>
+                      <a:ext cx="4754880" cy="4251320"/>
+                    </a:xfrm>
+                    <a:prstGeom prst="rect"/>
+                  </pic:spPr>
+                </pic:pic>
+              </a:graphicData>
+            </a:graphic>
+          </wp:inline>
+        </w:drawing>
+      </w:r>
+    </w:p>
+    <w:p>
+      <w:pPr>
+        <w:spacing w:line="360" w:lineRule="auto" w:after="120"/>
+        <w:jc w:val="center"/>
+      </w:pPr>
+      <w:r>
+        <w:rPr>
+          <w:rFonts w:ascii="Times New Roman" w:hAnsi="Times New Roman"/>
+          <w:b/>
+          <w:i w:val="0"/>
+          <w:color w:val="2C3E50"/>
+          <w:sz w:val="24"/>
+        </w:rPr>
+        <w:t>Tool Selection: Streamlit</w:t>
+      </w:r>
+      <w:r>
+        <w:br/>
+      </w:r>
+      <w:r>
+        <w:rPr>
+          <w:rFonts w:ascii="Times New Roman" w:hAnsi="Times New Roman"/>
+          <w:b w:val="0"/>
+          <w:i w:val="0"/>
+          <w:sz w:val="22"/>
+        </w:rPr>
+        <w:t>Streamlit was chosen over Power BI and Tableau for: (1) native Python integration, (2) zero licensing cost, (3) interactive widgets for dynamic exploration, (4) trivial deployment via Streamlit Cloud.</w:t>
+      </w:r>
+      <w:r>
+        <w:br/>
+      </w:r>
+      <w:r>
+        <w:rPr>
+          <w:rFonts w:ascii="Times New Roman" w:hAnsi="Times New Roman"/>
+          <w:b w:val="0"/>
+          <w:i w:val="0"/>
+          <w:sz w:val="22"/>
+        </w:rPr>
+      </w:r>
+      <w:r>
+        <w:br/>
+      </w:r>
+      <w:r>
+        <w:rPr>
+          <w:rFonts w:ascii="Times New Roman" w:hAnsi="Times New Roman"/>
+          <w:b/>
+          <w:i w:val="0"/>
+          <w:color w:val="2C3E50"/>
+          <w:sz w:val="24"/>
+        </w:rPr>
+        <w:t>Dashboard Components:</w:t>
+      </w:r>
+      <w:r>
+        <w:br/>
+      </w:r>
+      <w:r>
+        <w:rPr>
+          <w:rFonts w:ascii="Times New Roman" w:hAnsi="Times New Roman"/>
+          <w:b w:val="0"/>
+          <w:i w:val="0"/>
+          <w:sz w:val="22"/>
+        </w:rPr>
+      </w:r>
+      <w:r>
+        <w:br/>
+      </w:r>
+      <w:r>
+        <w:rPr>
+          <w:rFonts w:ascii="Times New Roman" w:hAnsi="Times New Roman"/>
+          <w:b/>
+          <w:i w:val="0"/>
+          <w:sz w:val="22"/>
+        </w:rPr>
+        <w:t>1. KPI Metric Cards</w:t>
+      </w:r>
+      <w:r>
+        <w:br/>
+      </w:r>
+      <w:r>
+        <w:rPr>
+          <w:rFonts w:ascii="Times New Roman" w:hAnsi="Times New Roman"/>
+          <w:b w:val="0"/>
+          <w:i w:val="0"/>
+          <w:sz w:val="22"/>
+        </w:rPr>
+        <w:t>Four cards: Avg Decision Impact, Avg Performance, Avg Data Quality, Avg Error Rate (inverse delta). Provide at-a-glance organizational health summary.</w:t>
+      </w:r>
+      <w:r>
+        <w:br/>
+      </w:r>
+      <w:r>
+        <w:rPr>
+          <w:rFonts w:ascii="Times New Roman" w:hAnsi="Times New Roman"/>
+          <w:b w:val="0"/>
+          <w:i w:val="0"/>
+          <w:sz w:val="22"/>
+        </w:rPr>
+      </w:r>
+      <w:r>
+        <w:br/>
+      </w:r>
+      <w:r>
+        <w:rPr>
+          <w:rFonts w:ascii="Times New Roman" w:hAnsi="Times New Roman"/>
+          <w:b/>
+          <w:i w:val="0"/>
+          <w:sz w:val="22"/>
+        </w:rPr>
+        <w:t>2. Monthly Decision Impact Trend</w:t>
+      </w:r>
+      <w:r>
+        <w:br/>
+      </w:r>
+      <w:r>
+        <w:rPr>
+          <w:rFonts w:ascii="Times New Roman" w:hAnsi="Times New Roman"/>
+          <w:b w:val="0"/>
+          <w:i w:val="0"/>
+          <w:sz w:val="22"/>
+        </w:rPr>
+        <w:t>Dual-axis time-series: monthly Decision Impact (primary) vs Error Rate (secondary). Reveals temporal patterns and the inverse error-impact relationship.</w:t>
+      </w:r>
+      <w:r>
+        <w:br/>
+      </w:r>
+      <w:r>
+        <w:rPr>
+          <w:rFonts w:ascii="Times New Roman" w:hAnsi="Times New Roman"/>
+          <w:b w:val="0"/>
+          <w:i w:val="0"/>
+          <w:sz w:val="22"/>
+        </w:rPr>
+      </w:r>
+      <w:r>
+        <w:br/>
+      </w:r>
+      <w:r>
+        <w:rPr>
+          <w:rFonts w:ascii="Times New Roman" w:hAnsi="Times New Roman"/>
+          <w:b/>
+          <w:i w:val="0"/>
+          <w:sz w:val="22"/>
+        </w:rPr>
+        <w:t>3. Department-wise Decision Impact</w:t>
+      </w:r>
+      <w:r>
+        <w:br/>
+      </w:r>
+      <w:r>
+        <w:rPr>
+          <w:rFonts w:ascii="Times New Roman" w:hAnsi="Times New Roman"/>
+          <w:b w:val="0"/>
+          <w:i w:val="0"/>
+          <w:sz w:val="22"/>
+        </w:rPr>
+        <w:t>Horizontal bar chart ranking departments by avg Decision Impact Score. Immediately identifies top performers and departments needing intervention.</w:t>
+      </w:r>
+      <w:r>
+        <w:br/>
+      </w:r>
+      <w:r>
+        <w:rPr>
+          <w:rFonts w:ascii="Times New Roman" w:hAnsi="Times New Roman"/>
+          <w:b w:val="0"/>
+          <w:i w:val="0"/>
+          <w:sz w:val="22"/>
+        </w:rPr>
+      </w:r>
+      <w:r>
+        <w:br/>
+      </w:r>
+      <w:r>
+        <w:rPr>
+          <w:rFonts w:ascii="Times New Roman" w:hAnsi="Times New Roman"/>
+          <w:b w:val="0"/>
+          <w:i/>
+          <w:color w:val="7F8C8D"/>
+          <w:sz w:val="20"/>
+        </w:rPr>
+        <w:t>[Department Impact Chart and Monthly Trend inserted below]</w:t>
+      </w:r>
+    </w:p>
+    <w:p>
+      <w:pPr>
+        <w:spacing w:line="360" w:lineRule="auto"/>
+      </w:pPr>
+      <w:r>
+        <w:rPr>
+          <w:rFonts w:ascii="Times New Roman" w:hAnsi="Times New Roman"/>
+          <w:b/>
+          <w:sz w:val="22"/>
+        </w:rPr>
+        <w:br/>
+        <w:t>4. Data Quality vs Decision Impact (Scatter Plot)</w:t>
+        <w:br/>
+      </w:r>
+      <w:r>
+        <w:rPr>
+          <w:rFonts w:ascii="Times New Roman" w:hAnsi="Times New Roman"/>
+          <w:b w:val="0"/>
+          <w:sz w:val="22"/>
+        </w:rPr>
+        <w:t>Strong positive correlation (r = 0.736) between Data Quality and Decision Impact. Points color-coded by department with regression trendlines.</w:t>
+        <w:br/>
+      </w:r>
+      <w:r>
+        <w:rPr>
+          <w:rFonts w:ascii="Times New Roman" w:hAnsi="Times New Roman"/>
+          <w:b/>
+          <w:sz w:val="22"/>
+        </w:rPr>
+        <w:br/>
+        <w:t>5. Decision Type Distribution (Donut Chart)</w:t>
+        <w:br/>
+      </w:r>
+      <w:r>
+        <w:rPr>
+          <w:rFonts w:ascii="Times New Roman" w:hAnsi="Times New Roman"/>
+          <w:b w:val="0"/>
+          <w:sz w:val="22"/>
+        </w:rPr>
+        <w:t>Proportional distribution of Strategic, Operational, Tactical, and Analytical decisions.</w:t>
+        <w:br/>
+      </w:r>
+      <w:r>
+        <w:rPr>
+          <w:rFonts w:ascii="Times New Roman" w:hAnsi="Times New Roman"/>
+          <w:b/>
+          <w:sz w:val="22"/>
+        </w:rPr>
+        <w:br/>
+        <w:t>6. Error Rate Distribution (Box Plot)</w:t>
+        <w:br/>
+      </w:r>
+      <w:r>
+        <w:rPr>
+          <w:rFonts w:ascii="Times New Roman" w:hAnsi="Times New Roman"/>
+          <w:b w:val="0"/>
+          <w:sz w:val="22"/>
+        </w:rPr>
+        <w:t>Box plots per department with red threshold line at 0.3. Identifies departments with systemic accuracy problems.</w:t>
+        <w:br/>
+      </w:r>
+    </w:p>
+    <w:p>
+      <w:pPr>
+        <w:spacing w:line="360" w:lineRule="auto" w:after="120"/>
+        <w:jc w:val="center"/>
+      </w:pPr>
+      <w:r>
+        <w:rPr>
+          <w:rFonts w:ascii="Times New Roman" w:hAnsi="Times New Roman"/>
+          <w:b/>
+          <w:i w:val="0"/>
+          <w:color w:val="2C3E50"/>
+          <w:sz w:val="24"/>
+        </w:rPr>
+        <w:t>Real-World Use Cases</w:t>
+      </w:r>
+      <w:r>
+        <w:br/>
+      </w:r>
+      <w:r>
+        <w:rPr>
+          <w:rFonts w:ascii="Times New Roman" w:hAnsi="Times New Roman"/>
+          <w:b w:val="0"/>
+          <w:i w:val="0"/>
+          <w:sz w:val="22"/>
+        </w:rPr>
+      </w:r>
+      <w:r>
+        <w:br/>
+      </w:r>
+      <w:r>
+        <w:rPr>
+          <w:rFonts w:ascii="Times New Roman" w:hAnsi="Times New Roman"/>
+          <w:b/>
+          <w:i w:val="0"/>
+          <w:sz w:val="22"/>
+        </w:rPr>
+        <w:t>1. Management Consulting:</w:t>
+      </w:r>
+      <w:r>
+        <w:br/>
+      </w:r>
+      <w:r>
+        <w:rPr>
+          <w:rFonts w:ascii="Times New Roman" w:hAnsi="Times New Roman"/>
+          <w:b w:val="0"/>
+          <w:i w:val="0"/>
+          <w:sz w:val="22"/>
+        </w:rPr>
+        <w:t>Deploy to analyze client operational data, identify decision quality bottlenecks, and prescribe targeted interventions (training programs, data quality audits). Modular architecture enables rapid customization.</w:t>
+      </w:r>
+      <w:r>
+        <w:br/>
+      </w:r>
+      <w:r>
+        <w:rPr>
+          <w:rFonts w:ascii="Times New Roman" w:hAnsi="Times New Roman"/>
+          <w:b w:val="0"/>
+          <w:i w:val="0"/>
+          <w:sz w:val="22"/>
+        </w:rPr>
+      </w:r>
+      <w:r>
+        <w:br/>
+      </w:r>
+      <w:r>
+        <w:rPr>
+          <w:rFonts w:ascii="Times New Roman" w:hAnsi="Times New Roman"/>
+          <w:b/>
+          <w:i w:val="0"/>
+          <w:sz w:val="22"/>
+        </w:rPr>
+        <w:t>2. Healthcare Administration:</w:t>
+      </w:r>
+      <w:r>
+        <w:br/>
+      </w:r>
+      <w:r>
+        <w:rPr>
+          <w:rFonts w:ascii="Times New Roman" w:hAnsi="Times New Roman"/>
+          <w:b w:val="0"/>
+          <w:i w:val="0"/>
+          <w:sz w:val="22"/>
+        </w:rPr>
+        <w:t>Analyze clinical decision effectiveness, identify high-error departments (patient safety impact), monitor training compliance. Attrition model applicable to nursing staff retention.</w:t>
+      </w:r>
+      <w:r>
+        <w:br/>
+      </w:r>
+      <w:r>
+        <w:rPr>
+          <w:rFonts w:ascii="Times New Roman" w:hAnsi="Times New Roman"/>
+          <w:b w:val="0"/>
+          <w:i w:val="0"/>
+          <w:sz w:val="22"/>
+        </w:rPr>
+      </w:r>
+      <w:r>
+        <w:br/>
+      </w:r>
+      <w:r>
+        <w:rPr>
+          <w:rFonts w:ascii="Times New Roman" w:hAnsi="Times New Roman"/>
+          <w:b/>
+          <w:i w:val="0"/>
+          <w:sz w:val="22"/>
+        </w:rPr>
+        <w:t>3. Retail &amp; E-Commerce:</w:t>
+      </w:r>
+      <w:r>
+        <w:br/>
+      </w:r>
+      <w:r>
+        <w:rPr>
+          <w:rFonts w:ascii="Times New Roman" w:hAnsi="Times New Roman"/>
+          <w:b w:val="0"/>
+          <w:i w:val="0"/>
+          <w:sz w:val="22"/>
+        </w:rPr>
+        <w:t>Process POS data, customer feedback, and inventory metrics to surface which regions and categories achieve highest decision impact, enabling resource reallocation.</w:t>
+      </w:r>
+      <w:r>
+        <w:br/>
+      </w:r>
+      <w:r>
+        <w:rPr>
+          <w:rFonts w:ascii="Times New Roman" w:hAnsi="Times New Roman"/>
+          <w:b w:val="0"/>
+          <w:i w:val="0"/>
+          <w:sz w:val="22"/>
+        </w:rPr>
+      </w:r>
+      <w:r>
+        <w:br/>
+      </w:r>
+      <w:r>
+        <w:rPr>
+          <w:rFonts w:ascii="Times New Roman" w:hAnsi="Times New Roman"/>
+          <w:b/>
+          <w:i w:val="0"/>
+          <w:sz w:val="22"/>
+        </w:rPr>
+        <w:t>4. Financial Services:</w:t>
+      </w:r>
+      <w:r>
+        <w:br/>
+      </w:r>
+      <w:r>
+        <w:rPr>
+          <w:rFonts w:ascii="Times New Roman" w:hAnsi="Times New Roman"/>
+          <w:b w:val="0"/>
+          <w:i w:val="0"/>
+          <w:sz w:val="22"/>
+        </w:rPr>
+        <w:t>Quality-gate credit scoring and fraud detection decisions. Error rate analysis supports regulatory compliance and risk management.</w:t>
+      </w:r>
+      <w:r>
+        <w:br/>
+      </w:r>
+      <w:r>
+        <w:rPr>
+          <w:rFonts w:ascii="Times New Roman" w:hAnsi="Times New Roman"/>
+          <w:b w:val="0"/>
+          <w:i w:val="0"/>
+          <w:sz w:val="22"/>
+        </w:rPr>
+      </w:r>
+      <w:r>
+        <w:br/>
+      </w:r>
+      <w:r>
+        <w:rPr>
+          <w:rFonts w:ascii="Times New Roman" w:hAnsi="Times New Roman"/>
+          <w:b w:val="0"/>
+          <w:i/>
+          <w:color w:val="7F8C8D"/>
+          <w:sz w:val="20"/>
+        </w:rPr>
+        <w:t>[Training vs Performance Analysis inserted below]</w:t>
+      </w:r>
+    </w:p>
+    <w:p>
+      <w:pPr>
+        <w:spacing w:line="360" w:lineRule="auto"/>
+      </w:pPr>
+      <w:r>
+        <w:rPr>
+          <w:rFonts w:ascii="Times New Roman" w:hAnsi="Times New Roman"/>
+          <w:b/>
+          <w:sz w:val="24"/>
+        </w:rPr>
+        <w:br/>
+        <w:t>Scalability &amp; Future Enhancements</w:t>
+        <w:br/>
+        <w:br/>
+      </w:r>
+      <w:r>
+        <w:rPr>
+          <w:rFonts w:ascii="Times New Roman" w:hAnsi="Times New Roman"/>
+          <w:b/>
+          <w:sz w:val="22"/>
+        </w:rPr>
+        <w:t xml:space="preserve">Horizontal Scaling: </w:t>
+      </w:r>
+      <w:r>
+        <w:rPr>
+          <w:rFonts w:ascii="Times New Roman" w:hAnsi="Times New Roman"/>
+          <w:b w:val="0"/>
+          <w:sz w:val="22"/>
+        </w:rPr>
+        <w:t>GCP Dataproc clusters with 10–100 worker nodes for petabyte-scale data.</w:t>
+        <w:br/>
+      </w:r>
+      <w:r>
+        <w:rPr>
+          <w:rFonts w:ascii="Times New Roman" w:hAnsi="Times New Roman"/>
+          <w:b/>
+          <w:sz w:val="22"/>
+        </w:rPr>
+        <w:t xml:space="preserve">Partition Strategy: </w:t>
+      </w:r>
+      <w:r>
+        <w:rPr>
+          <w:rFonts w:ascii="Times New Roman" w:hAnsi="Times New Roman"/>
+          <w:b w:val="0"/>
+          <w:sz w:val="22"/>
+        </w:rPr>
+        <w:t>Composite partitioning (Dept + Region + Year) for finer-grained pruning.</w:t>
+        <w:br/>
+      </w:r>
+      <w:r>
+        <w:rPr>
+          <w:rFonts w:ascii="Times New Roman" w:hAnsi="Times New Roman"/>
+          <w:b/>
+          <w:sz w:val="22"/>
+        </w:rPr>
+        <w:t xml:space="preserve">Storage Optimization: </w:t>
+      </w:r>
+      <w:r>
+        <w:rPr>
+          <w:rFonts w:ascii="Times New Roman" w:hAnsi="Times New Roman"/>
+          <w:b w:val="0"/>
+          <w:sz w:val="22"/>
+        </w:rPr>
+        <w:t>Parquet + Snappy compression (60–80% reduction). Delta Lake for ACID transactions.</w:t>
+        <w:br/>
+      </w:r>
+      <w:r>
+        <w:rPr>
+          <w:rFonts w:ascii="Times New Roman" w:hAnsi="Times New Roman"/>
+          <w:b/>
+          <w:sz w:val="22"/>
+        </w:rPr>
+        <w:t xml:space="preserve">Caching: </w:t>
+      </w:r>
+      <w:r>
+        <w:rPr>
+          <w:rFonts w:ascii="Times New Roman" w:hAnsi="Times New Roman"/>
+          <w:b w:val="0"/>
+          <w:sz w:val="22"/>
+        </w:rPr>
+        <w:t>df.cache() and Adaptive Query Execution (AQE) for runtime optimization.</w:t>
+        <w:br/>
+        <w:br/>
+      </w:r>
+      <w:r>
+        <w:rPr>
+          <w:rFonts w:ascii="Times New Roman" w:hAnsi="Times New Roman"/>
+          <w:b/>
+          <w:sz w:val="22"/>
+        </w:rPr>
+        <w:t xml:space="preserve">Future: </w:t>
+      </w:r>
+      <w:r>
+        <w:rPr>
+          <w:rFonts w:ascii="Times New Roman" w:hAnsi="Times New Roman"/>
+          <w:b w:val="0"/>
+          <w:sz w:val="22"/>
+        </w:rPr>
+        <w:t>(1) Real-time processing via Spark Structured Streaming, (2) ML models (Random Forest, XGBoost) to predict Decision Impact, (3) Automated PagerDuty/Slack alerts for threshold breaches, (4) Data lineage via Apache Atlas or GCP Data Catalog.</w:t>
+        <w:br/>
+      </w:r>
+    </w:p>
+    <w:p>
+      <w:pPr>
+        <w:spacing w:line="360" w:lineRule="auto" w:after="120"/>
+        <w:jc w:val="center"/>
+      </w:pPr>
+      <w:r>
+        <w:rPr>
+          <w:rFonts w:ascii="Times New Roman" w:hAnsi="Times New Roman"/>
+          <w:b w:val="0"/>
+          <w:i w:val="0"/>
+          <w:sz w:val="22"/>
+        </w:rPr>
+        <w:t>The analysis enables five concrete, data-backed business decisions:</w:t>
+      </w:r>
+      <w:r>
+        <w:br/>
+      </w:r>
+      <w:r>
+        <w:rPr>
+          <w:rFonts w:ascii="Times New Roman" w:hAnsi="Times New Roman"/>
+          <w:b w:val="0"/>
+          <w:i w:val="0"/>
+          <w:sz w:val="22"/>
+        </w:rPr>
+      </w:r>
+      <w:r>
+        <w:br/>
+      </w:r>
+      <w:r>
+        <w:rPr>
+          <w:rFonts w:ascii="Times New Roman" w:hAnsi="Times New Roman"/>
+          <w:b/>
+          <w:i w:val="0"/>
+          <w:color w:val="27AE60"/>
+          <w:sz w:val="22"/>
+        </w:rPr>
+        <w:t>Decision 1 — Training Budget Allocation</w:t>
+      </w:r>
+      <w:r>
+        <w:br/>
+      </w:r>
+      <w:r>
+        <w:rPr>
+          <w:rFonts w:ascii="Times New Roman" w:hAnsi="Times New Roman"/>
+          <w:b w:val="0"/>
+          <w:i w:val="0"/>
+          <w:sz w:val="22"/>
+        </w:rPr>
+        <w:t>Employees with &gt;40 training hours achieve 27% higher performance (4.76 vs 3.76). Recommendation: Increase training budget by 20% for departments below 40-hour threshold (HR, Finance, Operations). Expected: 15–20% improvement in decision quality within 6 months.</w:t>
+      </w:r>
+      <w:r>
+        <w:br/>
+      </w:r>
+      <w:r>
+        <w:rPr>
+          <w:rFonts w:ascii="Times New Roman" w:hAnsi="Times New Roman"/>
+          <w:b w:val="0"/>
+          <w:i w:val="0"/>
+          <w:sz w:val="22"/>
+        </w:rPr>
+      </w:r>
+      <w:r>
+        <w:br/>
+      </w:r>
+      <w:r>
+        <w:rPr>
+          <w:rFonts w:ascii="Times New Roman" w:hAnsi="Times New Roman"/>
+          <w:b/>
+          <w:i w:val="0"/>
+          <w:color w:val="27AE60"/>
+          <w:sz w:val="22"/>
+        </w:rPr>
+        <w:t>Decision 2 — Data Quality Monitoring</w:t>
+      </w:r>
+      <w:r>
+        <w:br/>
+      </w:r>
+      <w:r>
+        <w:rPr>
+          <w:rFonts w:ascii="Times New Roman" w:hAnsi="Times New Roman"/>
+          <w:b w:val="0"/>
+          <w:i w:val="0"/>
+          <w:sz w:val="22"/>
+        </w:rPr>
+        <w:t>Data Quality is the strongest predictor of Decision Impact (r = 0.736). Recommendation: Implement three-tier monitoring: Green (≥75), Yellow (60–74), Red (&lt;60). Red-flagged records routed to manual review. Expected: 30% reduction in low-quality decisions.</w:t>
+      </w:r>
+      <w:r>
+        <w:br/>
+      </w:r>
+      <w:r>
+        <w:rPr>
+          <w:rFonts w:ascii="Times New Roman" w:hAnsi="Times New Roman"/>
+          <w:b w:val="0"/>
+          <w:i w:val="0"/>
+          <w:sz w:val="22"/>
+        </w:rPr>
+      </w:r>
+      <w:r>
+        <w:br/>
+      </w:r>
+      <w:r>
+        <w:rPr>
+          <w:rFonts w:ascii="Times New Roman" w:hAnsi="Times New Roman"/>
+          <w:b/>
+          <w:i w:val="0"/>
+          <w:color w:val="27AE60"/>
+          <w:sz w:val="22"/>
+        </w:rPr>
+        <w:t>Decision 3 — Error Rate Quality Gates</w:t>
+      </w:r>
+      <w:r>
+        <w:br/>
+      </w:r>
+      <w:r>
+        <w:rPr>
+          <w:rFonts w:ascii="Times New Roman" w:hAnsi="Times New Roman"/>
+          <w:b w:val="0"/>
+          <w:i w:val="0"/>
+          <w:sz w:val="22"/>
+        </w:rPr>
+        <w:t>Error rates above 15% cause 43% decline in Decision Impact. Recommendation: Hard quality gate at 15%—pipelines exceeding this are auto-paused and reviewed. Expected: Elimination of lowest-quality 20% of decisions.</w:t>
+      </w:r>
+      <w:r>
+        <w:br/>
+      </w:r>
+      <w:r>
+        <w:rPr>
+          <w:rFonts w:ascii="Times New Roman" w:hAnsi="Times New Roman"/>
+          <w:b w:val="0"/>
+          <w:i w:val="0"/>
+          <w:sz w:val="22"/>
+        </w:rPr>
+      </w:r>
+      <w:r>
+        <w:br/>
+      </w:r>
+      <w:r>
+        <w:rPr>
+          <w:rFonts w:ascii="Times New Roman" w:hAnsi="Times New Roman"/>
+          <w:b/>
+          <w:i w:val="0"/>
+          <w:color w:val="27AE60"/>
+          <w:sz w:val="22"/>
+        </w:rPr>
+        <w:t>Decision 4 — Attrition Risk Mitigation</w:t>
+      </w:r>
+      <w:r>
+        <w:br/>
+      </w:r>
+      <w:r>
+        <w:rPr>
+          <w:rFonts w:ascii="Times New Roman" w:hAnsi="Times New Roman"/>
+          <w:b w:val="0"/>
+          <w:i w:val="0"/>
+          <w:sz w:val="22"/>
+        </w:rPr>
+        <w:t>Attrition Risk and Satisfaction correlation (r = -0.875) creates a feedback loop. Recommendation: Monthly satisfaction surveys for High-Risk employees (≥0.7), targeted retention interventions. Expected: 25% reduction in attrition-related satisfaction decline.</w:t>
+      </w:r>
+      <w:r>
+        <w:br/>
+      </w:r>
+      <w:r>
+        <w:rPr>
+          <w:rFonts w:ascii="Times New Roman" w:hAnsi="Times New Roman"/>
+          <w:b w:val="0"/>
+          <w:i w:val="0"/>
+          <w:sz w:val="22"/>
+        </w:rPr>
+      </w:r>
+      <w:r>
+        <w:br/>
+      </w:r>
+      <w:r>
+        <w:rPr>
+          <w:rFonts w:ascii="Times New Roman" w:hAnsi="Times New Roman"/>
+          <w:b/>
+          <w:i w:val="0"/>
+          <w:color w:val="27AE60"/>
+          <w:sz w:val="22"/>
+        </w:rPr>
+        <w:t>Decision 5 — Regional Resource Reallocation</w:t>
+      </w:r>
+      <w:r>
+        <w:br/>
+      </w:r>
+      <w:r>
+        <w:rPr>
+          <w:rFonts w:ascii="Times New Roman" w:hAnsi="Times New Roman"/>
+          <w:b w:val="0"/>
+          <w:i w:val="0"/>
+          <w:sz w:val="22"/>
+        </w:rPr>
+        <w:t>Regional performance disparities detected. Recommendation: Reallocate resources from over-performing to under-performing regions, standardize best practices. Expected: Regional convergence within 10% of organizational mean.</w:t>
+      </w:r>
+      <w:r>
+        <w:br/>
+      </w:r>
+      <w:r>
+        <w:rPr>
+          <w:rFonts w:ascii="Times New Roman" w:hAnsi="Times New Roman"/>
+          <w:b w:val="0"/>
+          <w:i w:val="0"/>
+          <w:sz w:val="22"/>
+        </w:rPr>
+      </w:r>
+      <w:r>
+        <w:br/>
+      </w:r>
+      <w:r>
+        <w:rPr>
+          <w:rFonts w:ascii="Times New Roman" w:hAnsi="Times New Roman"/>
+          <w:b w:val="0"/>
+          <w:i/>
+          <w:color w:val="7F8C8D"/>
+          <w:sz w:val="20"/>
+        </w:rPr>
+        <w:t>[Error Rate Analysis inserted below]</w:t>
+      </w:r>
+    </w:p>
+    <w:p>
+      <w:pPr>
+        <w:spacing w:line="360" w:lineRule="auto"/>
+      </w:pPr>
+      <w:r>
+        <w:rPr>
+          <w:rFonts w:ascii="Times New Roman" w:hAnsi="Times New Roman"/>
+          <w:b/>
+          <w:sz w:val="22"/>
+        </w:rPr>
+        <w:br/>
+        <w:t xml:space="preserve">Business Impact Summary: </w:t>
       </w:r>
       <w:r>
         <w:rPr>
           <w:rFonts w:ascii="Times New Roman" w:hAnsi="Times New Roman"/>
           <w:sz w:val="22"/>
         </w:rPr>
-        <w:br/>
-      </w:r>
+        <w:t>Collectively, these five decisions are projected to improve the average Decision Impact Score by 18–25% over 12 months, translating to a 9–12% increase in operational efficiency.</w:t>
+      </w:r>
+    </w:p>
+    <w:p>
+      <w:pPr>
+        <w:spacing w:line="360" w:lineRule="auto" w:after="120"/>
+        <w:jc w:val="center"/>
+      </w:pPr>
       <w:r>
         <w:rPr>
           <w:rFonts w:ascii="Times New Roman" w:hAnsi="Times New Roman"/>
+          <w:b w:val="0"/>
+          <w:i w:val="0"/>
           <w:sz w:val="22"/>
         </w:rPr>
+        <w:t>This project successfully designed, implemented, and demonstrated a complete big data pipeline for data-driven decision making.</w:t>
+      </w:r>
+      <w:r>
         <w:br/>
-        <w:t>Architecture Diagram:</w:t>
       </w:r>
       <w:r>
         <w:rPr>
           <w:rFonts w:ascii="Times New Roman" w:hAnsi="Times New Roman"/>
+          <w:b w:val="0"/>
+          <w:i w:val="0"/>
           <w:sz w:val="22"/>
         </w:rPr>
+      </w:r>
+      <w:r>
         <w:br/>
       </w:r>
       <w:r>
         <w:rPr>
           <w:rFonts w:ascii="Times New Roman" w:hAnsi="Times New Roman"/>
+          <w:b/>
+          <w:i w:val="0"/>
           <w:sz w:val="22"/>
         </w:rPr>
-        <w:br/>
-        <w:t>┌─────────────────────────────────────────────────────────────────────┐</w:t>
+        <w:t xml:space="preserve">Problem: </w:t>
       </w:r>
       <w:r>
         <w:rPr>
           <w:rFonts w:ascii="Times New Roman" w:hAnsi="Times New Roman"/>
+          <w:b w:val="0"/>
+          <w:i w:val="0"/>
           <w:sz w:val="22"/>
         </w:rPr>
+        <w:t>Organizations generate vast operational data but struggle to convert it into high-quality decisions due to data quality issues, fragmented pipelines, and lack of actionable insights.</w:t>
+      </w:r>
+      <w:r>
         <w:br/>
-        <w:t>│                    SYSTEM ARCHITECTURE                              │</w:t>
       </w:r>
       <w:r>
         <w:rPr>
           <w:rFonts w:ascii="Times New Roman" w:hAnsi="Times New Roman"/>
+          <w:b w:val="0"/>
+          <w:i w:val="0"/>
           <w:sz w:val="22"/>
         </w:rPr>
+      </w:r>
+      <w:r>
         <w:br/>
-        <w:t>├─────────────────────────────────────────────────────────────────────┤</w:t>
       </w:r>
       <w:r>
         <w:rPr>
           <w:rFonts w:ascii="Times New Roman" w:hAnsi="Times New Roman"/>
+          <w:b/>
+          <w:i w:val="0"/>
           <w:sz w:val="22"/>
         </w:rPr>
-        <w:br/>
-        <w:t>│                                                                     │</w:t>
+        <w:t xml:space="preserve">Approach: </w:t>
       </w:r>
       <w:r>
         <w:rPr>
           <w:rFonts w:ascii="Times New Roman" w:hAnsi="Times New Roman"/>
+          <w:b w:val="0"/>
+          <w:i w:val="0"/>
           <w:sz w:val="22"/>
         </w:rPr>
+        <w:t>A five-stage pipeline was built: (1) 123,847-record dataset with realistic characteristics, (2) PySpark for cleaning, feature engineering, and aggregations, (3) Parquet storage partitioned by Department, (4) Streamlit dashboard with interactive exploration, (5) Six quantified insights and five actionable decisions.</w:t>
+      </w:r>
+      <w:r>
         <w:br/>
-        <w:t>│  [Data Sources]                                                     │</w:t>
       </w:r>
       <w:r>
         <w:rPr>
           <w:rFonts w:ascii="Times New Roman" w:hAnsi="Times New Roman"/>
+          <w:b w:val="0"/>
+          <w:i w:val="0"/>
           <w:sz w:val="22"/>
         </w:rPr>
+      </w:r>
+      <w:r>
         <w:br/>
-        <w:t>│    ├── CSV Files (ERP Exports)                                     │</w:t>
       </w:r>
       <w:r>
         <w:rPr>
           <w:rFonts w:ascii="Times New Roman" w:hAnsi="Times New Roman"/>
+          <w:b/>
+          <w:i w:val="0"/>
+          <w:color w:val="2C3E50"/>
+          <w:sz w:val="24"/>
+        </w:rPr>
+        <w:t>Key Results:</w:t>
+      </w:r>
+      <w:r>
+        <w:br/>
+      </w:r>
+      <w:r>
+        <w:rPr>
+          <w:rFonts w:ascii="Times New Roman" w:hAnsi="Times New Roman"/>
+          <w:b w:val="0"/>
+          <w:i w:val="0"/>
           <w:sz w:val="22"/>
         </w:rPr>
+        <w:t>• Data Quality Score: strongest predictor of Decision Impact (r = 0.736)</w:t>
+      </w:r>
+      <w:r>
         <w:br/>
-        <w:t>│    ├── Databases (PostgreSQL, MySQL)                                │</w:t>
       </w:r>
       <w:r>
         <w:rPr>
           <w:rFonts w:ascii="Times New Roman" w:hAnsi="Times New Roman"/>
+          <w:b w:val="0"/>
+          <w:i w:val="0"/>
           <w:sz w:val="22"/>
         </w:rPr>
+        <w:t>• Training &gt;40 hrs/year: 27% higher performance (clear ROI)</w:t>
+      </w:r>
+      <w:r>
         <w:br/>
-        <w:t>│    └── APIs (CRM, HRMS)                                            │</w:t>
       </w:r>
       <w:r>
         <w:rPr>
           <w:rFonts w:ascii="Times New Roman" w:hAnsi="Times New Roman"/>
+          <w:b w:val="0"/>
+          <w:i w:val="0"/>
           <w:sz w:val="22"/>
         </w:rPr>
+        <w:t>• Error rate threshold at 15%: beyond this, decision quality degrades by 43%</w:t>
+      </w:r>
+      <w:r>
         <w:br/>
-        <w:t>│         │                                                           │</w:t>
       </w:r>
       <w:r>
         <w:rPr>
           <w:rFonts w:ascii="Times New Roman" w:hAnsi="Times New Roman"/>
+          <w:b w:val="0"/>
+          <w:i w:val="0"/>
           <w:sz w:val="22"/>
         </w:rPr>
+        <w:t>• Engineering leads Decision Impact due to superior data quality + training</w:t>
+      </w:r>
+      <w:r>
         <w:br/>
-        <w:t>│         ▼                                                           │</w:t>
       </w:r>
       <w:r>
         <w:rPr>
           <w:rFonts w:ascii="Times New Roman" w:hAnsi="Times New Roman"/>
+          <w:b w:val="0"/>
+          <w:i w:val="0"/>
           <w:sz w:val="22"/>
         </w:rPr>
+        <w:t>• Attrition Risk ↔ Customer Satisfaction: tightly coupled feedback loop (r = -0.875)</w:t>
+      </w:r>
+      <w:r>
         <w:br/>
-        <w:t>│  [Data Ingestion Layer]                                             │</w:t>
       </w:r>
       <w:r>
         <w:rPr>
           <w:rFonts w:ascii="Times New Roman" w:hAnsi="Times New Roman"/>
+          <w:b w:val="0"/>
+          <w:i w:val="0"/>
           <w:sz w:val="22"/>
         </w:rPr>
+      </w:r>
+      <w:r>
         <w:br/>
-        <w:t>│    ├── GCP Cloud Storage (Raw Data Lake)                            │</w:t>
       </w:r>
       <w:r>
         <w:rPr>
           <w:rFonts w:ascii="Times New Roman" w:hAnsi="Times New Roman"/>
+          <w:b w:val="0"/>
+          <w:i w:val="0"/>
           <w:sz w:val="22"/>
         </w:rPr>
-        <w:br/>
-        <w:t>│    └── Python Scripts (Validation &amp; Upload)                         │</w:t>
-      </w:r>
+        <w:t>The project demonstrates that modern big data technologies—when combined in a well-architected pipeline—can transform raw organizational data into actionable intelligence that drives measurably better decisions.</w:t>
+      </w:r>
+    </w:p>
+    <w:p>
+      <w:pPr>
+        <w:jc w:val="center"/>
+      </w:pPr>
       <w:r>
         <w:rPr>
           <w:rFonts w:ascii="Times New Roman" w:hAnsi="Times New Roman"/>
+          <w:i/>
+          <w:color w:val="646464"/>
+          <w:sz w:val="18"/>
+        </w:rPr>
+        <w:t>Figure 8: Error Rate Distribution by Department (Threshold at 0.3)</w:t>
+      </w:r>
+    </w:p>
+    <w:p>
+      <w:pPr>
+        <w:spacing w:line="360" w:lineRule="auto" w:after="120"/>
+        <w:jc w:val="center"/>
+      </w:pPr>
+      <w:r>
+        <w:rPr>
+          <w:rFonts w:ascii="Times New Roman" w:hAnsi="Times New Roman"/>
+          <w:b w:val="0"/>
+          <w:i w:val="0"/>
           <w:sz w:val="22"/>
         </w:rPr>
+        <w:t>1. Zaharia, M., et al. (2016). Apache Spark: A Unified Engine for Big Data Processing. Communications of the ACM, 59(11), 56–65.</w:t>
+      </w:r>
+      <w:r>
         <w:br/>
-        <w:t>│         │                                                           │</w:t>
       </w:r>
       <w:r>
         <w:rPr>
           <w:rFonts w:ascii="Times New Roman" w:hAnsi="Times New Roman"/>
+          <w:b w:val="0"/>
+          <w:i w:val="0"/>
           <w:sz w:val="22"/>
         </w:rPr>
+        <w:t>2. Apache Spark Documentation. (2025). Spark SQL, DataFrames and Datasets Guide. https://spark.apache.org/docs/latest/</w:t>
+      </w:r>
+      <w:r>
         <w:br/>
-        <w:t>│         ▼                                                           │</w:t>
       </w:r>
       <w:r>
         <w:rPr>
           <w:rFonts w:ascii="Times New Roman" w:hAnsi="Times New Roman"/>
+          <w:b w:val="0"/>
+          <w:i w:val="0"/>
           <w:sz w:val="22"/>
         </w:rPr>
+        <w:t>3. Google Cloud. (2025). Dataproc Documentation. https://cloud.google.com/dataproc/docs</w:t>
+      </w:r>
+      <w:r>
         <w:br/>
-        <w:t>│  [Processing Engine]                                                │</w:t>
       </w:r>
       <w:r>
         <w:rPr>
           <w:rFonts w:ascii="Times New Roman" w:hAnsi="Times New Roman"/>
+          <w:b w:val="0"/>
+          <w:i w:val="0"/>
           <w:sz w:val="22"/>
         </w:rPr>
+        <w:t>4. Apache Parquet. (2025). Apache Parquet Documentation. https://parquet.apache.org/documentation/latest/</w:t>
+      </w:r>
+      <w:r>
         <w:br/>
-        <w:t>│    ├── Apache Spark (PySpark) on GCP Dataproc                      │</w:t>
       </w:r>
       <w:r>
         <w:rPr>
           <w:rFonts w:ascii="Times New Roman" w:hAnsi="Times New Roman"/>
+          <w:b w:val="0"/>
+          <w:i w:val="0"/>
           <w:sz w:val="22"/>
         </w:rPr>
+        <w:t>5. Streamlit. (2025). Streamlit Documentation. https://docs.streamlit.io/</w:t>
+      </w:r>
+      <w:r>
         <w:br/>
-        <w:t>│    ├── Data Cleaning (Null handling, Dedup, Outliers)               │</w:t>
       </w:r>
       <w:r>
         <w:rPr>
           <w:rFonts w:ascii="Times New Roman" w:hAnsi="Times New Roman"/>
+          <w:b w:val="0"/>
+          <w:i w:val="0"/>
           <w:sz w:val="22"/>
         </w:rPr>
+        <w:t>6. NewVantage Partners. (2024). Data and Analytics Leadership Annual Executive Survey.</w:t>
+      </w:r>
+      <w:r>
         <w:br/>
-        <w:t>│    ├── Feature Engineering (Derived Variables)                      │</w:t>
       </w:r>
       <w:r>
         <w:rPr>
           <w:rFonts w:ascii="Times New Roman" w:hAnsi="Times New Roman"/>
+          <w:b w:val="0"/>
+          <w:i w:val="0"/>
           <w:sz w:val="22"/>
         </w:rPr>
+        <w:t>7. McKinsey Global Institute. (2023). The Age of Analytics: Competing in a Data-Driven World.</w:t>
+      </w:r>
+      <w:r>
         <w:br/>
-        <w:t>│    └── Aggregations (Department, Region, Quarterly)                 │</w:t>
       </w:r>
       <w:r>
         <w:rPr>
           <w:rFonts w:ascii="Times New Roman" w:hAnsi="Times New Roman"/>
+          <w:b w:val="0"/>
+          <w:i w:val="0"/>
           <w:sz w:val="22"/>
         </w:rPr>
+        <w:t>8. Provost, F., &amp; Fawcett, T. (2013). Data Science for Business. O'Reilly Media.</w:t>
+      </w:r>
+      <w:r>
         <w:br/>
-        <w:t>│         │                                                           │</w:t>
       </w:r>
       <w:r>
         <w:rPr>
           <w:rFonts w:ascii="Times New Roman" w:hAnsi="Times New Roman"/>
+          <w:b w:val="0"/>
+          <w:i w:val="0"/>
           <w:sz w:val="22"/>
         </w:rPr>
+        <w:t>9. Kimball, R., &amp; Ross, M. (2013). The Data Warehouse Toolkit. Wiley.</w:t>
+      </w:r>
+      <w:r>
         <w:br/>
-        <w:t>│         ▼                                                           │</w:t>
       </w:r>
       <w:r>
         <w:rPr>
           <w:rFonts w:ascii="Times New Roman" w:hAnsi="Times New Roman"/>
+          <w:b w:val="0"/>
+          <w:i w:val="0"/>
           <w:sz w:val="22"/>
         </w:rPr>
-        <w:br/>
-        <w:t>│  [Storage Layer]                                                    │</w:t>
-      </w:r>
+        <w:t>10. Google Cloud. (2025). BigQuery Documentation. https://cloud.google.com/bigquery/docs</w:t>
+      </w:r>
+    </w:p>
+    <w:p>
+      <w:pPr>
+        <w:jc w:val="center"/>
+      </w:pPr>
       <w:r>
         <w:rPr>
           <w:rFonts w:ascii="Times New Roman" w:hAnsi="Times New Roman"/>
+          <w:i/>
+          <w:color w:val="646464"/>
+          <w:sz w:val="18"/>
+        </w:rPr>
+        <w:t>Figure 4: Data Quality Score vs Decision Impact Score (r = 0.736)</w:t>
+      </w:r>
+    </w:p>
+    <w:p>
+      <w:pPr>
+        <w:spacing w:line="360" w:lineRule="auto" w:after="120"/>
+        <w:jc w:val="center"/>
+      </w:pPr>
+      <w:r>
+        <w:rPr>
+          <w:rFonts w:ascii="Times New Roman" w:hAnsi="Times New Roman"/>
+          <w:b/>
+          <w:i w:val="0"/>
+          <w:color w:val="2C3E50"/>
+          <w:sz w:val="24"/>
+        </w:rPr>
+        <w:t>Project Repository &amp; Source Code</w:t>
+      </w:r>
+      <w:r>
+        <w:br/>
+      </w:r>
+      <w:r>
+        <w:rPr>
+          <w:rFonts w:ascii="Times New Roman" w:hAnsi="Times New Roman"/>
+          <w:b w:val="0"/>
+          <w:i w:val="0"/>
           <w:sz w:val="22"/>
         </w:rPr>
+      </w:r>
+      <w:r>
         <w:br/>
-        <w:t>│    ├── Parquet Files (Partitioned by Department)                    │</w:t>
       </w:r>
       <w:r>
         <w:rPr>
           <w:rFonts w:ascii="Times New Roman" w:hAnsi="Times New Roman"/>
+          <w:b w:val="0"/>
+          <w:i w:val="0"/>
           <w:sz w:val="22"/>
         </w:rPr>
+        <w:t>GitHub: https://github.com/Shivshankar8261/data-driven-decision-bigdata</w:t>
+      </w:r>
+      <w:r>
         <w:br/>
-        <w:t>│    ├── GCP Cloud Storage (Processed Data)                           │</w:t>
       </w:r>
       <w:r>
         <w:rPr>
           <w:rFonts w:ascii="Times New Roman" w:hAnsi="Times New Roman"/>
+          <w:b w:val="0"/>
+          <w:i w:val="0"/>
           <w:sz w:val="22"/>
         </w:rPr>
+      </w:r>
+      <w:r>
         <w:br/>
-        <w:t>│    └── BigQuery (Optional: Ad-hoc SQL Queries)                      │</w:t>
       </w:r>
       <w:r>
         <w:rPr>
           <w:rFonts w:ascii="Times New Roman" w:hAnsi="Times New Roman"/>
+          <w:b/>
+          <w:i w:val="0"/>
           <w:sz w:val="22"/>
         </w:rPr>
+        <w:t>Key Files:</w:t>
+      </w:r>
+      <w:r>
         <w:br/>
-        <w:t>│         │                                                           │</w:t>
       </w:r>
       <w:r>
         <w:rPr>
           <w:rFonts w:ascii="Times New Roman" w:hAnsi="Times New Roman"/>
+          <w:b w:val="0"/>
+          <w:i w:val="0"/>
           <w:sz w:val="22"/>
         </w:rPr>
+        <w:t>• generate_dataset.py — Dataset generation (123,847 rows, 15 columns, correlated variables)</w:t>
+      </w:r>
+      <w:r>
         <w:br/>
-        <w:t>│         ▼                                                           │</w:t>
       </w:r>
       <w:r>
         <w:rPr>
           <w:rFonts w:ascii="Times New Roman" w:hAnsi="Times New Roman"/>
+          <w:b w:val="0"/>
+          <w:i w:val="0"/>
           <w:sz w:val="22"/>
         </w:rPr>
+        <w:t>• pyspark_pipeline.py — PySpark ETL pipeline (clean, transform, aggregate, Parquet output)</w:t>
+      </w:r>
+      <w:r>
         <w:br/>
-        <w:t>│  [Visualization Layer]                                              │</w:t>
       </w:r>
       <w:r>
         <w:rPr>
           <w:rFonts w:ascii="Times New Roman" w:hAnsi="Times New Roman"/>
+          <w:b w:val="0"/>
+          <w:i w:val="0"/>
           <w:sz w:val="22"/>
         </w:rPr>
+        <w:t>• analysis.py — 7 publication-quality charts + 6 business insights</w:t>
+      </w:r>
+      <w:r>
         <w:br/>
-        <w:t>│    ├── Streamlit Dashboard (Interactive)                             │</w:t>
       </w:r>
       <w:r>
         <w:rPr>
           <w:rFonts w:ascii="Times New Roman" w:hAnsi="Times New Roman"/>
+          <w:b w:val="0"/>
+          <w:i w:val="0"/>
           <w:sz w:val="22"/>
         </w:rPr>
+        <w:t>• dashboard.py — Streamlit interactive dashboard with filters and 6 chart types</w:t>
+      </w:r>
+      <w:r>
         <w:br/>
-        <w:t>│    ├── Matplotlib/Seaborn (Static Reports)                          │</w:t>
       </w:r>
       <w:r>
         <w:rPr>
           <w:rFonts w:ascii="Times New Roman" w:hAnsi="Times New Roman"/>
+          <w:b w:val="0"/>
+          <w:i w:val="0"/>
           <w:sz w:val="22"/>
         </w:rPr>
+        <w:t>• data_driven_decision_realistic.csv — Generated dataset</w:t>
+      </w:r>
+      <w:r>
         <w:br/>
-        <w:t>│    └── Plotly (Interactive Charts)                                   │</w:t>
       </w:r>
       <w:r>
         <w:rPr>
           <w:rFonts w:ascii="Times New Roman" w:hAnsi="Times New Roman"/>
+          <w:b w:val="0"/>
+          <w:i w:val="0"/>
           <w:sz w:val="22"/>
         </w:rPr>
+        <w:t>• charts/ — All visualization images (PNG)</w:t>
+      </w:r>
+      <w:r>
         <w:br/>
-        <w:t>│         │                                                           │</w:t>
       </w:r>
       <w:r>
         <w:rPr>
           <w:rFonts w:ascii="Times New Roman" w:hAnsi="Times New Roman"/>
+          <w:b w:val="0"/>
+          <w:i w:val="0"/>
           <w:sz w:val="22"/>
         </w:rPr>
-        <w:br/>
-        <w:t>│         ▼                                                           │</w:t>
-      </w:r>
+        <w:t>• processed_data/ — Parquet output partitioned by Department</w:t>
+      </w:r>
+    </w:p>
+    <w:p>
+      <w:pPr>
+        <w:jc w:val="center"/>
+      </w:pPr>
       <w:r>
         <w:rPr>
           <w:rFonts w:ascii="Times New Roman" w:hAnsi="Times New Roman"/>
+          <w:i/>
+          <w:color w:val="646464"/>
+          <w:sz w:val="18"/>
+        </w:rPr>
+        <w:t>Figure 5: Monthly Trend — Decision Impact Score &amp; Error Rate (2024–2025)</w:t>
+      </w:r>
+    </w:p>
+    <w:p>
+      <w:pPr>
+        <w:jc w:val="center"/>
+      </w:pPr>
+      <w:r>
+        <w:drawing>
+          <wp:inline xmlns:a="http://schemas.openxmlformats.org/drawingml/2006/main" xmlns:pic="http://schemas.openxmlformats.org/drawingml/2006/picture">
+            <wp:extent cx="3657600" cy="3630632"/>
+            <wp:docPr id="5" name="Picture 5"/>
+            <wp:cNvGraphicFramePr>
+              <a:graphicFrameLocks noChangeAspect="1"/>
+            </wp:cNvGraphicFramePr>
+            <a:graphic>
+              <a:graphicData uri="http://schemas.openxmlformats.org/drawingml/2006/picture">
+                <pic:pic>
+                  <pic:nvPicPr>
+                    <pic:cNvPr id="0" name="06_decision_type_pie.png"/>
+                    <pic:cNvPicPr/>
+                  </pic:nvPicPr>
+                  <pic:blipFill>
+                    <a:blip r:embed="rId14"/>
+                    <a:stretch>
+                      <a:fillRect/>
+                    </a:stretch>
+                  </pic:blipFill>
+                  <pic:spPr>
+                    <a:xfrm>
+                      <a:off x="0" y="0"/>
+                      <a:ext cx="3657600" cy="3630632"/>
+                    </a:xfrm>
+                    <a:prstGeom prst="rect"/>
+                  </pic:spPr>
+                </pic:pic>
+              </a:graphicData>
+            </a:graphic>
+          </wp:inline>
+        </w:drawing>
+      </w:r>
+    </w:p>
+    <w:p>
+      <w:pPr>
+        <w:jc w:val="center"/>
+      </w:pPr>
+      <w:r>
+        <w:rPr>
+          <w:rFonts w:ascii="Times New Roman" w:hAnsi="Times New Roman"/>
+          <w:i/>
+          <w:color w:val="646464"/>
+          <w:sz w:val="18"/>
+        </w:rPr>
+        <w:t>Figure 6: Distribution of Decision Types Across Organization</w:t>
+      </w:r>
+    </w:p>
+    <w:p>
+      <w:pPr>
+        <w:spacing w:line="360" w:lineRule="auto"/>
+      </w:pPr>
+      <w:r>
+        <w:rPr>
+          <w:rFonts w:ascii="Times New Roman" w:hAnsi="Times New Roman"/>
+          <w:b/>
+          <w:sz w:val="24"/>
+        </w:rPr>
+        <w:br/>
+        <w:t>Key Business Insights:</w:t>
+        <w:br/>
+        <w:br/>
+      </w:r>
+      <w:r>
+        <w:rPr>
+          <w:rFonts w:ascii="Times New Roman" w:hAnsi="Times New Roman"/>
+          <w:b/>
           <w:sz w:val="22"/>
         </w:rPr>
-        <w:br/>
-        <w:t>│  [Business Decision Layer]                                          │</w:t>
+        <w:t xml:space="preserve">Insight 1: </w:t>
       </w:r>
       <w:r>
         <w:rPr>
           <w:rFonts w:ascii="Times New Roman" w:hAnsi="Times New Roman"/>
+          <w:b w:val="0"/>
           <w:sz w:val="22"/>
         </w:rPr>
+        <w:t>Data Quality Score is the strongest predictor of Decision Impact (r = 0.736). Prioritize data quality improvement programs.</w:t>
         <w:br/>
-        <w:t>│    ├── KPI Monitoring                                               │</w:t>
+        <w:br/>
       </w:r>
       <w:r>
         <w:rPr>
           <w:rFonts w:ascii="Times New Roman" w:hAnsi="Times New Roman"/>
+          <w:b/>
           <w:sz w:val="22"/>
         </w:rPr>
-        <w:br/>
-        <w:t>│    ├── Trend Analysis                                               │</w:t>
+        <w:t xml:space="preserve">Insight 2: </w:t>
       </w:r>
       <w:r>
         <w:rPr>
           <w:rFonts w:ascii="Times New Roman" w:hAnsi="Times New Roman"/>
+          <w:b w:val="0"/>
           <w:sz w:val="22"/>
         </w:rPr>
+        <w:t>Employees with &gt;40 training hours/year achieve 27% higher performance (4.76 vs 3.76). Clear ROI on training.</w:t>
         <w:br/>
-        <w:t>│    └── Prescriptive Insights                                        │</w:t>
+        <w:br/>
       </w:r>
       <w:r>
         <w:rPr>
           <w:rFonts w:ascii="Times New Roman" w:hAnsi="Times New Roman"/>
+          <w:b/>
           <w:sz w:val="22"/>
         </w:rPr>
-        <w:br/>
-        <w:t>│                                                                     │</w:t>
+        <w:t xml:space="preserve">Insight 3: </w:t>
       </w:r>
       <w:r>
         <w:rPr>
           <w:rFonts w:ascii="Times New Roman" w:hAnsi="Times New Roman"/>
+          <w:b w:val="0"/>
           <w:sz w:val="22"/>
         </w:rPr>
+        <w:t>Error rates above 15% cause a 43% decline in Decision Impact (77.7 → 44.6). Implement quality gates at 15%.</w:t>
         <w:br/>
-        <w:t>└─────────────────────────────────────────────────────────────────────┘</w:t>
+        <w:br/>
       </w:r>
       <w:r>
         <w:rPr>
           <w:rFonts w:ascii="Times New Roman" w:hAnsi="Times New Roman"/>
+          <w:b/>
           <w:sz w:val="22"/>
         </w:rPr>
-        <w:br/>
+        <w:t xml:space="preserve">Insight 4: </w:t>
       </w:r>
       <w:r>
         <w:rPr>
           <w:rFonts w:ascii="Times New Roman" w:hAnsi="Times New Roman"/>
+          <w:b w:val="0"/>
           <w:sz w:val="22"/>
         </w:rPr>
+        <w:t>Engineering leads Decision Impact (+40% vs HR) due to superior data quality and training investment.</w:t>
         <w:br/>
-        <w:t>Component Explanations:</w:t>
+        <w:br/>
       </w:r>
       <w:r>
         <w:rPr>
           <w:rFonts w:ascii="Times New Roman" w:hAnsi="Times New Roman"/>
+          <w:b/>
           <w:sz w:val="22"/>
         </w:rPr>
-        <w:br/>
+        <w:t xml:space="preserve">Insight 5: </w:t>
       </w:r>
       <w:r>
         <w:rPr>
           <w:rFonts w:ascii="Times New Roman" w:hAnsi="Times New Roman"/>
+          <w:b w:val="0"/>
           <w:sz w:val="22"/>
         </w:rPr>
+        <w:t>Attrition Risk and Customer Satisfaction show strong inverse correlation (r = -0.875), creating a feedback loop.</w:t>
         <w:br/>
-        <w:t>1. Data Source Layer: The system ingests data from multiple enterprise sources. In this project, a synthetic dataset of 123,847 records simulates ERP-exported organizational data. In production, connectors would pull from PostgreSQL databases, CRM APIs (Salesforce), and HRMS systems (Workday) via scheduled batch jobs or real-time streaming.</w:t>
+        <w:br/>
       </w:r>
       <w:r>
         <w:rPr>
           <w:rFonts w:ascii="Times New Roman" w:hAnsi="Times New Roman"/>
+          <w:b/>
           <w:sz w:val="22"/>
         </w:rPr>
-        <w:br/>
+        <w:t xml:space="preserve">Insight 6: </w:t>
       </w:r>
       <w:r>
         <w:rPr>
           <w:rFonts w:ascii="Times New Roman" w:hAnsi="Times New Roman"/>
+          <w:b w:val="0"/>
           <w:sz w:val="22"/>
         </w:rPr>
+        <w:t>Quarterly analysis shows gradual improvement Q1→Q4, suggesting organizational learning compounds over fiscal years.</w:t>
         <w:br/>
-        <w:t>2. Processing Engine — Apache Spark (PySpark): Spark runs on GCP Dataproc, a managed Hadoop and Spark service that provides auto-scaling clusters. The processing pipeline uses Spark DataFrames with explicit schema enforcement (StructType), ensuring type safety and early error detection. Key operations include: null imputation using column medians, duplicate removal via dropDuplicates(), outlier capping using the IQR method, and feature engineering through column-wise transformations.</w:t>
-      </w:r>
+      </w:r>
+    </w:p>
+    <w:p>
+      <w:pPr>
+        <w:jc w:val="center"/>
+      </w:pPr>
+      <w:r>
+        <w:drawing>
+          <wp:inline xmlns:a="http://schemas.openxmlformats.org/drawingml/2006/main" xmlns:pic="http://schemas.openxmlformats.org/drawingml/2006/picture">
+            <wp:extent cx="4572000" cy="2895275"/>
+            <wp:docPr id="2" name="Picture 2"/>
+            <wp:cNvGraphicFramePr>
+              <a:graphicFrameLocks noChangeAspect="1"/>
+            </wp:cNvGraphicFramePr>
+            <a:graphic>
+              <a:graphicData uri="http://schemas.openxmlformats.org/drawingml/2006/picture">
+                <pic:pic>
+                  <pic:nvPicPr>
+                    <pic:cNvPr id="0" name="02_dept_decision_impact.png"/>
+                    <pic:cNvPicPr/>
+                  </pic:nvPicPr>
+                  <pic:blipFill>
+                    <a:blip r:embed="rId11"/>
+                    <a:stretch>
+                      <a:fillRect/>
+                    </a:stretch>
+                  </pic:blipFill>
+                  <pic:spPr>
+                    <a:xfrm>
+                      <a:off x="0" y="0"/>
+                      <a:ext cx="4572000" cy="2895275"/>
+                    </a:xfrm>
+                    <a:prstGeom prst="rect"/>
+                  </pic:spPr>
+                </pic:pic>
+              </a:graphicData>
+            </a:graphic>
+          </wp:inline>
+        </w:drawing>
+      </w:r>
+    </w:p>
+    <w:p>
+      <w:pPr>
+        <w:jc w:val="center"/>
+      </w:pPr>
       <w:r>
         <w:rPr>
           <w:rFonts w:ascii="Times New Roman" w:hAnsi="Times New Roman"/>
-          <w:sz w:val="22"/>
+          <w:i/>
+          <w:color w:val="646464"/>
+          <w:sz w:val="18"/>
         </w:rPr>
-        <w:br/>
-      </w:r>
+        <w:t>Figure 3: Department-wise Average Decision Impact Score</w:t>
+      </w:r>
+    </w:p>
+    <w:p>
+      <w:pPr>
+        <w:jc w:val="center"/>
+      </w:pPr>
       <w:r>
         <w:rPr>
           <w:rFonts w:ascii="Times New Roman" w:hAnsi="Times New Roman"/>
-          <w:sz w:val="22"/>
+          <w:i/>
+          <w:color w:val="646464"/>
+          <w:sz w:val="18"/>
         </w:rPr>
-        <w:br/>
-        <w:t>3. Storage Layer — Parquet on GCP Cloud Storage: Processed data is persisted in Apache Parquet format, a columnar storage format optimized for analytical workloads. Files are partitioned by Department to enable partition pruning during queries. GCP Cloud Storage provides 99.999999999% (11 nines) durability and integrates natively with BigQuery for ad-hoc SQL analysis.</w:t>
-      </w:r>
-      <w:r>
-        <w:rPr>
-          <w:rFonts w:ascii="Times New Roman" w:hAnsi="Times New Roman"/>
-          <w:sz w:val="22"/>
-        </w:rPr>
-        <w:br/>
-      </w:r>
-      <w:r>
-        <w:rPr>
-          <w:rFonts w:ascii="Times New Roman" w:hAnsi="Times New Roman"/>
-          <w:sz w:val="22"/>
-        </w:rPr>
-        <w:br/>
-        <w:t>4. Visualization Layer — Streamlit Dashboard: The dashboard provides real-time, interactive exploration of processed data. It includes KPI metric cards, time-series line charts, departmental bar charts, scatter plots with regression lines, pie charts for categorical distributions, and box plots for error rate analysis. Sidebar filters enable slicing data by department, region, date range, and decision type.</w:t>
-      </w:r>
-      <w:r>
-        <w:rPr>
-          <w:rFonts w:ascii="Times New Roman" w:hAnsi="Times New Roman"/>
-          <w:sz w:val="22"/>
-        </w:rPr>
-        <w:br/>
-      </w:r>
-      <w:r>
-        <w:rPr>
-          <w:rFonts w:ascii="Times New Roman" w:hAnsi="Times New Roman"/>
-          <w:sz w:val="22"/>
-        </w:rPr>
-        <w:br/>
-        <w:t>5. Workflow: Raw data flows unidirectionally from sources through processing to storage and visualization. Each stage logs metadata (row counts, null statistics, outlier counts) for pipeline monitoring and debugging. The architecture supports both batch processing (current implementation) and can be extended to near-real-time processing using Spark Structured Streaming.</w:t>
+        <w:t>Figure 1: System Architecture — Data-Driven Decision Pipeline</w:t>
       </w:r>
     </w:p>
     <w:p>
@@ -771,407 +2685,26 @@
       </w:r>
     </w:p>
     <w:p>
-      <w:pPr>
-        <w:spacing w:line="360" w:lineRule="auto" w:after="120"/>
-      </w:pPr>
-      <w:r>
-        <w:rPr>
-          <w:rFonts w:ascii="Times New Roman" w:hAnsi="Times New Roman"/>
-          <w:sz w:val="22"/>
-        </w:rPr>
-        <w:t>Dataset Description:</w:t>
-      </w:r>
-      <w:r>
-        <w:rPr>
-          <w:rFonts w:ascii="Times New Roman" w:hAnsi="Times New Roman"/>
-          <w:sz w:val="22"/>
-        </w:rPr>
+      <w:r>
+        <w:t>Dataset Description (source, size, type)</w:t>
         <w:br/>
-        <w:t>The dataset (data_driven_decision_realistic.csv) contains 123,847 records with 15 columns capturing organizational decision-making metrics. The data spans January 2024 to December 2025 across 6 departments (Sales, Marketing, Engineering, HR, Finance, Operations), 4 regions (North, South, East, West), and approximately 2,500 unique employees. The dataset includes realistic imperfections: 5–8% missing values in selected columns, 0.5% outliers, and minor inconsistencies such as negative experience values.</w:t>
-      </w:r>
-      <w:r>
-        <w:rPr>
-          <w:rFonts w:ascii="Times New Roman" w:hAnsi="Times New Roman"/>
-          <w:sz w:val="22"/>
-        </w:rPr>
         <w:br/>
-      </w:r>
-      <w:r>
-        <w:rPr>
-          <w:rFonts w:ascii="Times New Roman" w:hAnsi="Times New Roman"/>
-          <w:sz w:val="22"/>
-        </w:rPr>
+        <w:t>Steps:</w:t>
         <w:br/>
-        <w:t>Step 1 — SparkSession Setup and Data Loading:</w:t>
-      </w:r>
-      <w:r>
-        <w:rPr>
-          <w:rFonts w:ascii="Times New Roman" w:hAnsi="Times New Roman"/>
-          <w:sz w:val="22"/>
-        </w:rPr>
+        <w:t>- Data loading</w:t>
         <w:br/>
-        <w:t>The pipeline begins by initializing a SparkSession with 4GB driver memory and adaptive query execution enabled. The dataset is loaded with an explicit schema defined using StructType to ensure type safety.</w:t>
-      </w:r>
-      <w:r>
-        <w:rPr>
-          <w:rFonts w:ascii="Times New Roman" w:hAnsi="Times New Roman"/>
-          <w:sz w:val="22"/>
-        </w:rPr>
+        <w:t>- Data cleaning</w:t>
         <w:br/>
-      </w:r>
-      <w:r>
-        <w:rPr>
-          <w:rFonts w:ascii="Times New Roman" w:hAnsi="Times New Roman"/>
-          <w:sz w:val="22"/>
-        </w:rPr>
+        <w:t>- Transformations</w:t>
         <w:br/>
-        <w:t>Code Snippet — Schema Definition and Loading:</w:t>
-      </w:r>
-      <w:r>
-        <w:rPr>
-          <w:rFonts w:ascii="Times New Roman" w:hAnsi="Times New Roman"/>
-          <w:sz w:val="22"/>
-        </w:rPr>
+        <w:t>- Aggregations</w:t>
         <w:br/>
-        <w:t>schema = StructType([</w:t>
-      </w:r>
-      <w:r>
-        <w:rPr>
-          <w:rFonts w:ascii="Times New Roman" w:hAnsi="Times New Roman"/>
-          <w:sz w:val="22"/>
-        </w:rPr>
         <w:br/>
-        <w:t>StructField("Timestamp", TimestampType(), True),</w:t>
-      </w:r>
-      <w:r>
-        <w:rPr>
-          <w:rFonts w:ascii="Times New Roman" w:hAnsi="Times New Roman"/>
-          <w:sz w:val="22"/>
-        </w:rPr>
+        <w:t>Insert code snippets.</w:t>
         <w:br/>
-        <w:t>StructField("Employee_ID", StringType(), True),</w:t>
-      </w:r>
-      <w:r>
-        <w:rPr>
-          <w:rFonts w:ascii="Times New Roman" w:hAnsi="Times New Roman"/>
-          <w:sz w:val="22"/>
-        </w:rPr>
+        <w:t>Explain logic behind operations.</w:t>
         <w:br/>
-        <w:t>StructField("Department", StringType(), True),</w:t>
-      </w:r>
-      <w:r>
-        <w:rPr>
-          <w:rFonts w:ascii="Times New Roman" w:hAnsi="Times New Roman"/>
-          <w:sz w:val="22"/>
-        </w:rPr>
-        <w:br/>
-        <w:t>...</w:t>
-      </w:r>
-      <w:r>
-        <w:rPr>
-          <w:rFonts w:ascii="Times New Roman" w:hAnsi="Times New Roman"/>
-          <w:sz w:val="22"/>
-        </w:rPr>
-        <w:br/>
-        <w:t>StructField("Decision_Impact_Score", DoubleType(), True),</w:t>
-      </w:r>
-      <w:r>
-        <w:rPr>
-          <w:rFonts w:ascii="Times New Roman" w:hAnsi="Times New Roman"/>
-          <w:sz w:val="22"/>
-        </w:rPr>
-        <w:br/>
-        <w:t>])</w:t>
-      </w:r>
-      <w:r>
-        <w:rPr>
-          <w:rFonts w:ascii="Times New Roman" w:hAnsi="Times New Roman"/>
-          <w:sz w:val="22"/>
-        </w:rPr>
-        <w:br/>
-        <w:t>df = spark.read.csv("data_driven_decision_realistic.csv",</w:t>
-      </w:r>
-      <w:r>
-        <w:rPr>
-          <w:rFonts w:ascii="Times New Roman" w:hAnsi="Times New Roman"/>
-          <w:sz w:val="22"/>
-        </w:rPr>
-        <w:br/>
-        <w:t>header=True, schema=schema)</w:t>
-      </w:r>
-      <w:r>
-        <w:rPr>
-          <w:rFonts w:ascii="Times New Roman" w:hAnsi="Times New Roman"/>
-          <w:sz w:val="22"/>
-        </w:rPr>
-        <w:br/>
-      </w:r>
-      <w:r>
-        <w:rPr>
-          <w:rFonts w:ascii="Times New Roman" w:hAnsi="Times New Roman"/>
-          <w:sz w:val="22"/>
-        </w:rPr>
-        <w:br/>
-        <w:t>Step 2 — Data Cleaning:</w:t>
-      </w:r>
-      <w:r>
-        <w:rPr>
-          <w:rFonts w:ascii="Times New Roman" w:hAnsi="Times New Roman"/>
-          <w:sz w:val="22"/>
-        </w:rPr>
-        <w:br/>
-        <w:t>The cleaning stage addresses four data quality issues:</w:t>
-      </w:r>
-      <w:r>
-        <w:rPr>
-          <w:rFonts w:ascii="Times New Roman" w:hAnsi="Times New Roman"/>
-          <w:sz w:val="22"/>
-        </w:rPr>
-        <w:br/>
-        <w:t>(a) Duplicate Removal: dropDuplicates() removes exact duplicate rows.</w:t>
-      </w:r>
-      <w:r>
-        <w:rPr>
-          <w:rFonts w:ascii="Times New Roman" w:hAnsi="Times New Roman"/>
-          <w:sz w:val="22"/>
-        </w:rPr>
-        <w:br/>
-        <w:t>(b) Negative Values: Experience_Years values below zero are corrected using absolute value transformation.</w:t>
-      </w:r>
-      <w:r>
-        <w:rPr>
-          <w:rFonts w:ascii="Times New Roman" w:hAnsi="Times New Roman"/>
-          <w:sz w:val="22"/>
-        </w:rPr>
-        <w:br/>
-        <w:t>(c) Null Imputation: For each numeric column with missing values (Training_Hours, Monthly_Sales, Customer_Satisfaction, Data_Quality_Score, Processing_Time_sec, Error_Rate), the column median is computed and used to fill nulls. Median is preferred over mean as it is robust to outliers.</w:t>
-      </w:r>
-      <w:r>
-        <w:rPr>
-          <w:rFonts w:ascii="Times New Roman" w:hAnsi="Times New Roman"/>
-          <w:sz w:val="22"/>
-        </w:rPr>
-        <w:br/>
-        <w:t>(d) Outlier Capping: For Monthly_Sales and Processing_Time_sec, the IQR method (Q1 - 1.5×IQR, Q3 + 1.5×IQR) is used to cap extreme values.</w:t>
-      </w:r>
-      <w:r>
-        <w:rPr>
-          <w:rFonts w:ascii="Times New Roman" w:hAnsi="Times New Roman"/>
-          <w:sz w:val="22"/>
-        </w:rPr>
-        <w:br/>
-      </w:r>
-      <w:r>
-        <w:rPr>
-          <w:rFonts w:ascii="Times New Roman" w:hAnsi="Times New Roman"/>
-          <w:sz w:val="22"/>
-        </w:rPr>
-        <w:br/>
-        <w:t>Step 3 — Feature Engineering:</w:t>
-      </w:r>
-      <w:r>
-        <w:rPr>
-          <w:rFonts w:ascii="Times New Roman" w:hAnsi="Times New Roman"/>
-          <w:sz w:val="22"/>
-        </w:rPr>
-        <w:br/>
-        <w:t>New derived features enhance the analytical power of the dataset:</w:t>
-      </w:r>
-      <w:r>
-        <w:rPr>
-          <w:rFonts w:ascii="Times New Roman" w:hAnsi="Times New Roman"/>
-          <w:sz w:val="22"/>
-        </w:rPr>
-        <w:br/>
-        <w:t>• Experience_Training_Ratio = Experience_Years / (Training_Hours + 1) — measures training efficiency relative to tenure.</w:t>
-      </w:r>
-      <w:r>
-        <w:rPr>
-          <w:rFonts w:ascii="Times New Roman" w:hAnsi="Times New Roman"/>
-          <w:sz w:val="22"/>
-        </w:rPr>
-        <w:br/>
-        <w:t>• Efficiency_Score = Performance_Score / (Processing_Time_sec + 1) — captures performance per unit of processing effort.</w:t>
-      </w:r>
-      <w:r>
-        <w:rPr>
-          <w:rFonts w:ascii="Times New Roman" w:hAnsi="Times New Roman"/>
-          <w:sz w:val="22"/>
-        </w:rPr>
-        <w:br/>
-        <w:t>• Quality_Error_Interaction = Data_Quality_Score × (1 - Error_Rate) — models the combined effect of quality and accuracy.</w:t>
-      </w:r>
-      <w:r>
-        <w:rPr>
-          <w:rFonts w:ascii="Times New Roman" w:hAnsi="Times New Roman"/>
-          <w:sz w:val="22"/>
-        </w:rPr>
-        <w:br/>
-        <w:t>• Temporal Features: Month, Quarter, Day_of_Week, and Year extracted from Timestamp for time-series analysis.</w:t>
-      </w:r>
-      <w:r>
-        <w:rPr>
-          <w:rFonts w:ascii="Times New Roman" w:hAnsi="Times New Roman"/>
-          <w:sz w:val="22"/>
-        </w:rPr>
-        <w:br/>
-        <w:t>• Categorical Binning: Performance_Category (High/Medium/Low) and Risk_Level (Critical/Moderate/Low) for segmentation.</w:t>
-      </w:r>
-      <w:r>
-        <w:rPr>
-          <w:rFonts w:ascii="Times New Roman" w:hAnsi="Times New Roman"/>
-          <w:sz w:val="22"/>
-        </w:rPr>
-        <w:br/>
-      </w:r>
-      <w:r>
-        <w:rPr>
-          <w:rFonts w:ascii="Times New Roman" w:hAnsi="Times New Roman"/>
-          <w:sz w:val="22"/>
-        </w:rPr>
-        <w:br/>
-        <w:t>Step 4 — Aggregations:</w:t>
-      </w:r>
-      <w:r>
-        <w:rPr>
-          <w:rFonts w:ascii="Times New Roman" w:hAnsi="Times New Roman"/>
-          <w:sz w:val="22"/>
-        </w:rPr>
-        <w:br/>
-        <w:t>Three aggregation views are computed:</w:t>
-      </w:r>
-      <w:r>
-        <w:rPr>
-          <w:rFonts w:ascii="Times New Roman" w:hAnsi="Times New Roman"/>
-          <w:sz w:val="22"/>
-        </w:rPr>
-        <w:br/>
-        <w:t>(a) Department-wise: Average Decision Impact, Performance, Sales, Data Quality, and Error Rate per department, with unique employee counts.</w:t>
-      </w:r>
-      <w:r>
-        <w:rPr>
-          <w:rFonts w:ascii="Times New Roman" w:hAnsi="Times New Roman"/>
-          <w:sz w:val="22"/>
-        </w:rPr>
-        <w:br/>
-        <w:t>(b) Region-wise: Average Customer Satisfaction, Attrition Risk, and Decision Impact per region.</w:t>
-      </w:r>
-      <w:r>
-        <w:rPr>
-          <w:rFonts w:ascii="Times New Roman" w:hAnsi="Times New Roman"/>
-          <w:sz w:val="22"/>
-        </w:rPr>
-        <w:br/>
-        <w:t>(c) Quarterly Trends: Average Impact, Performance, and Error Rate by Year-Quarter for time-series analysis.</w:t>
-      </w:r>
-      <w:r>
-        <w:rPr>
-          <w:rFonts w:ascii="Times New Roman" w:hAnsi="Times New Roman"/>
-          <w:sz w:val="22"/>
-        </w:rPr>
-        <w:br/>
-      </w:r>
-      <w:r>
-        <w:rPr>
-          <w:rFonts w:ascii="Times New Roman" w:hAnsi="Times New Roman"/>
-          <w:sz w:val="22"/>
-        </w:rPr>
-        <w:br/>
-        <w:t>Step 5 — Filtering:</w:t>
-      </w:r>
-      <w:r>
-        <w:rPr>
-          <w:rFonts w:ascii="Times New Roman" w:hAnsi="Times New Roman"/>
-          <w:sz w:val="22"/>
-        </w:rPr>
-        <w:br/>
-        <w:t>Two analytical filters isolate critical subsets:</w:t>
-      </w:r>
-      <w:r>
-        <w:rPr>
-          <w:rFonts w:ascii="Times New Roman" w:hAnsi="Times New Roman"/>
-          <w:sz w:val="22"/>
-        </w:rPr>
-        <w:br/>
-        <w:t>(a) High Error Rate Cases (Error_Rate &gt; 0.3): Identifies records where processing accuracy falls below acceptable thresholds, broken down by department.</w:t>
-      </w:r>
-      <w:r>
-        <w:rPr>
-          <w:rFonts w:ascii="Times New Roman" w:hAnsi="Times New Roman"/>
-          <w:sz w:val="22"/>
-        </w:rPr>
-        <w:br/>
-        <w:t>(b) High Attrition Risk (Attrition_Risk ≥ 0.7): Flags at-risk employees and summarizes their performance and satisfaction metrics by department.</w:t>
-      </w:r>
-      <w:r>
-        <w:rPr>
-          <w:rFonts w:ascii="Times New Roman" w:hAnsi="Times New Roman"/>
-          <w:sz w:val="22"/>
-        </w:rPr>
-        <w:br/>
-      </w:r>
-      <w:r>
-        <w:rPr>
-          <w:rFonts w:ascii="Times New Roman" w:hAnsi="Times New Roman"/>
-          <w:sz w:val="22"/>
-        </w:rPr>
-        <w:br/>
-        <w:t>Step 6 — Save to Parquet:</w:t>
-      </w:r>
-      <w:r>
-        <w:rPr>
-          <w:rFonts w:ascii="Times New Roman" w:hAnsi="Times New Roman"/>
-          <w:sz w:val="22"/>
-        </w:rPr>
-        <w:br/>
-        <w:t>The processed DataFrame is written to Parquet format, partitioned by Department. A verification read confirms row count and column integrity after writing.</w:t>
-      </w:r>
-      <w:r>
-        <w:rPr>
-          <w:rFonts w:ascii="Times New Roman" w:hAnsi="Times New Roman"/>
-          <w:sz w:val="22"/>
-        </w:rPr>
-        <w:br/>
-      </w:r>
-      <w:r>
-        <w:rPr>
-          <w:rFonts w:ascii="Times New Roman" w:hAnsi="Times New Roman"/>
-          <w:sz w:val="22"/>
-        </w:rPr>
-        <w:br/>
-        <w:t>Output Summary:</w:t>
-      </w:r>
-      <w:r>
-        <w:rPr>
-          <w:rFonts w:ascii="Times New Roman" w:hAnsi="Times New Roman"/>
-          <w:sz w:val="22"/>
-        </w:rPr>
-        <w:br/>
-        <w:t>• Input: 123,847 rows, 15 columns</w:t>
-      </w:r>
-      <w:r>
-        <w:rPr>
-          <w:rFonts w:ascii="Times New Roman" w:hAnsi="Times New Roman"/>
-          <w:sz w:val="22"/>
-        </w:rPr>
-        <w:br/>
-        <w:t>• After cleaning: ~123,832 rows (duplicates removed, nulls imputed, outliers capped)</w:t>
-      </w:r>
-      <w:r>
-        <w:rPr>
-          <w:rFonts w:ascii="Times New Roman" w:hAnsi="Times New Roman"/>
-          <w:sz w:val="22"/>
-        </w:rPr>
-        <w:br/>
-        <w:t>• After transformation: 24 columns (9 new features added)</w:t>
-      </w:r>
-      <w:r>
-        <w:rPr>
-          <w:rFonts w:ascii="Times New Roman" w:hAnsi="Times New Roman"/>
-          <w:sz w:val="22"/>
-        </w:rPr>
-        <w:br/>
-        <w:t>• Output format: Parquet, partitioned by Department</w:t>
+        <w:t>Attach output screenshots.</w:t>
       </w:r>
     </w:p>
     <w:p>
@@ -1183,336 +2716,16 @@
       </w:r>
     </w:p>
     <w:p>
-      <w:pPr>
-        <w:spacing w:line="360" w:lineRule="auto" w:after="120"/>
-      </w:pPr>
-      <w:r>
-        <w:rPr>
-          <w:rFonts w:ascii="Times New Roman" w:hAnsi="Times New Roman"/>
-          <w:sz w:val="22"/>
-        </w:rPr>
-        <w:t>The visualization tool selected for this project is Streamlit, an open-source Python framework for building interactive data applications. Streamlit was chosen over Power BI and Tableau for the following reasons: (1) native Python integration allows direct use of Pandas DataFrames without data export, (2) zero licensing cost makes it accessible for academic projects, (3) interactive widgets (filters, sliders, date pickers) enable dynamic exploration without coding complexity, and (4) deployment to Streamlit Cloud or GCP Cloud Run is trivial.</w:t>
-      </w:r>
-      <w:r>
-        <w:rPr>
-          <w:rFonts w:ascii="Times New Roman" w:hAnsi="Times New Roman"/>
-          <w:sz w:val="22"/>
-        </w:rPr>
+      <w:r>
+        <w:t>Mention tool used (Power BI / Tableau / Streamlit / Dash).</w:t>
         <w:br/>
-      </w:r>
-      <w:r>
-        <w:rPr>
-          <w:rFonts w:ascii="Times New Roman" w:hAnsi="Times New Roman"/>
-          <w:sz w:val="22"/>
-        </w:rPr>
         <w:br/>
-        <w:t>Dashboard Components:</w:t>
-      </w:r>
-      <w:r>
-        <w:rPr>
-          <w:rFonts w:ascii="Times New Roman" w:hAnsi="Times New Roman"/>
-          <w:sz w:val="22"/>
-        </w:rPr>
+        <w:t>Insert dashboard screenshots.</w:t>
         <w:br/>
-      </w:r>
-      <w:r>
-        <w:rPr>
-          <w:rFonts w:ascii="Times New Roman" w:hAnsi="Times New Roman"/>
-          <w:sz w:val="22"/>
-        </w:rPr>
+        <w:t>Explain each visualization.</w:t>
         <w:br/>
-        <w:t>1. KPI Metric Cards (Top Row):</w:t>
-      </w:r>
-      <w:r>
-        <w:rPr>
-          <w:rFonts w:ascii="Times New Roman" w:hAnsi="Times New Roman"/>
-          <w:sz w:val="22"/>
-        </w:rPr>
         <w:br/>
-        <w:t>Four metric cards display the filtered dataset's key performance indicators:</w:t>
-      </w:r>
-      <w:r>
-        <w:rPr>
-          <w:rFonts w:ascii="Times New Roman" w:hAnsi="Times New Roman"/>
-          <w:sz w:val="22"/>
-        </w:rPr>
-        <w:br/>
-        <w:t>• Average Decision Impact Score (with delta vs. overall average)</w:t>
-      </w:r>
-      <w:r>
-        <w:rPr>
-          <w:rFonts w:ascii="Times New Roman" w:hAnsi="Times New Roman"/>
-          <w:sz w:val="22"/>
-        </w:rPr>
-        <w:br/>
-        <w:t>• Average Performance Score</w:t>
-      </w:r>
-      <w:r>
-        <w:rPr>
-          <w:rFonts w:ascii="Times New Roman" w:hAnsi="Times New Roman"/>
-          <w:sz w:val="22"/>
-        </w:rPr>
-        <w:br/>
-        <w:t>• Average Data Quality Score</w:t>
-      </w:r>
-      <w:r>
-        <w:rPr>
-          <w:rFonts w:ascii="Times New Roman" w:hAnsi="Times New Roman"/>
-          <w:sz w:val="22"/>
-        </w:rPr>
-        <w:br/>
-        <w:t>• Average Error Rate (with inverse delta coloring — lower is better)</w:t>
-      </w:r>
-      <w:r>
-        <w:rPr>
-          <w:rFonts w:ascii="Times New Roman" w:hAnsi="Times New Roman"/>
-          <w:sz w:val="22"/>
-        </w:rPr>
-        <w:br/>
-        <w:t>These cards provide an at-a-glance summary of organizational health.</w:t>
-      </w:r>
-      <w:r>
-        <w:rPr>
-          <w:rFonts w:ascii="Times New Roman" w:hAnsi="Times New Roman"/>
-          <w:sz w:val="22"/>
-        </w:rPr>
-        <w:br/>
-      </w:r>
-      <w:r>
-        <w:rPr>
-          <w:rFonts w:ascii="Times New Roman" w:hAnsi="Times New Roman"/>
-          <w:sz w:val="22"/>
-        </w:rPr>
-        <w:br/>
-        <w:t>2. Monthly Decision Impact Trend (Line Chart):</w:t>
-      </w:r>
-      <w:r>
-        <w:rPr>
-          <w:rFonts w:ascii="Times New Roman" w:hAnsi="Times New Roman"/>
-          <w:sz w:val="22"/>
-        </w:rPr>
-        <w:br/>
-        <w:t>A dual-axis time-series chart plots the monthly average Decision Impact Score (primary axis) against the average Error Rate (secondary axis) from January 2024 to December 2025. This visualization reveals temporal patterns, seasonal fluctuations, and the inverse relationship between errors and decision quality.</w:t>
-      </w:r>
-      <w:r>
-        <w:rPr>
-          <w:rFonts w:ascii="Times New Roman" w:hAnsi="Times New Roman"/>
-          <w:sz w:val="22"/>
-        </w:rPr>
-        <w:br/>
-      </w:r>
-      <w:r>
-        <w:rPr>
-          <w:rFonts w:ascii="Times New Roman" w:hAnsi="Times New Roman"/>
-          <w:sz w:val="22"/>
-        </w:rPr>
-        <w:br/>
-        <w:t>3. Department-wise Decision Impact (Horizontal Bar Chart):</w:t>
-      </w:r>
-      <w:r>
-        <w:rPr>
-          <w:rFonts w:ascii="Times New Roman" w:hAnsi="Times New Roman"/>
-          <w:sz w:val="22"/>
-        </w:rPr>
-        <w:br/>
-        <w:t>A horizontal bar chart ranks departments by their average Decision Impact Score, using a viridis color scale. This chart immediately identifies which departments drive the highest decision quality and which require intervention.</w:t>
-      </w:r>
-      <w:r>
-        <w:rPr>
-          <w:rFonts w:ascii="Times New Roman" w:hAnsi="Times New Roman"/>
-          <w:sz w:val="22"/>
-        </w:rPr>
-        <w:br/>
-      </w:r>
-      <w:r>
-        <w:rPr>
-          <w:rFonts w:ascii="Times New Roman" w:hAnsi="Times New Roman"/>
-          <w:sz w:val="22"/>
-        </w:rPr>
-        <w:br/>
-        <w:t>4. Data Quality vs. Decision Impact (Scatter Plot):</w:t>
-      </w:r>
-      <w:r>
-        <w:rPr>
-          <w:rFonts w:ascii="Times New Roman" w:hAnsi="Times New Roman"/>
-          <w:sz w:val="22"/>
-        </w:rPr>
-        <w:br/>
-        <w:t>A scatter plot with OLS regression trendlines (per department) shows the strong positive correlation (r ≈ 0.74) between Data Quality Score and Decision Impact Score. Points are color-coded by department, enabling cross-departmental comparison.</w:t>
-      </w:r>
-      <w:r>
-        <w:rPr>
-          <w:rFonts w:ascii="Times New Roman" w:hAnsi="Times New Roman"/>
-          <w:sz w:val="22"/>
-        </w:rPr>
-        <w:br/>
-      </w:r>
-      <w:r>
-        <w:rPr>
-          <w:rFonts w:ascii="Times New Roman" w:hAnsi="Times New Roman"/>
-          <w:sz w:val="22"/>
-        </w:rPr>
-        <w:br/>
-        <w:t>5. Decision Type Distribution (Donut Chart):</w:t>
-      </w:r>
-      <w:r>
-        <w:rPr>
-          <w:rFonts w:ascii="Times New Roman" w:hAnsi="Times New Roman"/>
-          <w:sz w:val="22"/>
-        </w:rPr>
-        <w:br/>
-        <w:t>A donut/pie chart shows the proportional distribution of Strategic, Operational, Tactical, and Analytical decisions across the filtered dataset. This reveals organizational decision-making patterns.</w:t>
-      </w:r>
-      <w:r>
-        <w:rPr>
-          <w:rFonts w:ascii="Times New Roman" w:hAnsi="Times New Roman"/>
-          <w:sz w:val="22"/>
-        </w:rPr>
-        <w:br/>
-      </w:r>
-      <w:r>
-        <w:rPr>
-          <w:rFonts w:ascii="Times New Roman" w:hAnsi="Times New Roman"/>
-          <w:sz w:val="22"/>
-        </w:rPr>
-        <w:br/>
-        <w:t>6. Regional Performance Overview (Grouped Bar Chart):</w:t>
-      </w:r>
-      <w:r>
-        <w:rPr>
-          <w:rFonts w:ascii="Times New Roman" w:hAnsi="Times New Roman"/>
-          <w:sz w:val="22"/>
-        </w:rPr>
-        <w:br/>
-        <w:t>A grouped bar chart compares average Decision Impact and Customer Satisfaction across the four regions (North, South, East, West), highlighting geographic performance disparities.</w:t>
-      </w:r>
-      <w:r>
-        <w:rPr>
-          <w:rFonts w:ascii="Times New Roman" w:hAnsi="Times New Roman"/>
-          <w:sz w:val="22"/>
-        </w:rPr>
-        <w:br/>
-      </w:r>
-      <w:r>
-        <w:rPr>
-          <w:rFonts w:ascii="Times New Roman" w:hAnsi="Times New Roman"/>
-          <w:sz w:val="22"/>
-        </w:rPr>
-        <w:br/>
-        <w:t>7. Error Rate Distribution by Department (Box Plot):</w:t>
-      </w:r>
-      <w:r>
-        <w:rPr>
-          <w:rFonts w:ascii="Times New Roman" w:hAnsi="Times New Roman"/>
-          <w:sz w:val="22"/>
-        </w:rPr>
-        <w:br/>
-        <w:t>Box plots display the distribution of Error Rate within each department, with a red dashed threshold line at 0.3. This identifies departments with systemic accuracy problems.</w:t>
-      </w:r>
-      <w:r>
-        <w:rPr>
-          <w:rFonts w:ascii="Times New Roman" w:hAnsi="Times New Roman"/>
-          <w:sz w:val="22"/>
-        </w:rPr>
-        <w:br/>
-      </w:r>
-      <w:r>
-        <w:rPr>
-          <w:rFonts w:ascii="Times New Roman" w:hAnsi="Times New Roman"/>
-          <w:sz w:val="22"/>
-        </w:rPr>
-        <w:br/>
-        <w:t>Key Insights Derived from Dashboard Analysis:</w:t>
-      </w:r>
-      <w:r>
-        <w:rPr>
-          <w:rFonts w:ascii="Times New Roman" w:hAnsi="Times New Roman"/>
-          <w:sz w:val="22"/>
-        </w:rPr>
-        <w:br/>
-      </w:r>
-      <w:r>
-        <w:rPr>
-          <w:rFonts w:ascii="Times New Roman" w:hAnsi="Times New Roman"/>
-          <w:sz w:val="22"/>
-        </w:rPr>
-        <w:br/>
-        <w:t>Insight 1: Data Quality Score is the single strongest predictor of Decision Impact Score, with a Pearson correlation coefficient of r = 0.736. Organizations should prioritize data quality improvement programs to maximize decision effectiveness.</w:t>
-      </w:r>
-      <w:r>
-        <w:rPr>
-          <w:rFonts w:ascii="Times New Roman" w:hAnsi="Times New Roman"/>
-          <w:sz w:val="22"/>
-        </w:rPr>
-        <w:br/>
-      </w:r>
-      <w:r>
-        <w:rPr>
-          <w:rFonts w:ascii="Times New Roman" w:hAnsi="Times New Roman"/>
-          <w:sz w:val="22"/>
-        </w:rPr>
-        <w:br/>
-        <w:t>Insight 2: Employees who receive more than 40 hours of training per year achieve approximately 27% higher performance scores compared to those with fewer training hours (4.76 vs. 3.76 on a 10-point scale). This demonstrates a clear return on training investment.</w:t>
-      </w:r>
-      <w:r>
-        <w:rPr>
-          <w:rFonts w:ascii="Times New Roman" w:hAnsi="Times New Roman"/>
-          <w:sz w:val="22"/>
-        </w:rPr>
-        <w:br/>
-      </w:r>
-      <w:r>
-        <w:rPr>
-          <w:rFonts w:ascii="Times New Roman" w:hAnsi="Times New Roman"/>
-          <w:sz w:val="22"/>
-        </w:rPr>
-        <w:br/>
-        <w:t>Insight 3: Error rates exceeding 15% are associated with a 43% decline in Decision Impact Score (from 77.7 to 44.6), suggesting a critical threshold beyond which decision quality deteriorates rapidly. Organizations should implement automated quality gates at the 15% error rate threshold.</w:t>
-      </w:r>
-      <w:r>
-        <w:rPr>
-          <w:rFonts w:ascii="Times New Roman" w:hAnsi="Times New Roman"/>
-          <w:sz w:val="22"/>
-        </w:rPr>
-        <w:br/>
-      </w:r>
-      <w:r>
-        <w:rPr>
-          <w:rFonts w:ascii="Times New Roman" w:hAnsi="Times New Roman"/>
-          <w:sz w:val="22"/>
-        </w:rPr>
-        <w:br/>
-        <w:t>Insight 4: The Engineering department leads in Decision Impact Score due to its combination of highest training investment and superior data quality practices, outperforming HR by approximately 40%.</w:t>
-      </w:r>
-      <w:r>
-        <w:rPr>
-          <w:rFonts w:ascii="Times New Roman" w:hAnsi="Times New Roman"/>
-          <w:sz w:val="22"/>
-        </w:rPr>
-        <w:br/>
-      </w:r>
-      <w:r>
-        <w:rPr>
-          <w:rFonts w:ascii="Times New Roman" w:hAnsi="Times New Roman"/>
-          <w:sz w:val="22"/>
-        </w:rPr>
-        <w:br/>
-        <w:t>Insight 5: Attrition Risk and Customer Satisfaction exhibit a strong inverse correlation (r = -0.875), indicating that employee retention directly impacts customer experience — creating a feedback loop that amplifies organizational performance.</w:t>
-      </w:r>
-      <w:r>
-        <w:rPr>
-          <w:rFonts w:ascii="Times New Roman" w:hAnsi="Times New Roman"/>
-          <w:sz w:val="22"/>
-        </w:rPr>
-        <w:br/>
-      </w:r>
-      <w:r>
-        <w:rPr>
-          <w:rFonts w:ascii="Times New Roman" w:hAnsi="Times New Roman"/>
-          <w:sz w:val="22"/>
-        </w:rPr>
-        <w:br/>
-        <w:t>Insight 6: Quarterly analysis reveals a gradual improvement in decision effectiveness from Q1 to Q4, suggesting that organizational learning and process maturation compound over fiscal years.</w:t>
+        <w:t>Provide at least 3 insights derived from data.</w:t>
       </w:r>
     </w:p>
     <w:p>
@@ -1524,231 +2737,17 @@
       </w:r>
     </w:p>
     <w:p>
-      <w:pPr>
-        <w:spacing w:line="360" w:lineRule="auto" w:after="120"/>
-      </w:pPr>
-      <w:r>
-        <w:rPr>
-          <w:rFonts w:ascii="Times New Roman" w:hAnsi="Times New Roman"/>
-          <w:sz w:val="22"/>
-        </w:rPr>
-        <w:t>Real-World Use Cases:</w:t>
-      </w:r>
-      <w:r>
-        <w:rPr>
-          <w:rFonts w:ascii="Times New Roman" w:hAnsi="Times New Roman"/>
-          <w:sz w:val="22"/>
-        </w:rPr>
+      <w:r>
+        <w:t>Explain real-world use cases.</w:t>
         <w:br/>
-      </w:r>
-      <w:r>
-        <w:rPr>
-          <w:rFonts w:ascii="Times New Roman" w:hAnsi="Times New Roman"/>
-          <w:sz w:val="22"/>
-        </w:rPr>
         <w:br/>
-        <w:t>1. Management Consulting Firms: Consulting organizations like McKinsey, BCG, and Deloitte advise clients across industries on data-driven strategy. This pipeline can be deployed to analyze a client's operational data, identify decision quality bottlenecks, and prescribe targeted interventions (e.g., training programs for underperforming departments, data quality audits for high-error divisions). The modular architecture allows rapid customization for different client contexts.</w:t>
-      </w:r>
-      <w:r>
-        <w:rPr>
-          <w:rFonts w:ascii="Times New Roman" w:hAnsi="Times New Roman"/>
-          <w:sz w:val="22"/>
-        </w:rPr>
+        <w:t>Discuss scalability:</w:t>
         <w:br/>
-      </w:r>
-      <w:r>
-        <w:rPr>
-          <w:rFonts w:ascii="Times New Roman" w:hAnsi="Times New Roman"/>
-          <w:sz w:val="22"/>
-        </w:rPr>
+        <w:t>- How will system handle large data?</w:t>
         <w:br/>
-        <w:t>2. Healthcare Administration: Hospital networks generate millions of records across patient care, staffing, billing, and compliance. The pipeline can be adapted to analyze clinical decision effectiveness, identify departments with high error rates (potentially impacting patient safety), and monitor training compliance. The attrition risk model is directly applicable to nursing staff retention — a critical challenge in healthcare.</w:t>
-      </w:r>
-      <w:r>
-        <w:rPr>
-          <w:rFonts w:ascii="Times New Roman" w:hAnsi="Times New Roman"/>
-          <w:sz w:val="22"/>
-        </w:rPr>
+        <w:t>- How can performance be improved?</w:t>
         <w:br/>
-      </w:r>
-      <w:r>
-        <w:rPr>
-          <w:rFonts w:ascii="Times New Roman" w:hAnsi="Times New Roman"/>
-          <w:sz w:val="22"/>
-        </w:rPr>
-        <w:br/>
-        <w:t>3. Retail &amp; E-Commerce: Large retailers like Amazon and Walmart make thousands of operational and strategic decisions daily across supply chain, pricing, marketing, and customer service. This pipeline can process point-of-sale data, customer feedback, and inventory metrics to surface which store regions and product categories achieve the highest decision impact, enabling resource reallocation to underperforming areas.</w:t>
-      </w:r>
-      <w:r>
-        <w:rPr>
-          <w:rFonts w:ascii="Times New Roman" w:hAnsi="Times New Roman"/>
-          <w:sz w:val="22"/>
-        </w:rPr>
-        <w:br/>
-      </w:r>
-      <w:r>
-        <w:rPr>
-          <w:rFonts w:ascii="Times New Roman" w:hAnsi="Times New Roman"/>
-          <w:sz w:val="22"/>
-        </w:rPr>
-        <w:br/>
-        <w:t>4. Financial Services: Banks and insurance companies rely on data-driven decisions for credit scoring, fraud detection, and investment strategy. The error rate analysis component is particularly relevant — financial institutions face regulatory penalties for decision errors. The pipeline's ability to identify error rate thresholds and their impact on decision quality directly supports risk management.</w:t>
-      </w:r>
-      <w:r>
-        <w:rPr>
-          <w:rFonts w:ascii="Times New Roman" w:hAnsi="Times New Roman"/>
-          <w:sz w:val="22"/>
-        </w:rPr>
-        <w:br/>
-      </w:r>
-      <w:r>
-        <w:rPr>
-          <w:rFonts w:ascii="Times New Roman" w:hAnsi="Times New Roman"/>
-          <w:sz w:val="22"/>
-        </w:rPr>
-        <w:br/>
-        <w:t>Scalability Discussion:</w:t>
-      </w:r>
-      <w:r>
-        <w:rPr>
-          <w:rFonts w:ascii="Times New Roman" w:hAnsi="Times New Roman"/>
-          <w:sz w:val="22"/>
-        </w:rPr>
-        <w:br/>
-      </w:r>
-      <w:r>
-        <w:rPr>
-          <w:rFonts w:ascii="Times New Roman" w:hAnsi="Times New Roman"/>
-          <w:sz w:val="22"/>
-        </w:rPr>
-        <w:br/>
-        <w:t>Handling Large Data Volumes:</w:t>
-      </w:r>
-      <w:r>
-        <w:rPr>
-          <w:rFonts w:ascii="Times New Roman" w:hAnsi="Times New Roman"/>
-          <w:sz w:val="22"/>
-        </w:rPr>
-        <w:br/>
-        <w:t>The current implementation processes 123,847 records on a single-node Spark instance. To scale to millions or billions of records, the following strategies apply:</w:t>
-      </w:r>
-      <w:r>
-        <w:rPr>
-          <w:rFonts w:ascii="Times New Roman" w:hAnsi="Times New Roman"/>
-          <w:sz w:val="22"/>
-        </w:rPr>
-        <w:br/>
-        <w:t>• Horizontal Scaling: Deploy Spark on GCP Dataproc clusters with 10–100 worker nodes. Spark's distributed architecture automatically partitions data across nodes, achieving near-linear scaling.</w:t>
-      </w:r>
-      <w:r>
-        <w:rPr>
-          <w:rFonts w:ascii="Times New Roman" w:hAnsi="Times New Roman"/>
-          <w:sz w:val="22"/>
-        </w:rPr>
-        <w:br/>
-        <w:t>• Partition Strategy: The current Department-based partitioning can be extended to composite partitions (Department + Region + Year) for finer-grained data pruning during queries.</w:t>
-      </w:r>
-      <w:r>
-        <w:rPr>
-          <w:rFonts w:ascii="Times New Roman" w:hAnsi="Times New Roman"/>
-          <w:sz w:val="22"/>
-        </w:rPr>
-        <w:br/>
-        <w:t>• Data Format: Parquet with Snappy compression already provides 60–80% size reduction. For larger datasets, Delta Lake can be layered on top to provide ACID transactions, schema evolution, and time travel capabilities.</w:t>
-      </w:r>
-      <w:r>
-        <w:rPr>
-          <w:rFonts w:ascii="Times New Roman" w:hAnsi="Times New Roman"/>
-          <w:sz w:val="22"/>
-        </w:rPr>
-        <w:br/>
-      </w:r>
-      <w:r>
-        <w:rPr>
-          <w:rFonts w:ascii="Times New Roman" w:hAnsi="Times New Roman"/>
-          <w:sz w:val="22"/>
-        </w:rPr>
-        <w:br/>
-        <w:t>Performance Improvement:</w:t>
-      </w:r>
-      <w:r>
-        <w:rPr>
-          <w:rFonts w:ascii="Times New Roman" w:hAnsi="Times New Roman"/>
-          <w:sz w:val="22"/>
-        </w:rPr>
-        <w:br/>
-        <w:t>• Broadcast Joins: For lookup tables (department metadata, region mappings), Spark's broadcast join eliminates costly shuffle operations.</w:t>
-      </w:r>
-      <w:r>
-        <w:rPr>
-          <w:rFonts w:ascii="Times New Roman" w:hAnsi="Times New Roman"/>
-          <w:sz w:val="22"/>
-        </w:rPr>
-        <w:br/>
-        <w:t>• Caching: Frequently accessed DataFrames can be cached in memory using df.cache() or df.persist(StorageLevel.MEMORY_AND_DISK).</w:t>
-      </w:r>
-      <w:r>
-        <w:rPr>
-          <w:rFonts w:ascii="Times New Roman" w:hAnsi="Times New Roman"/>
-          <w:sz w:val="22"/>
-        </w:rPr>
-        <w:br/>
-        <w:t>• Adaptive Query Execution (AQE): Already enabled in the pipeline configuration, AQE dynamically optimizes query plans based on runtime statistics.</w:t>
-      </w:r>
-      <w:r>
-        <w:rPr>
-          <w:rFonts w:ascii="Times New Roman" w:hAnsi="Times New Roman"/>
-          <w:sz w:val="22"/>
-        </w:rPr>
-        <w:br/>
-        <w:t>• Columnar Reads: Parquet's columnar format ensures that only queried columns are read from disk, reducing I/O by 50–90% for typical analytical queries.</w:t>
-      </w:r>
-      <w:r>
-        <w:rPr>
-          <w:rFonts w:ascii="Times New Roman" w:hAnsi="Times New Roman"/>
-          <w:sz w:val="22"/>
-        </w:rPr>
-        <w:br/>
-      </w:r>
-      <w:r>
-        <w:rPr>
-          <w:rFonts w:ascii="Times New Roman" w:hAnsi="Times New Roman"/>
-          <w:sz w:val="22"/>
-        </w:rPr>
-        <w:br/>
-        <w:t>Future Enhancements:</w:t>
-      </w:r>
-      <w:r>
-        <w:rPr>
-          <w:rFonts w:ascii="Times New Roman" w:hAnsi="Times New Roman"/>
-          <w:sz w:val="22"/>
-        </w:rPr>
-        <w:br/>
-        <w:t>• Real-Time Processing: Extend the batch pipeline to near-real-time using Spark Structured Streaming, enabling live dashboards that update as new data arrives.</w:t>
-      </w:r>
-      <w:r>
-        <w:rPr>
-          <w:rFonts w:ascii="Times New Roman" w:hAnsi="Times New Roman"/>
-          <w:sz w:val="22"/>
-        </w:rPr>
-        <w:br/>
-        <w:t>• Machine Learning Integration: Build predictive models (Random Forest, Gradient Boosting) on top of the processed data to forecast Decision Impact Score and proactively identify at-risk decisions before they occur.</w:t>
-      </w:r>
-      <w:r>
-        <w:rPr>
-          <w:rFonts w:ascii="Times New Roman" w:hAnsi="Times New Roman"/>
-          <w:sz w:val="22"/>
-        </w:rPr>
-        <w:br/>
-        <w:t>• Automated Alerting: Integrate with PagerDuty or Slack to send alerts when error rates exceed thresholds or when department-level decision impact drops below historical baselines.</w:t>
-      </w:r>
-      <w:r>
-        <w:rPr>
-          <w:rFonts w:ascii="Times New Roman" w:hAnsi="Times New Roman"/>
-          <w:sz w:val="22"/>
-        </w:rPr>
-        <w:br/>
-        <w:t>• Data Governance: Implement data lineage tracking using tools like Apache Atlas or GCP Data Catalog to ensure compliance with data governance policies.</w:t>
+        <w:t>- Future enhancements.</w:t>
       </w:r>
     </w:p>
     <w:p>
@@ -1760,153 +2759,12 @@
       </w:r>
     </w:p>
     <w:p>
-      <w:pPr>
-        <w:spacing w:line="360" w:lineRule="auto" w:after="120"/>
-      </w:pPr>
-      <w:r>
-        <w:rPr>
-          <w:rFonts w:ascii="Times New Roman" w:hAnsi="Times New Roman"/>
-          <w:sz w:val="22"/>
-        </w:rPr>
-        <w:t>The analysis conducted through this project enables several concrete, data-backed business decisions:</w:t>
-      </w:r>
-      <w:r>
-        <w:rPr>
-          <w:rFonts w:ascii="Times New Roman" w:hAnsi="Times New Roman"/>
-          <w:sz w:val="22"/>
-        </w:rPr>
+      <w:r>
+        <w:t>Explain decisions derived from your analysis.</w:t>
         <w:br/>
-      </w:r>
-      <w:r>
-        <w:rPr>
-          <w:rFonts w:ascii="Times New Roman" w:hAnsi="Times New Roman"/>
-          <w:sz w:val="22"/>
-        </w:rPr>
+        <w:t>Provide business impact.</w:t>
         <w:br/>
-        <w:t>Decision 1 — Training Budget Allocation:</w:t>
-      </w:r>
-      <w:r>
-        <w:rPr>
-          <w:rFonts w:ascii="Times New Roman" w:hAnsi="Times New Roman"/>
-          <w:sz w:val="22"/>
-        </w:rPr>
-        <w:br/>
-        <w:t>The data reveals that employees with more than 40 hours of annual training achieve 27% higher performance scores (4.76 vs. 3.76). Furthermore, Performance Score is the second-strongest predictor of Decision Impact (r = 0.685). Based on this evidence, the recommended decision is to increase the training budget by 20% for departments currently below the 40-hour threshold (HR, Finance, Operations), with priority given to HR, which shows the lowest average performance. Expected impact: a 15–20% improvement in decision quality for targeted departments within 6 months.</w:t>
-      </w:r>
-      <w:r>
-        <w:rPr>
-          <w:rFonts w:ascii="Times New Roman" w:hAnsi="Times New Roman"/>
-          <w:sz w:val="22"/>
-        </w:rPr>
-        <w:br/>
-      </w:r>
-      <w:r>
-        <w:rPr>
-          <w:rFonts w:ascii="Times New Roman" w:hAnsi="Times New Roman"/>
-          <w:sz w:val="22"/>
-        </w:rPr>
-        <w:br/>
-        <w:t>Decision 2 — Data Quality Monitoring and Thresholds:</w:t>
-      </w:r>
-      <w:r>
-        <w:rPr>
-          <w:rFonts w:ascii="Times New Roman" w:hAnsi="Times New Roman"/>
-          <w:sz w:val="22"/>
-        </w:rPr>
-        <w:br/>
-        <w:t>Data Quality Score is the strongest predictor of Decision Impact (r = 0.736), and the analysis reveals a non-linear relationship: once Data Quality Score drops below 60, Decision Impact Score declines precipitously. The recommended decision is to implement automated data quality monitoring with three tiers: Green (≥75), Yellow (60–74), and Red (&lt;60). Records flagged Red should be routed to a manual review queue before being used in decision-making processes. Expected impact: a 30% reduction in low-quality decisions.</w:t>
-      </w:r>
-      <w:r>
-        <w:rPr>
-          <w:rFonts w:ascii="Times New Roman" w:hAnsi="Times New Roman"/>
-          <w:sz w:val="22"/>
-        </w:rPr>
-        <w:br/>
-      </w:r>
-      <w:r>
-        <w:rPr>
-          <w:rFonts w:ascii="Times New Roman" w:hAnsi="Times New Roman"/>
-          <w:sz w:val="22"/>
-        </w:rPr>
-        <w:br/>
-        <w:t>Decision 3 — Error Rate Quality Gates:</w:t>
-      </w:r>
-      <w:r>
-        <w:rPr>
-          <w:rFonts w:ascii="Times New Roman" w:hAnsi="Times New Roman"/>
-          <w:sz w:val="22"/>
-        </w:rPr>
-        <w:br/>
-        <w:t>Error rates above 15% are associated with a 43% decline in Decision Impact Score. This threshold effect suggests that incremental error reduction above 15% has minimal benefit, while crossing below 15% yields dramatic improvement. The recommended decision is to implement a hard quality gate at the 15% error rate threshold: processing pipelines producing error rates above this limit should be automatically paused, reviewed, and reprocessed. Expected impact: elimination of the lowest-quality 20% of decisions.</w:t>
-      </w:r>
-      <w:r>
-        <w:rPr>
-          <w:rFonts w:ascii="Times New Roman" w:hAnsi="Times New Roman"/>
-          <w:sz w:val="22"/>
-        </w:rPr>
-        <w:br/>
-      </w:r>
-      <w:r>
-        <w:rPr>
-          <w:rFonts w:ascii="Times New Roman" w:hAnsi="Times New Roman"/>
-          <w:sz w:val="22"/>
-        </w:rPr>
-        <w:br/>
-        <w:t>Decision 4 — Attrition Risk Mitigation:</w:t>
-      </w:r>
-      <w:r>
-        <w:rPr>
-          <w:rFonts w:ascii="Times New Roman" w:hAnsi="Times New Roman"/>
-          <w:sz w:val="22"/>
-        </w:rPr>
-        <w:br/>
-        <w:t>The strong inverse correlation between Attrition Risk and Customer Satisfaction (r = -0.875) creates a feedback loop: dissatisfied employees deliver poor customer experiences, which further reduces organizational performance. The recommended decision is to implement monthly satisfaction surveys for employees flagged as High-Risk (Attrition Risk ≥ 0.7) and provide targeted retention interventions (career development plans, compensation reviews, workload adjustments). Expected impact: 25% reduction in attrition-related customer satisfaction decline.</w:t>
-      </w:r>
-      <w:r>
-        <w:rPr>
-          <w:rFonts w:ascii="Times New Roman" w:hAnsi="Times New Roman"/>
-          <w:sz w:val="22"/>
-        </w:rPr>
-        <w:br/>
-      </w:r>
-      <w:r>
-        <w:rPr>
-          <w:rFonts w:ascii="Times New Roman" w:hAnsi="Times New Roman"/>
-          <w:sz w:val="22"/>
-        </w:rPr>
-        <w:br/>
-        <w:t>Decision 5 — Regional Resource Reallocation:</w:t>
-      </w:r>
-      <w:r>
-        <w:rPr>
-          <w:rFonts w:ascii="Times New Roman" w:hAnsi="Times New Roman"/>
-          <w:sz w:val="22"/>
-        </w:rPr>
-        <w:br/>
-        <w:t>Regional analysis reveals performance disparities across North, South, East, and West regions. The recommended decision is to reallocate analytics resources from over-performing regions to under-performing ones, standardize best practices from top-performing regions, and implement cross-regional knowledge sharing. Expected impact: convergence of regional decision impact scores within 10% of the organizational mean.</w:t>
-      </w:r>
-      <w:r>
-        <w:rPr>
-          <w:rFonts w:ascii="Times New Roman" w:hAnsi="Times New Roman"/>
-          <w:sz w:val="22"/>
-        </w:rPr>
-        <w:br/>
-      </w:r>
-      <w:r>
-        <w:rPr>
-          <w:rFonts w:ascii="Times New Roman" w:hAnsi="Times New Roman"/>
-          <w:sz w:val="22"/>
-        </w:rPr>
-        <w:br/>
-        <w:t>Business Impact Summary:</w:t>
-      </w:r>
-      <w:r>
-        <w:rPr>
-          <w:rFonts w:ascii="Times New Roman" w:hAnsi="Times New Roman"/>
-          <w:sz w:val="22"/>
-        </w:rPr>
-        <w:br/>
-        <w:t>Collectively, these five data-driven decisions are projected to improve the organization's average Decision Impact Score by 18–25% over a 12-month implementation period. The financial impact, assuming a conservative 0.5% revenue correlation per point of Decision Impact improvement, would translate to a 9–12% increase in operational efficiency.</w:t>
+        <w:t>Justify decisions using data.</w:t>
       </w:r>
     </w:p>
     <w:p>
@@ -1918,155 +2776,17 @@
       </w:r>
     </w:p>
     <w:p>
-      <w:pPr>
-        <w:spacing w:line="360" w:lineRule="auto" w:after="120"/>
-      </w:pPr>
-      <w:r>
-        <w:rPr>
-          <w:rFonts w:ascii="Times New Roman" w:hAnsi="Times New Roman"/>
-          <w:sz w:val="22"/>
-        </w:rPr>
-        <w:t>This project successfully designed, implemented, and demonstrated a complete big data pipeline for data-driven decision making in an organizational context.</w:t>
-      </w:r>
-      <w:r>
-        <w:rPr>
-          <w:rFonts w:ascii="Times New Roman" w:hAnsi="Times New Roman"/>
-          <w:sz w:val="22"/>
-        </w:rPr>
+      <w:r>
+        <w:t>Summarize:</w:t>
         <w:br/>
-      </w:r>
-      <w:r>
-        <w:rPr>
-          <w:rFonts w:ascii="Times New Roman" w:hAnsi="Times New Roman"/>
-          <w:sz w:val="22"/>
-        </w:rPr>
+        <w:t>- Problem</w:t>
         <w:br/>
-        <w:t>Problem: Organizations generate vast amounts of operational data but struggle to convert it into high-quality decisions due to data quality issues, fragmented processing pipelines, and a lack of actionable analytical insights.</w:t>
-      </w:r>
-      <w:r>
-        <w:rPr>
-          <w:rFonts w:ascii="Times New Roman" w:hAnsi="Times New Roman"/>
-          <w:sz w:val="22"/>
-        </w:rPr>
+        <w:t>- Approach</w:t>
         <w:br/>
-      </w:r>
-      <w:r>
-        <w:rPr>
-          <w:rFonts w:ascii="Times New Roman" w:hAnsi="Times New Roman"/>
-          <w:sz w:val="22"/>
-        </w:rPr>
+        <w:t>- Key Results</w:t>
         <w:br/>
-        <w:t>Approach: A five-stage pipeline was built using industry-standard big data technologies:</w:t>
-      </w:r>
-      <w:r>
-        <w:rPr>
-          <w:rFonts w:ascii="Times New Roman" w:hAnsi="Times New Roman"/>
-          <w:sz w:val="22"/>
-        </w:rPr>
         <w:br/>
-        <w:t>1. Data Generation: A realistic dataset of 123,847 records with 15 variables was created, incorporating real-world data characteristics (correlations, missing values, outliers, seasonal patterns).</w:t>
-      </w:r>
-      <w:r>
-        <w:rPr>
-          <w:rFonts w:ascii="Times New Roman" w:hAnsi="Times New Roman"/>
-          <w:sz w:val="22"/>
-        </w:rPr>
-        <w:br/>
-        <w:t>2. Data Processing: Apache Spark (PySpark) performed data cleaning (null imputation, duplicate removal, outlier capping), feature engineering (9 derived variables), and multi-dimensional aggregations.</w:t>
-      </w:r>
-      <w:r>
-        <w:rPr>
-          <w:rFonts w:ascii="Times New Roman" w:hAnsi="Times New Roman"/>
-          <w:sz w:val="22"/>
-        </w:rPr>
-        <w:br/>
-        <w:t>3. Data Storage: Processed data was stored in Apache Parquet format, partitioned by Department, achieving efficient columnar storage with compression.</w:t>
-      </w:r>
-      <w:r>
-        <w:rPr>
-          <w:rFonts w:ascii="Times New Roman" w:hAnsi="Times New Roman"/>
-          <w:sz w:val="22"/>
-        </w:rPr>
-        <w:br/>
-        <w:t>4. Data Visualization: A Streamlit dashboard with interactive filters, KPI cards, and 7 chart types enabled dynamic exploration of decision-making patterns.</w:t>
-      </w:r>
-      <w:r>
-        <w:rPr>
-          <w:rFonts w:ascii="Times New Roman" w:hAnsi="Times New Roman"/>
-          <w:sz w:val="22"/>
-        </w:rPr>
-        <w:br/>
-        <w:t>5. Business Analysis: Six quantified business insights and five actionable decisions were derived from the data, each with projected impact estimates.</w:t>
-      </w:r>
-      <w:r>
-        <w:rPr>
-          <w:rFonts w:ascii="Times New Roman" w:hAnsi="Times New Roman"/>
-          <w:sz w:val="22"/>
-        </w:rPr>
-        <w:br/>
-      </w:r>
-      <w:r>
-        <w:rPr>
-          <w:rFonts w:ascii="Times New Roman" w:hAnsi="Times New Roman"/>
-          <w:sz w:val="22"/>
-        </w:rPr>
-        <w:br/>
-        <w:t>Key Results:</w:t>
-      </w:r>
-      <w:r>
-        <w:rPr>
-          <w:rFonts w:ascii="Times New Roman" w:hAnsi="Times New Roman"/>
-          <w:sz w:val="22"/>
-        </w:rPr>
-        <w:br/>
-        <w:t>• Data Quality Score emerged as the single strongest predictor of Decision Impact (r = 0.736), establishing data quality as the highest-leverage improvement area.</w:t>
-      </w:r>
-      <w:r>
-        <w:rPr>
-          <w:rFonts w:ascii="Times New Roman" w:hAnsi="Times New Roman"/>
-          <w:sz w:val="22"/>
-        </w:rPr>
-        <w:br/>
-        <w:t>• Training investment above 40 hours/year correlates with 27% higher employee performance, demonstrating clear ROI on human capital development.</w:t>
-      </w:r>
-      <w:r>
-        <w:rPr>
-          <w:rFonts w:ascii="Times New Roman" w:hAnsi="Times New Roman"/>
-          <w:sz w:val="22"/>
-        </w:rPr>
-        <w:br/>
-        <w:t>• A critical error rate threshold at 15% was identified, beyond which decision quality degrades by 43%.</w:t>
-      </w:r>
-      <w:r>
-        <w:rPr>
-          <w:rFonts w:ascii="Times New Roman" w:hAnsi="Times New Roman"/>
-          <w:sz w:val="22"/>
-        </w:rPr>
-        <w:br/>
-        <w:t>• The Engineering department leads in Decision Impact due to superior data quality practices and higher training investment, providing a benchmark for other departments.</w:t>
-      </w:r>
-      <w:r>
-        <w:rPr>
-          <w:rFonts w:ascii="Times New Roman" w:hAnsi="Times New Roman"/>
-          <w:sz w:val="22"/>
-        </w:rPr>
-        <w:br/>
-        <w:t>• Attrition Risk and Customer Satisfaction form a tightly coupled feedback loop (r = -0.875), highlighting the interconnected nature of employee retention and customer experience.</w:t>
-      </w:r>
-      <w:r>
-        <w:rPr>
-          <w:rFonts w:ascii="Times New Roman" w:hAnsi="Times New Roman"/>
-          <w:sz w:val="22"/>
-        </w:rPr>
-        <w:br/>
-      </w:r>
-      <w:r>
-        <w:rPr>
-          <w:rFonts w:ascii="Times New Roman" w:hAnsi="Times New Roman"/>
-          <w:sz w:val="22"/>
-        </w:rPr>
-        <w:br/>
-        <w:t>The project demonstrates that modern big data technologies — when combined in a well-architected pipeline — can transform raw organizational data into actionable intelligence that drives measurably better decisions.</w:t>
+        <w:t>Keep it concise but clear.</w:t>
       </w:r>
     </w:p>
     <w:p>
@@ -2078,150 +2798,10 @@
       </w:r>
     </w:p>
     <w:p>
-      <w:pPr>
-        <w:spacing w:line="360" w:lineRule="auto" w:after="120"/>
-      </w:pPr>
-      <w:r>
-        <w:rPr>
-          <w:rFonts w:ascii="Times New Roman" w:hAnsi="Times New Roman"/>
-          <w:sz w:val="22"/>
-        </w:rPr>
-        <w:t>1. Zaharia, M., Xin, R. S., Wendell, P., Das, T., Armbrust, M., Dave, A., ... &amp; Stoica, I. (2016). Apache Spark: A Unified Engine for Big Data Processing. Communications of the ACM, 59(11), 56–65.</w:t>
-      </w:r>
-      <w:r>
-        <w:rPr>
-          <w:rFonts w:ascii="Times New Roman" w:hAnsi="Times New Roman"/>
-          <w:sz w:val="22"/>
-        </w:rPr>
+      <w:r>
+        <w:t>List datasets, tools, and resources used.</w:t>
         <w:br/>
-      </w:r>
-      <w:r>
-        <w:rPr>
-          <w:rFonts w:ascii="Times New Roman" w:hAnsi="Times New Roman"/>
-          <w:sz w:val="22"/>
-        </w:rPr>
-        <w:br/>
-        <w:t>2. Apache Spark Documentation. (2025). Spark SQL, DataFrames and Datasets Guide. https://spark.apache.org/docs/latest/sql-programming-guide.html</w:t>
-      </w:r>
-      <w:r>
-        <w:rPr>
-          <w:rFonts w:ascii="Times New Roman" w:hAnsi="Times New Roman"/>
-          <w:sz w:val="22"/>
-        </w:rPr>
-        <w:br/>
-      </w:r>
-      <w:r>
-        <w:rPr>
-          <w:rFonts w:ascii="Times New Roman" w:hAnsi="Times New Roman"/>
-          <w:sz w:val="22"/>
-        </w:rPr>
-        <w:br/>
-        <w:t>3. Google Cloud. (2025). Dataproc Documentation. https://cloud.google.com/dataproc/docs</w:t>
-      </w:r>
-      <w:r>
-        <w:rPr>
-          <w:rFonts w:ascii="Times New Roman" w:hAnsi="Times New Roman"/>
-          <w:sz w:val="22"/>
-        </w:rPr>
-        <w:br/>
-      </w:r>
-      <w:r>
-        <w:rPr>
-          <w:rFonts w:ascii="Times New Roman" w:hAnsi="Times New Roman"/>
-          <w:sz w:val="22"/>
-        </w:rPr>
-        <w:br/>
-        <w:t>4. Apache Parquet. (2025). Apache Parquet Documentation. https://parquet.apache.org/documentation/latest/</w:t>
-      </w:r>
-      <w:r>
-        <w:rPr>
-          <w:rFonts w:ascii="Times New Roman" w:hAnsi="Times New Roman"/>
-          <w:sz w:val="22"/>
-        </w:rPr>
-        <w:br/>
-      </w:r>
-      <w:r>
-        <w:rPr>
-          <w:rFonts w:ascii="Times New Roman" w:hAnsi="Times New Roman"/>
-          <w:sz w:val="22"/>
-        </w:rPr>
-        <w:br/>
-        <w:t>5. Streamlit. (2025). Streamlit Documentation. https://docs.streamlit.io/</w:t>
-      </w:r>
-      <w:r>
-        <w:rPr>
-          <w:rFonts w:ascii="Times New Roman" w:hAnsi="Times New Roman"/>
-          <w:sz w:val="22"/>
-        </w:rPr>
-        <w:br/>
-      </w:r>
-      <w:r>
-        <w:rPr>
-          <w:rFonts w:ascii="Times New Roman" w:hAnsi="Times New Roman"/>
-          <w:sz w:val="22"/>
-        </w:rPr>
-        <w:br/>
-        <w:t>6. NewVantage Partners. (2024). Data and Analytics Leadership Annual Executive Survey.</w:t>
-      </w:r>
-      <w:r>
-        <w:rPr>
-          <w:rFonts w:ascii="Times New Roman" w:hAnsi="Times New Roman"/>
-          <w:sz w:val="22"/>
-        </w:rPr>
-        <w:br/>
-      </w:r>
-      <w:r>
-        <w:rPr>
-          <w:rFonts w:ascii="Times New Roman" w:hAnsi="Times New Roman"/>
-          <w:sz w:val="22"/>
-        </w:rPr>
-        <w:br/>
-        <w:t>7. McKinsey Global Institute. (2023). The Age of Analytics: Competing in a Data-Driven World.</w:t>
-      </w:r>
-      <w:r>
-        <w:rPr>
-          <w:rFonts w:ascii="Times New Roman" w:hAnsi="Times New Roman"/>
-          <w:sz w:val="22"/>
-        </w:rPr>
-        <w:br/>
-      </w:r>
-      <w:r>
-        <w:rPr>
-          <w:rFonts w:ascii="Times New Roman" w:hAnsi="Times New Roman"/>
-          <w:sz w:val="22"/>
-        </w:rPr>
-        <w:br/>
-        <w:t>8. Provost, F., &amp; Fawcett, T. (2013). Data Science for Business. O'Reilly Media.</w:t>
-      </w:r>
-      <w:r>
-        <w:rPr>
-          <w:rFonts w:ascii="Times New Roman" w:hAnsi="Times New Roman"/>
-          <w:sz w:val="22"/>
-        </w:rPr>
-        <w:br/>
-      </w:r>
-      <w:r>
-        <w:rPr>
-          <w:rFonts w:ascii="Times New Roman" w:hAnsi="Times New Roman"/>
-          <w:sz w:val="22"/>
-        </w:rPr>
-        <w:br/>
-        <w:t>9. Kimball, R., &amp; Ross, M. (2013). The Data Warehouse Toolkit: The Definitive Guide to Dimensional Modeling. Wiley.</w:t>
-      </w:r>
-      <w:r>
-        <w:rPr>
-          <w:rFonts w:ascii="Times New Roman" w:hAnsi="Times New Roman"/>
-          <w:sz w:val="22"/>
-        </w:rPr>
-        <w:br/>
-      </w:r>
-      <w:r>
-        <w:rPr>
-          <w:rFonts w:ascii="Times New Roman" w:hAnsi="Times New Roman"/>
-          <w:sz w:val="22"/>
-        </w:rPr>
-        <w:br/>
-        <w:t>10. Google Cloud. (2025). BigQuery Documentation. https://cloud.google.com/bigquery/docs</w:t>
+        <w:t>Mention URLs if applicable.</w:t>
       </w:r>
     </w:p>
     <w:p>
@@ -2233,120 +2813,8 @@
       </w:r>
     </w:p>
     <w:p>
-      <w:pPr>
-        <w:spacing w:line="360" w:lineRule="auto" w:after="120"/>
-      </w:pPr>
-      <w:r>
-        <w:rPr>
-          <w:rFonts w:ascii="Times New Roman" w:hAnsi="Times New Roman"/>
-          <w:sz w:val="22"/>
-        </w:rPr>
-        <w:t>The complete source code for this project is available in the project repository. Key files include:</w:t>
-      </w:r>
-      <w:r>
-        <w:rPr>
-          <w:rFonts w:ascii="Times New Roman" w:hAnsi="Times New Roman"/>
-          <w:sz w:val="22"/>
-        </w:rPr>
-        <w:br/>
-      </w:r>
-      <w:r>
-        <w:rPr>
-          <w:rFonts w:ascii="Times New Roman" w:hAnsi="Times New Roman"/>
-          <w:sz w:val="22"/>
-        </w:rPr>
-        <w:br/>
-        <w:t>• generate_dataset.py — Python script for generating the realistic organizational dataset (123,847 rows, 15 columns) with correlated variables, missing values, and outliers.</w:t>
-      </w:r>
-      <w:r>
-        <w:rPr>
-          <w:rFonts w:ascii="Times New Roman" w:hAnsi="Times New Roman"/>
-          <w:sz w:val="22"/>
-        </w:rPr>
-        <w:br/>
-      </w:r>
-      <w:r>
-        <w:rPr>
-          <w:rFonts w:ascii="Times New Roman" w:hAnsi="Times New Roman"/>
-          <w:sz w:val="22"/>
-        </w:rPr>
-        <w:br/>
-        <w:t>• pyspark_pipeline.py — Complete PySpark ETL pipeline including SparkSession setup, schema definition, data cleaning, feature engineering, aggregations, and Parquet output.</w:t>
-      </w:r>
-      <w:r>
-        <w:rPr>
-          <w:rFonts w:ascii="Times New Roman" w:hAnsi="Times New Roman"/>
-          <w:sz w:val="22"/>
-        </w:rPr>
-        <w:br/>
-      </w:r>
-      <w:r>
-        <w:rPr>
-          <w:rFonts w:ascii="Times New Roman" w:hAnsi="Times New Roman"/>
-          <w:sz w:val="22"/>
-        </w:rPr>
-        <w:br/>
-        <w:t>• analysis.py — Data analysis and visualization script generating 7 publication-quality charts (correlation heatmap, department bar chart, scatter plot, time series, box plot, pie chart, violin plot) and computing business insights.</w:t>
-      </w:r>
-      <w:r>
-        <w:rPr>
-          <w:rFonts w:ascii="Times New Roman" w:hAnsi="Times New Roman"/>
-          <w:sz w:val="22"/>
-        </w:rPr>
-        <w:br/>
-      </w:r>
-      <w:r>
-        <w:rPr>
-          <w:rFonts w:ascii="Times New Roman" w:hAnsi="Times New Roman"/>
-          <w:sz w:val="22"/>
-        </w:rPr>
-        <w:br/>
-        <w:t>• dashboard.py — Streamlit interactive dashboard with sidebar filters, KPI cards, and 6 interactive chart types (line, bar, scatter, pie, grouped bar, box plot).</w:t>
-      </w:r>
-      <w:r>
-        <w:rPr>
-          <w:rFonts w:ascii="Times New Roman" w:hAnsi="Times New Roman"/>
-          <w:sz w:val="22"/>
-        </w:rPr>
-        <w:br/>
-      </w:r>
-      <w:r>
-        <w:rPr>
-          <w:rFonts w:ascii="Times New Roman" w:hAnsi="Times New Roman"/>
-          <w:sz w:val="22"/>
-        </w:rPr>
-        <w:br/>
-        <w:t>• data_driven_decision_realistic.csv — The generated dataset (123,847 rows × 15 columns).</w:t>
-      </w:r>
-      <w:r>
-        <w:rPr>
-          <w:rFonts w:ascii="Times New Roman" w:hAnsi="Times New Roman"/>
-          <w:sz w:val="22"/>
-        </w:rPr>
-        <w:br/>
-      </w:r>
-      <w:r>
-        <w:rPr>
-          <w:rFonts w:ascii="Times New Roman" w:hAnsi="Times New Roman"/>
-          <w:sz w:val="22"/>
-        </w:rPr>
-        <w:br/>
-        <w:t>• charts/ — Directory containing all generated visualization images in PNG format.</w:t>
-      </w:r>
-      <w:r>
-        <w:rPr>
-          <w:rFonts w:ascii="Times New Roman" w:hAnsi="Times New Roman"/>
-          <w:sz w:val="22"/>
-        </w:rPr>
-        <w:br/>
-      </w:r>
-      <w:r>
-        <w:rPr>
-          <w:rFonts w:ascii="Times New Roman" w:hAnsi="Times New Roman"/>
-          <w:sz w:val="22"/>
-        </w:rPr>
-        <w:br/>
-        <w:t>• processed_data/ — Directory containing Parquet output files partitioned by Department.</w:t>
+      <w:r>
+        <w:t>Additional code, outputs, or diagrams if required.</w:t>
       </w:r>
     </w:p>
     <w:sectPr>

--- a/BDCCT_Report.docx
+++ b/BDCCT_Report.docx
@@ -27,6 +27,11 @@
     </w:p>
     <w:p>
       <w:r>
+        <w:rPr>
+          <w:rFonts w:ascii="Times New Roman" w:hAnsi="Times New Roman"/>
+          <w:b/>
+          <w:sz w:val="24"/>
+        </w:rPr>
         <w:t>Project Title: Data-Driven Decision Making in an Organization Using Big Data Technologies</w:t>
       </w:r>
     </w:p>
@@ -61,8 +66,6 @@
           <w:sz w:val="24"/>
         </w:rPr>
         <w:t>Domain &amp; Context</w:t>
-      </w:r>
-      <w:r>
         <w:br/>
       </w:r>
       <w:r>
@@ -72,9 +75,8 @@
           <w:i w:val="0"/>
           <w:sz w:val="22"/>
         </w:rPr>
-        <w:t>In the contemporary business landscape, organizations generate vast volumes of data across departments, yet a significant majority struggle to translate this data into actionable, high-quality decisions. According to a 2024 survey by NewVantage Partners, only 26.5% of organizations have successfully established a data-driven culture, despite 97.2% investing in big data and artificial intelligence initiatives. This gap between data availability and decision effectiveness constitutes a critical operational challenge.</w:t>
-      </w:r>
-      <w:r>
+        <w:br/>
+        <w:t>In the contemporary business landscape, organizations generate vast volumes of data across departments, yet a significant majority struggle to translate this data into actionable, high-quality decisions. According to a 2024 survey by NewVantage Partners, only 26.5% of organizations have successfully established a data-driven culture, despite 97.2% investing in big data and AI initiatives. This gap between data availability and decision effectiveness constitutes a critical operational challenge.</w:t>
         <w:br/>
       </w:r>
       <w:r>
@@ -84,31 +86,8 @@
           <w:i w:val="0"/>
           <w:sz w:val="22"/>
         </w:rPr>
-      </w:r>
-      <w:r>
         <w:br/>
-      </w:r>
-      <w:r>
-        <w:rPr>
-          <w:rFonts w:ascii="Times New Roman" w:hAnsi="Times New Roman"/>
-          <w:b w:val="0"/>
-          <w:i w:val="0"/>
-          <w:sz w:val="22"/>
-        </w:rPr>
         <w:t>The domain selected for this project is organizational performance analytics, focusing on how data quality, employee competency, and processing efficiency collectively influence the impact of business decisions.</w:t>
-      </w:r>
-      <w:r>
-        <w:br/>
-      </w:r>
-      <w:r>
-        <w:rPr>
-          <w:rFonts w:ascii="Times New Roman" w:hAnsi="Times New Roman"/>
-          <w:b w:val="0"/>
-          <w:i w:val="0"/>
-          <w:sz w:val="22"/>
-        </w:rPr>
-      </w:r>
-      <w:r>
         <w:br/>
       </w:r>
       <w:r>
@@ -119,9 +98,8 @@
           <w:color w:val="2C3E50"/>
           <w:sz w:val="24"/>
         </w:rPr>
+        <w:br/>
         <w:t>Problem Definition</w:t>
-      </w:r>
-      <w:r>
         <w:br/>
       </w:r>
       <w:r>
@@ -131,20 +109,8 @@
           <w:i w:val="0"/>
           <w:sz w:val="22"/>
         </w:rPr>
-        <w:t>Organizations lack an integrated, scalable pipeline that ingests raw operational data, cleanses and transforms it, and produces actionable insights that directly improve decision-making quality. Poor decision-making—driven by low data quality, high error rates, and fragmented analytics pipelines—directly translates to revenue loss, employee attrition, and competitive disadvantage.</w:t>
-      </w:r>
-      <w:r>
         <w:br/>
-      </w:r>
-      <w:r>
-        <w:rPr>
-          <w:rFonts w:ascii="Times New Roman" w:hAnsi="Times New Roman"/>
-          <w:b w:val="0"/>
-          <w:i w:val="0"/>
-          <w:sz w:val="22"/>
-        </w:rPr>
-      </w:r>
-      <w:r>
+        <w:t>Organizations lack an integrated, scalable pipeline that ingests raw operational data, cleanses and transforms it, and produces actionable insights that directly improve decision-making quality. Poor decision-making—driven by low data quality, high error rates, and fragmented analytics—directly translates to revenue loss, employee attrition, and competitive disadvantage.</w:t>
         <w:br/>
       </w:r>
       <w:r>
@@ -155,9 +121,8 @@
           <w:color w:val="2C3E50"/>
           <w:sz w:val="24"/>
         </w:rPr>
+        <w:br/>
         <w:t>Target Users</w:t>
-      </w:r>
-      <w:r>
         <w:br/>
       </w:r>
       <w:r>
@@ -167,9 +132,8 @@
           <w:i w:val="0"/>
           <w:sz w:val="22"/>
         </w:rPr>
-        <w:t>• C-suite executives — high-level dashboards to monitor decision effectiveness across departments and regions</w:t>
-      </w:r>
-      <w:r>
+        <w:br/>
+        <w:t>• C-suite executives — dashboards to monitor decision effectiveness across departments and regions</w:t>
         <w:br/>
       </w:r>
       <w:r>
@@ -179,9 +143,7 @@
           <w:i w:val="0"/>
           <w:sz w:val="22"/>
         </w:rPr>
-        <w:t>• Department heads — granular insights into team performance, training ROI, and error rate trends</w:t>
-      </w:r>
-      <w:r>
+        <w:t>• Department heads — insights into team performance, training ROI, and error rate trends</w:t>
         <w:br/>
       </w:r>
       <w:r>
@@ -191,9 +153,7 @@
           <w:i w:val="0"/>
           <w:sz w:val="22"/>
         </w:rPr>
-        <w:t>• Data analysts — clean, transformed data in efficient storage formats (Parquet) for advanced analytics</w:t>
-      </w:r>
-      <w:r>
+        <w:t>• Data analysts — clean, transformed data in Parquet format for advanced analytics and ML</w:t>
         <w:br/>
       </w:r>
       <w:r>
@@ -203,20 +163,7 @@
           <w:i w:val="0"/>
           <w:sz w:val="22"/>
         </w:rPr>
-        <w:t>• HR managers — visibility into attrition risk patterns and their correlation with satisfaction metrics</w:t>
-      </w:r>
-      <w:r>
-        <w:br/>
-      </w:r>
-      <w:r>
-        <w:rPr>
-          <w:rFonts w:ascii="Times New Roman" w:hAnsi="Times New Roman"/>
-          <w:b w:val="0"/>
-          <w:i w:val="0"/>
-          <w:sz w:val="22"/>
-        </w:rPr>
-      </w:r>
-      <w:r>
+        <w:t>• HR managers — attrition risk patterns and their correlation with satisfaction metrics</w:t>
         <w:br/>
       </w:r>
       <w:r>
@@ -227,9 +174,8 @@
           <w:color w:val="2C3E50"/>
           <w:sz w:val="24"/>
         </w:rPr>
+        <w:br/>
         <w:t>Business Significance</w:t>
-      </w:r>
-      <w:r>
         <w:br/>
       </w:r>
       <w:r>
@@ -239,20 +185,8 @@
           <w:i w:val="0"/>
           <w:sz w:val="22"/>
         </w:rPr>
-        <w:t>Research by McKinsey Global Institute estimates that data-driven organizations are 23 times more likely to acquire customers and 19 times more likely to be profitable. By building a robust big data pipeline that surfaces the key drivers of decision impact, this project demonstrates how organizations can systematically improve their decision-making capability.</w:t>
-      </w:r>
-      <w:r>
         <w:br/>
-      </w:r>
-      <w:r>
-        <w:rPr>
-          <w:rFonts w:ascii="Times New Roman" w:hAnsi="Times New Roman"/>
-          <w:b w:val="0"/>
-          <w:i w:val="0"/>
-          <w:sz w:val="22"/>
-        </w:rPr>
-      </w:r>
-      <w:r>
+        <w:t>McKinsey estimates data-driven organizations are 23× more likely to acquire customers and 19× more likely to be profitable. This project demonstrates how a robust big data pipeline can systematically improve decision-making capability.</w:t>
         <w:br/>
       </w:r>
       <w:r>
@@ -263,9 +197,8 @@
           <w:color w:val="2C3E50"/>
           <w:sz w:val="24"/>
         </w:rPr>
+        <w:br/>
         <w:t>Dataset Overview</w:t>
-      </w:r>
-      <w:r>
         <w:br/>
       </w:r>
       <w:r>
@@ -275,7 +208,8 @@
           <w:i w:val="0"/>
           <w:sz w:val="22"/>
         </w:rPr>
-        <w:t>The dataset comprises 123,847 records spanning 15 variables across 6 departments, 4 regions, and a 2-year time horizon (January 2024 – December 2025). The data simulates realistic organizational behavior including correlated variables, missing values (5–8%), outliers (0.5%), and seasonal patterns. The target variable, Decision Impact Score, is modeled as a composite of data quality, employee performance, error rate, training investment, and customer satisfaction.</w:t>
+        <w:br/>
+        <w:t>The dataset comprises 123,847 records spanning 15 variables across 6 departments (Sales, Marketing, Engineering, HR, Finance, Operations), 4 regions (North, South, East, West), and a 2-year period (Jan 2024 – Dec 2025). Includes correlated variables, 5–8% missing values, 0.5% outliers, and seasonal patterns. Target variable: Decision Impact Score (composite of data quality, performance, error rate, training, satisfaction).</w:t>
       </w:r>
     </w:p>
     <w:p>
@@ -297,20 +231,7 @@
           <w:i w:val="0"/>
           <w:sz w:val="22"/>
         </w:rPr>
-        <w:t>The data pipeline follows a five-stage architecture that transforms raw organizational data into actionable business insights. Each stage is selected to balance performance, scalability, and implementation simplicity.</w:t>
-      </w:r>
-      <w:r>
-        <w:br/>
-      </w:r>
-      <w:r>
-        <w:rPr>
-          <w:rFonts w:ascii="Times New Roman" w:hAnsi="Times New Roman"/>
-          <w:b w:val="0"/>
-          <w:i w:val="0"/>
-          <w:sz w:val="22"/>
-        </w:rPr>
-      </w:r>
-      <w:r>
+        <w:t>The pipeline follows a five-stage architecture transforming raw data into actionable insights.</w:t>
         <w:br/>
       </w:r>
       <w:r>
@@ -321,9 +242,8 @@
           <w:color w:val="4A90D9"/>
           <w:sz w:val="22"/>
         </w:rPr>
+        <w:br/>
         <w:t>Stage 1 — Data Source &amp; Ingestion</w:t>
-      </w:r>
-      <w:r>
         <w:br/>
       </w:r>
       <w:r>
@@ -333,20 +253,7 @@
           <w:i w:val="0"/>
           <w:sz w:val="22"/>
         </w:rPr>
-        <w:t>The raw dataset (123,847 rows × 15 columns) is stored as CSV, simulating ERP-exported data. In production, this would reside in Google Cloud Storage (GCS) buckets for automated ingestion via GCP Dataproc.</w:t>
-      </w:r>
-      <w:r>
-        <w:br/>
-      </w:r>
-      <w:r>
-        <w:rPr>
-          <w:rFonts w:ascii="Times New Roman" w:hAnsi="Times New Roman"/>
-          <w:b w:val="0"/>
-          <w:i w:val="0"/>
-          <w:sz w:val="22"/>
-        </w:rPr>
-      </w:r>
-      <w:r>
+        <w:t>Raw dataset (123,847 rows × 15 columns) stored as CSV. In production, data resides in GCP Cloud Storage for automated ingestion.</w:t>
         <w:br/>
       </w:r>
       <w:r>
@@ -357,9 +264,8 @@
           <w:color w:val="E8843C"/>
           <w:sz w:val="22"/>
         </w:rPr>
+        <w:br/>
         <w:t>Stage 2 — Data Processing (PySpark)</w:t>
-      </w:r>
-      <w:r>
         <w:br/>
       </w:r>
       <w:r>
@@ -369,20 +275,7 @@
           <w:i w:val="0"/>
           <w:sz w:val="22"/>
         </w:rPr>
-        <w:t>Apache Spark serves as the core processing engine, selected for: (1) distributed computing enabling horizontal scaling, (2) lazy evaluation with Catalyst optimizer for automatic query optimization, (3) native DataFrame support for tabular data. Processing includes schema enforcement, null imputation, duplicate removal, outlier capping, and feature engineering.</w:t>
-      </w:r>
-      <w:r>
-        <w:br/>
-      </w:r>
-      <w:r>
-        <w:rPr>
-          <w:rFonts w:ascii="Times New Roman" w:hAnsi="Times New Roman"/>
-          <w:b w:val="0"/>
-          <w:i w:val="0"/>
-          <w:sz w:val="22"/>
-        </w:rPr>
-      </w:r>
-      <w:r>
+        <w:t>Apache Spark as core engine: (1) distributed computing for horizontal scaling, (2) Catalyst optimizer for query optimization, (3) DataFrame API for structured data. Processing: schema enforcement, null imputation, dedup, outlier capping, feature engineering.</w:t>
         <w:br/>
       </w:r>
       <w:r>
@@ -393,9 +286,8 @@
           <w:color w:val="E8843C"/>
           <w:sz w:val="22"/>
         </w:rPr>
+        <w:br/>
         <w:t>Stage 3 — Data Transformation</w:t>
-      </w:r>
-      <w:r>
         <w:br/>
       </w:r>
       <w:r>
@@ -405,20 +297,7 @@
           <w:i w:val="0"/>
           <w:sz w:val="22"/>
         </w:rPr>
-        <w:t>Feature engineering creates derived variables: experience_training_ratio, efficiency_score, quality_error_interaction, and temporal features (month, quarter, day_of_week). These increase analytical dimensionality without additional data collection.</w:t>
-      </w:r>
-      <w:r>
-        <w:br/>
-      </w:r>
-      <w:r>
-        <w:rPr>
-          <w:rFonts w:ascii="Times New Roman" w:hAnsi="Times New Roman"/>
-          <w:b w:val="0"/>
-          <w:i w:val="0"/>
-          <w:sz w:val="22"/>
-        </w:rPr>
-      </w:r>
-      <w:r>
+        <w:t>Feature engineering: experience_training_ratio, efficiency_score, quality_error_interaction, temporal features (month, quarter, day_of_week).</w:t>
         <w:br/>
       </w:r>
       <w:r>
@@ -429,9 +308,8 @@
           <w:color w:val="9B59B6"/>
           <w:sz w:val="22"/>
         </w:rPr>
+        <w:br/>
         <w:t>Stage 4 — Data Storage (Parquet)</w:t>
-      </w:r>
-      <w:r>
         <w:br/>
       </w:r>
       <w:r>
@@ -441,20 +319,7 @@
           <w:i w:val="0"/>
           <w:sz w:val="22"/>
         </w:rPr>
-        <w:t>Processed data is stored in Apache Parquet format, partitioned by Department. Parquet provides: (1) columnar storage reducing I/O, (2) Snappy compression reducing size by 60–80%, (3) predicate pushdown enabling Spark to skip irrelevant partitions.</w:t>
-      </w:r>
-      <w:r>
-        <w:br/>
-      </w:r>
-      <w:r>
-        <w:rPr>
-          <w:rFonts w:ascii="Times New Roman" w:hAnsi="Times New Roman"/>
-          <w:b w:val="0"/>
-          <w:i w:val="0"/>
-          <w:sz w:val="22"/>
-        </w:rPr>
-      </w:r>
-      <w:r>
+        <w:t>Parquet format, partitioned by Department. Benefits: columnar I/O reduction, Snappy compression (60–80%), predicate pushdown.</w:t>
         <w:br/>
       </w:r>
       <w:r>
@@ -465,9 +330,8 @@
           <w:color w:val="27AE60"/>
           <w:sz w:val="22"/>
         </w:rPr>
+        <w:br/>
         <w:t>Stage 5 — Visualization (Streamlit)</w:t>
-      </w:r>
-      <w:r>
         <w:br/>
       </w:r>
       <w:r>
@@ -477,20 +341,7 @@
           <w:i w:val="0"/>
           <w:sz w:val="22"/>
         </w:rPr>
-        <w:t>Streamlit powers the interactive dashboard, chosen for: (1) native Python integration, (2) zero licensing cost, (3) trivial deployment to Streamlit Cloud or GCP Cloud Run.</w:t>
-      </w:r>
-      <w:r>
-        <w:br/>
-      </w:r>
-      <w:r>
-        <w:rPr>
-          <w:rFonts w:ascii="Times New Roman" w:hAnsi="Times New Roman"/>
-          <w:b w:val="0"/>
-          <w:i w:val="0"/>
-          <w:sz w:val="22"/>
-        </w:rPr>
-      </w:r>
-      <w:r>
+        <w:t>Interactive dashboard with KPI cards, time-series, bar charts, scatter plots, pie charts. Deployed on Streamlit Cloud.</w:t>
         <w:br/>
       </w:r>
       <w:r>
@@ -501,9 +352,8 @@
           <w:color w:val="2C3E50"/>
           <w:sz w:val="24"/>
         </w:rPr>
+        <w:br/>
         <w:t>Design Justification</w:t>
-      </w:r>
-      <w:r>
         <w:br/>
       </w:r>
       <w:r>
@@ -513,7 +363,8 @@
           <w:i w:val="0"/>
           <w:sz w:val="22"/>
         </w:rPr>
-        <w:t>The pipeline prioritizes reproducibility (coded, not manual), scalability (Spark + GCP handle petabyte-scale data), and maintainability (modular Python scripts). Open-source tools eliminate vendor lock-in.</w:t>
+        <w:br/>
+        <w:t>Reproducibility (coded pipelines), scalability (Spark + GCP), maintainability (modular scripts), open-source (no vendor lock-in).</w:t>
       </w:r>
     </w:p>
     <w:p>
@@ -535,31 +386,62 @@
           <w:i w:val="0"/>
           <w:sz w:val="22"/>
         </w:rPr>
-        <w:t>The system architecture follows a layered design pattern where each component has a single responsibility and communicates with adjacent layers through well-defined interfaces.</w:t>
+        <w:t>The system follows a layered design where each component has a single responsibility. The diagram below illustrates the complete data flow.</w:t>
       </w:r>
+    </w:p>
+    <w:p>
+      <w:pPr>
+        <w:spacing w:before="160" w:after="40"/>
+        <w:jc w:val="center"/>
+      </w:pPr>
       <w:r>
-        <w:br/>
+        <w:drawing>
+          <wp:inline xmlns:a="http://schemas.openxmlformats.org/drawingml/2006/main" xmlns:pic="http://schemas.openxmlformats.org/drawingml/2006/picture">
+            <wp:extent cx="5303520" cy="3776778"/>
+            <wp:docPr id="1" name="Picture 1"/>
+            <wp:cNvGraphicFramePr>
+              <a:graphicFrameLocks noChangeAspect="1"/>
+            </wp:cNvGraphicFramePr>
+            <a:graphic>
+              <a:graphicData uri="http://schemas.openxmlformats.org/drawingml/2006/picture">
+                <pic:pic>
+                  <pic:nvPicPr>
+                    <pic:cNvPr id="0" name="00_system_architecture.png"/>
+                    <pic:cNvPicPr/>
+                  </pic:nvPicPr>
+                  <pic:blipFill>
+                    <a:blip r:embed="rId9"/>
+                    <a:stretch>
+                      <a:fillRect/>
+                    </a:stretch>
+                  </pic:blipFill>
+                  <pic:spPr>
+                    <a:xfrm>
+                      <a:off x="0" y="0"/>
+                      <a:ext cx="5303520" cy="3776778"/>
+                    </a:xfrm>
+                    <a:prstGeom prst="rect"/>
+                  </pic:spPr>
+                </pic:pic>
+              </a:graphicData>
+            </a:graphic>
+          </wp:inline>
+        </w:drawing>
       </w:r>
+    </w:p>
+    <w:p>
+      <w:pPr>
+        <w:spacing w:after="200"/>
+        <w:jc w:val="center"/>
+      </w:pPr>
       <w:r>
         <w:rPr>
           <w:rFonts w:ascii="Times New Roman" w:hAnsi="Times New Roman"/>
-          <w:b w:val="0"/>
-          <w:i w:val="0"/>
-          <w:sz w:val="22"/>
+          <w:i/>
+          <w:color w:val="646464"/>
+          <w:sz w:val="18"/>
         </w:rPr>
-      </w:r>
-      <w:r>
-        <w:br/>
-      </w:r>
-      <w:r>
-        <w:rPr>
-          <w:rFonts w:ascii="Times New Roman" w:hAnsi="Times New Roman"/>
-          <w:b w:val="0"/>
-          <w:i/>
-          <w:color w:val="7F8C8D"/>
-          <w:sz w:val="20"/>
-        </w:rPr>
-        <w:t>[Architecture Diagram inserted below]</w:t>
+        <w:t>Figure 1: System Architecture — Data-Driven Decision Pipeline</w:t>
       </w:r>
     </w:p>
     <w:p>
@@ -572,8 +454,15 @@
           <w:b/>
           <w:sz w:val="22"/>
         </w:rPr>
-        <w:br/>
-        <w:t>Component Descriptions:</w:t>
+        <w:t xml:space="preserve">1. Data Source: </w:t>
+      </w:r>
+      <w:r>
+        <w:rPr>
+          <w:rFonts w:ascii="Times New Roman" w:hAnsi="Times New Roman"/>
+          <w:b w:val="0"/>
+          <w:sz w:val="22"/>
+        </w:rPr>
+        <w:t>CSV, databases, APIs → GCP Cloud Storage.</w:t>
         <w:br/>
       </w:r>
       <w:r>
@@ -582,8 +471,7 @@
           <w:b/>
           <w:sz w:val="22"/>
         </w:rPr>
-        <w:br/>
-        <w:t xml:space="preserve">1. Data Source Layer: </w:t>
+        <w:t xml:space="preserve">2. Spark Engine: </w:t>
       </w:r>
       <w:r>
         <w:rPr>
@@ -591,7 +479,7 @@
           <w:b w:val="0"/>
           <w:sz w:val="22"/>
         </w:rPr>
-        <w:t>Ingests data from CSV files (ERP exports), relational databases (PostgreSQL, MySQL), and APIs (CRM, HRMS). In this project, a dataset of 123,847 records simulates enterprise data.</w:t>
+        <w:t>GCP Dataproc, StructType schema, cleaning, FE, aggregations.</w:t>
         <w:br/>
       </w:r>
       <w:r>
@@ -600,8 +488,7 @@
           <w:b/>
           <w:sz w:val="22"/>
         </w:rPr>
-        <w:br/>
-        <w:t xml:space="preserve">2. Processing Engine — Apache Spark: </w:t>
+        <w:t xml:space="preserve">3. Storage: </w:t>
       </w:r>
       <w:r>
         <w:rPr>
@@ -609,7 +496,7 @@
           <w:b w:val="0"/>
           <w:sz w:val="22"/>
         </w:rPr>
-        <w:t>Runs on GCP Dataproc with auto-scaling clusters. Uses DataFrames with explicit schema enforcement (StructType). Performs null imputation, duplicate removal, outlier capping, and feature engineering.</w:t>
+        <w:t>Parquet on GCS, partitioned by Department, 11-nines durability.</w:t>
         <w:br/>
       </w:r>
       <w:r>
@@ -618,8 +505,7 @@
           <w:b/>
           <w:sz w:val="22"/>
         </w:rPr>
-        <w:br/>
-        <w:t xml:space="preserve">3. Storage Layer — Parquet on GCS: </w:t>
+        <w:t xml:space="preserve">4. Visualization: </w:t>
       </w:r>
       <w:r>
         <w:rPr>
@@ -627,7 +513,7 @@
           <w:b w:val="0"/>
           <w:sz w:val="22"/>
         </w:rPr>
-        <w:t>Columnar storage partitioned by Department for partition pruning. GCP Cloud Storage provides 99.999999999% durability. Integrates with BigQuery for ad-hoc SQL.</w:t>
+        <w:t>Streamlit dashboard, KPI cards, 7 chart types, sidebar filters.</w:t>
         <w:br/>
       </w:r>
       <w:r>
@@ -636,8 +522,7 @@
           <w:b/>
           <w:sz w:val="22"/>
         </w:rPr>
-        <w:br/>
-        <w:t xml:space="preserve">4. Visualization — Streamlit Dashboard: </w:t>
+        <w:t xml:space="preserve">5. Flow: </w:t>
       </w:r>
       <w:r>
         <w:rPr>
@@ -645,32 +530,20 @@
           <w:b w:val="0"/>
           <w:sz w:val="22"/>
         </w:rPr>
-        <w:t>Interactive exploration with KPI cards, time-series charts, scatter plots, pie charts, and box plots. Sidebar filters for department, region, date range, and decision type.</w:t>
-        <w:br/>
+        <w:t>Sources → Processing → Storage → Visualization → Decisions.</w:t>
       </w:r>
+    </w:p>
+    <w:p>
+      <w:pPr>
+        <w:pStyle w:val="Heading1"/>
+      </w:pPr>
       <w:r>
-        <w:rPr>
-          <w:rFonts w:ascii="Times New Roman" w:hAnsi="Times New Roman"/>
-          <w:b/>
-          <w:sz w:val="22"/>
-        </w:rPr>
-        <w:br/>
-        <w:t xml:space="preserve">5. Workflow: </w:t>
-      </w:r>
-      <w:r>
-        <w:rPr>
-          <w:rFonts w:ascii="Times New Roman" w:hAnsi="Times New Roman"/>
-          <w:b w:val="0"/>
-          <w:sz w:val="22"/>
-        </w:rPr>
-        <w:t>Raw data flows unidirectionally: Sources → Processing → Storage → Visualization → Business Decisions. Each stage logs metadata for pipeline monitoring.</w:t>
-        <w:br/>
+        <w:t>4. PySpark Implementation</w:t>
       </w:r>
     </w:p>
     <w:p>
       <w:pPr>
         <w:spacing w:line="360" w:lineRule="auto" w:after="120"/>
-        <w:jc w:val="center"/>
       </w:pPr>
       <w:r>
         <w:rPr>
@@ -681,8 +554,6 @@
           <w:sz w:val="24"/>
         </w:rPr>
         <w:t>Dataset Description</w:t>
-      </w:r>
-      <w:r>
         <w:br/>
       </w:r>
       <w:r>
@@ -692,20 +563,8 @@
           <w:i w:val="0"/>
           <w:sz w:val="22"/>
         </w:rPr>
-        <w:t>The dataset (data_driven_decision_realistic.csv) contains 123,847 records with 15 columns. Data spans January 2024 to December 2025 across 6 departments, 4 regions, and ~2,500 unique employees. Includes 5–8% missing values, 0.5% outliers, and minor inconsistencies.</w:t>
-      </w:r>
-      <w:r>
         <w:br/>
-      </w:r>
-      <w:r>
-        <w:rPr>
-          <w:rFonts w:ascii="Times New Roman" w:hAnsi="Times New Roman"/>
-          <w:b w:val="0"/>
-          <w:i w:val="0"/>
-          <w:sz w:val="22"/>
-        </w:rPr>
-      </w:r>
-      <w:r>
+        <w:t>123,847 records × 15 columns. 6 departments, 4 regions, ~2,500 employees. Jan 2024 – Dec 2025. Includes 5–8% NULLs, 0.5% outliers, negative experience values, department transfers.</w:t>
         <w:br/>
       </w:r>
       <w:r>
@@ -716,9 +575,8 @@
           <w:color w:val="E8843C"/>
           <w:sz w:val="22"/>
         </w:rPr>
-        <w:t>Step 1 — SparkSession Setup &amp; Data Loading</w:t>
-      </w:r>
-      <w:r>
+        <w:br/>
+        <w:t>Step 1 — SparkSession &amp; Loading</w:t>
         <w:br/>
       </w:r>
       <w:r>
@@ -728,20 +586,7 @@
           <w:i w:val="0"/>
           <w:sz w:val="22"/>
         </w:rPr>
-        <w:t>Pipeline initializes SparkSession with 4GB driver memory and adaptive query execution. Dataset loaded with explicit StructType schema:</w:t>
-      </w:r>
-      <w:r>
-        <w:br/>
-      </w:r>
-      <w:r>
-        <w:rPr>
-          <w:rFonts w:ascii="Times New Roman" w:hAnsi="Times New Roman"/>
-          <w:b w:val="0"/>
-          <w:i w:val="0"/>
-          <w:sz w:val="22"/>
-        </w:rPr>
-      </w:r>
-      <w:r>
+        <w:t>SparkSession with 4GB memory, AQE enabled. Loaded with explicit StructType schema:</w:t>
         <w:br/>
       </w:r>
       <w:r>
@@ -750,11 +595,10 @@
           <w:b w:val="0"/>
           <w:i w:val="0"/>
           <w:color w:val="2980B9"/>
-          <w:sz w:val="18"/>
+          <w:sz w:val="20"/>
         </w:rPr>
-        <w:t xml:space="preserve">    spark = SparkSession.builder.appName("DataDrivenDecisionPipeline")</w:t>
-      </w:r>
-      <w:r>
+        <w:br/>
+        <w:t xml:space="preserve">    spark = SparkSession.builder.appName("Pipeline")</w:t>
         <w:br/>
       </w:r>
       <w:r>
@@ -763,11 +607,9 @@
           <w:b w:val="0"/>
           <w:i w:val="0"/>
           <w:color w:val="2980B9"/>
-          <w:sz w:val="18"/>
+          <w:sz w:val="20"/>
         </w:rPr>
         <w:t xml:space="preserve">        .config("spark.driver.memory", "4g").getOrCreate()</w:t>
-      </w:r>
-      <w:r>
         <w:br/>
       </w:r>
       <w:r>
@@ -776,11 +618,9 @@
           <w:b w:val="0"/>
           <w:i w:val="0"/>
           <w:color w:val="2980B9"/>
-          <w:sz w:val="18"/>
+          <w:sz w:val="20"/>
         </w:rPr>
         <w:t xml:space="preserve">    schema = StructType([</w:t>
-      </w:r>
-      <w:r>
         <w:br/>
       </w:r>
       <w:r>
@@ -789,11 +629,9 @@
           <w:b w:val="0"/>
           <w:i w:val="0"/>
           <w:color w:val="2980B9"/>
-          <w:sz w:val="18"/>
+          <w:sz w:val="20"/>
         </w:rPr>
         <w:t xml:space="preserve">        StructField("Timestamp", TimestampType(), True),</w:t>
-      </w:r>
-      <w:r>
         <w:br/>
       </w:r>
       <w:r>
@@ -802,11 +640,9 @@
           <w:b w:val="0"/>
           <w:i w:val="0"/>
           <w:color w:val="2980B9"/>
-          <w:sz w:val="18"/>
+          <w:sz w:val="20"/>
         </w:rPr>
         <w:t xml:space="preserve">        StructField("Employee_ID", StringType(), True), ...</w:t>
-      </w:r>
-      <w:r>
         <w:br/>
       </w:r>
       <w:r>
@@ -815,11 +651,9 @@
           <w:b w:val="0"/>
           <w:i w:val="0"/>
           <w:color w:val="2980B9"/>
-          <w:sz w:val="18"/>
+          <w:sz w:val="20"/>
         </w:rPr>
         <w:t xml:space="preserve">        StructField("Decision_Impact_Score", DoubleType(), True)])</w:t>
-      </w:r>
-      <w:r>
         <w:br/>
       </w:r>
       <w:r>
@@ -828,22 +662,9 @@
           <w:b w:val="0"/>
           <w:i w:val="0"/>
           <w:color w:val="2980B9"/>
-          <w:sz w:val="18"/>
+          <w:sz w:val="20"/>
         </w:rPr>
         <w:t xml:space="preserve">    df = spark.read.csv(path, header=True, schema=schema)</w:t>
-      </w:r>
-      <w:r>
-        <w:br/>
-      </w:r>
-      <w:r>
-        <w:rPr>
-          <w:rFonts w:ascii="Times New Roman" w:hAnsi="Times New Roman"/>
-          <w:b w:val="0"/>
-          <w:i w:val="0"/>
-          <w:sz w:val="22"/>
-        </w:rPr>
-      </w:r>
-      <w:r>
         <w:br/>
       </w:r>
       <w:r>
@@ -854,9 +675,8 @@
           <w:color w:val="E8843C"/>
           <w:sz w:val="22"/>
         </w:rPr>
+        <w:br/>
         <w:t>Step 2 — Data Cleaning</w:t>
-      </w:r>
-      <w:r>
         <w:br/>
       </w:r>
       <w:r>
@@ -866,56 +686,7 @@
           <w:i w:val="0"/>
           <w:sz w:val="22"/>
         </w:rPr>
-        <w:t>(a) Duplicate Removal: dropDuplicates() removes exact duplicate rows.</w:t>
-      </w:r>
-      <w:r>
-        <w:br/>
-      </w:r>
-      <w:r>
-        <w:rPr>
-          <w:rFonts w:ascii="Times New Roman" w:hAnsi="Times New Roman"/>
-          <w:b w:val="0"/>
-          <w:i w:val="0"/>
-          <w:sz w:val="22"/>
-        </w:rPr>
-        <w:t>(b) Negative Values: Experience_Years &lt; 0 corrected via absolute value transformation.</w:t>
-      </w:r>
-      <w:r>
-        <w:br/>
-      </w:r>
-      <w:r>
-        <w:rPr>
-          <w:rFonts w:ascii="Times New Roman" w:hAnsi="Times New Roman"/>
-          <w:b w:val="0"/>
-          <w:i w:val="0"/>
-          <w:sz w:val="22"/>
-        </w:rPr>
-        <w:t>(c) Null Imputation: Column medians used for numeric nulls (robust to outliers).</w:t>
-      </w:r>
-      <w:r>
-        <w:br/>
-      </w:r>
-      <w:r>
-        <w:rPr>
-          <w:rFonts w:ascii="Times New Roman" w:hAnsi="Times New Roman"/>
-          <w:b w:val="0"/>
-          <w:i w:val="0"/>
-          <w:sz w:val="22"/>
-        </w:rPr>
-        <w:t>(d) Outlier Capping: IQR method (Q1 − 1.5×IQR, Q3 + 1.5×IQR) for Monthly_Sales and Processing_Time.</w:t>
-      </w:r>
-      <w:r>
-        <w:br/>
-      </w:r>
-      <w:r>
-        <w:rPr>
-          <w:rFonts w:ascii="Times New Roman" w:hAnsi="Times New Roman"/>
-          <w:b w:val="0"/>
-          <w:i w:val="0"/>
-          <w:sz w:val="22"/>
-        </w:rPr>
-      </w:r>
-      <w:r>
+        <w:t>(a) dropDuplicates() for exact duplicate removal. (b) abs() for negative Experience_Years. (c) Median imputation for numeric NULLs (robust to outliers). (d) IQR capping (Q1−1.5×IQR, Q3+1.5×IQR) for Monthly_Sales, Processing_Time.</w:t>
         <w:br/>
       </w:r>
       <w:r>
@@ -926,9 +697,8 @@
           <w:color w:val="E8843C"/>
           <w:sz w:val="22"/>
         </w:rPr>
+        <w:br/>
         <w:t>Step 3 — Feature Engineering</w:t>
-      </w:r>
-      <w:r>
         <w:br/>
       </w:r>
       <w:r>
@@ -938,9 +708,7 @@
           <w:i w:val="0"/>
           <w:sz w:val="22"/>
         </w:rPr>
-        <w:t>• Experience_Training_Ratio = Experience_Years / (Training_Hours + 1)</w:t>
-      </w:r>
-      <w:r>
+        <w:t>• Experience_Training_Ratio = Experience / (Training + 1)</w:t>
         <w:br/>
       </w:r>
       <w:r>
@@ -950,9 +718,7 @@
           <w:i w:val="0"/>
           <w:sz w:val="22"/>
         </w:rPr>
-        <w:t>• Efficiency_Score = Performance_Score / (Processing_Time_sec + 1)</w:t>
-      </w:r>
-      <w:r>
+        <w:t>• Efficiency_Score = Performance / (Processing_Time + 1)</w:t>
         <w:br/>
       </w:r>
       <w:r>
@@ -962,9 +728,7 @@
           <w:i w:val="0"/>
           <w:sz w:val="22"/>
         </w:rPr>
-        <w:t>• Quality_Error_Interaction = Data_Quality_Score × (1 − Error_Rate)</w:t>
-      </w:r>
-      <w:r>
+        <w:t>• Quality_Error_Interaction = Data_Quality × (1 − Error_Rate)</w:t>
         <w:br/>
       </w:r>
       <w:r>
@@ -974,9 +738,7 @@
           <w:i w:val="0"/>
           <w:sz w:val="22"/>
         </w:rPr>
-        <w:t>• Temporal Features: Month, Quarter, Day_of_Week, Year from Timestamp</w:t>
-      </w:r>
-      <w:r>
+        <w:t>• Temporal: Month, Quarter, Day_of_Week, Year from Timestamp</w:t>
         <w:br/>
       </w:r>
       <w:r>
@@ -986,20 +748,7 @@
           <w:i w:val="0"/>
           <w:sz w:val="22"/>
         </w:rPr>
-        <w:t>• Categorical Binning: Performance_Category (High/Medium/Low), Risk_Level (Critical/Moderate/Low)</w:t>
-      </w:r>
-      <w:r>
-        <w:br/>
-      </w:r>
-      <w:r>
-        <w:rPr>
-          <w:rFonts w:ascii="Times New Roman" w:hAnsi="Times New Roman"/>
-          <w:b w:val="0"/>
-          <w:i w:val="0"/>
-          <w:sz w:val="22"/>
-        </w:rPr>
-      </w:r>
-      <w:r>
+        <w:t>• Binning: Performance_Category (High/Medium/Low), Risk_Level (Critical/Moderate/Low)</w:t>
         <w:br/>
       </w:r>
       <w:r>
@@ -1010,9 +759,8 @@
           <w:color w:val="E8843C"/>
           <w:sz w:val="22"/>
         </w:rPr>
+        <w:br/>
         <w:t>Step 4 — Aggregations</w:t>
-      </w:r>
-      <w:r>
         <w:br/>
       </w:r>
       <w:r>
@@ -1022,44 +770,7 @@
           <w:i w:val="0"/>
           <w:sz w:val="22"/>
         </w:rPr>
-        <w:t>(a) Department-wise: Avg Decision Impact, Performance, Sales, Data Quality, Error Rate</w:t>
-      </w:r>
-      <w:r>
-        <w:br/>
-      </w:r>
-      <w:r>
-        <w:rPr>
-          <w:rFonts w:ascii="Times New Roman" w:hAnsi="Times New Roman"/>
-          <w:b w:val="0"/>
-          <w:i w:val="0"/>
-          <w:sz w:val="22"/>
-        </w:rPr>
-        <w:t>(b) Region-wise: Avg Customer Satisfaction, Attrition Risk, Decision Impact</w:t>
-      </w:r>
-      <w:r>
-        <w:br/>
-      </w:r>
-      <w:r>
-        <w:rPr>
-          <w:rFonts w:ascii="Times New Roman" w:hAnsi="Times New Roman"/>
-          <w:b w:val="0"/>
-          <w:i w:val="0"/>
-          <w:sz w:val="22"/>
-        </w:rPr>
-        <w:t>(c) Quarterly Trends: Avg Impact, Performance, Error Rate by Year-Quarter</w:t>
-      </w:r>
-      <w:r>
-        <w:br/>
-      </w:r>
-      <w:r>
-        <w:rPr>
-          <w:rFonts w:ascii="Times New Roman" w:hAnsi="Times New Roman"/>
-          <w:b w:val="0"/>
-          <w:i w:val="0"/>
-          <w:sz w:val="22"/>
-        </w:rPr>
-      </w:r>
-      <w:r>
+        <w:t>Department-wise, Region-wise, and Quarterly aggregations of key metrics.</w:t>
         <w:br/>
       </w:r>
       <w:r>
@@ -1070,9 +781,8 @@
           <w:color w:val="E8843C"/>
           <w:sz w:val="22"/>
         </w:rPr>
-        <w:t>Step 5 — Filtering &amp; Save</w:t>
-      </w:r>
-      <w:r>
+        <w:br/>
+        <w:t>Step 5 — Filtering &amp; Output</w:t>
         <w:br/>
       </w:r>
       <w:r>
@@ -1082,65 +792,19 @@
           <w:i w:val="0"/>
           <w:sz w:val="22"/>
         </w:rPr>
-        <w:t>High error rate cases (&gt;0.3) and high attrition risk employees (≥0.7) isolated for analysis. Processed data saved to Parquet, partitioned by Department.</w:t>
-      </w:r>
-      <w:r>
-        <w:br/>
-      </w:r>
-      <w:r>
-        <w:rPr>
-          <w:rFonts w:ascii="Times New Roman" w:hAnsi="Times New Roman"/>
-          <w:b w:val="0"/>
-          <w:i w:val="0"/>
-          <w:sz w:val="22"/>
-        </w:rPr>
-      </w:r>
-      <w:r>
-        <w:br/>
-      </w:r>
-      <w:r>
-        <w:rPr>
-          <w:rFonts w:ascii="Times New Roman" w:hAnsi="Times New Roman"/>
-          <w:b/>
-          <w:i w:val="0"/>
-          <w:sz w:val="22"/>
-        </w:rPr>
-        <w:t>Output: 123,832 rows × 24 columns (9 engineered features). Parquet, partitioned by Department.</w:t>
-      </w:r>
-      <w:r>
-        <w:br/>
-      </w:r>
-      <w:r>
-        <w:rPr>
-          <w:rFonts w:ascii="Times New Roman" w:hAnsi="Times New Roman"/>
-          <w:b w:val="0"/>
-          <w:i w:val="0"/>
-          <w:sz w:val="22"/>
-        </w:rPr>
-      </w:r>
-      <w:r>
-        <w:br/>
-      </w:r>
-      <w:r>
-        <w:rPr>
-          <w:rFonts w:ascii="Times New Roman" w:hAnsi="Times New Roman"/>
-          <w:b w:val="0"/>
-          <w:i/>
-          <w:color w:val="7F8C8D"/>
-          <w:sz w:val="20"/>
-        </w:rPr>
-        <w:t>[Correlation Heatmap inserted below]</w:t>
+        <w:t>High error (&gt;0.3) and high attrition (≥0.7) cases isolated. Output: 24 columns, Parquet, partitioned by Department.</w:t>
       </w:r>
     </w:p>
     <w:p>
       <w:pPr>
+        <w:spacing w:before="160" w:after="40"/>
         <w:jc w:val="center"/>
       </w:pPr>
       <w:r>
         <w:drawing>
           <wp:inline xmlns:a="http://schemas.openxmlformats.org/drawingml/2006/main" xmlns:pic="http://schemas.openxmlformats.org/drawingml/2006/picture">
-            <wp:extent cx="4754880" cy="4251320"/>
-            <wp:docPr id="1" name="Picture 1"/>
+            <wp:extent cx="4572000" cy="4087808"/>
+            <wp:docPr id="2" name="Picture 2"/>
             <wp:cNvGraphicFramePr>
               <a:graphicFrameLocks noChangeAspect="1"/>
             </wp:cNvGraphicFramePr>
@@ -1160,7 +824,7 @@
                   <pic:spPr>
                     <a:xfrm>
                       <a:off x="0" y="0"/>
-                      <a:ext cx="4754880" cy="4251320"/>
+                      <a:ext cx="4572000" cy="4087808"/>
                     </a:xfrm>
                     <a:prstGeom prst="rect"/>
                   </pic:spPr>
@@ -1173,8 +837,30 @@
     </w:p>
     <w:p>
       <w:pPr>
+        <w:spacing w:after="200"/>
+        <w:jc w:val="center"/>
+      </w:pPr>
+      <w:r>
+        <w:rPr>
+          <w:rFonts w:ascii="Times New Roman" w:hAnsi="Times New Roman"/>
+          <w:i/>
+          <w:color w:val="646464"/>
+          <w:sz w:val="18"/>
+        </w:rPr>
+        <w:t>Figure 2: Correlation Matrix of Key Organizational Metrics</w:t>
+      </w:r>
+    </w:p>
+    <w:p>
+      <w:pPr>
+        <w:pStyle w:val="Heading1"/>
+      </w:pPr>
+      <w:r>
+        <w:t>5. Dashboard &amp; Visualization</w:t>
+      </w:r>
+    </w:p>
+    <w:p>
+      <w:pPr>
         <w:spacing w:line="360" w:lineRule="auto" w:after="120"/>
-        <w:jc w:val="center"/>
       </w:pPr>
       <w:r>
         <w:rPr>
@@ -1184,9 +870,7 @@
           <w:color w:val="2C3E50"/>
           <w:sz w:val="24"/>
         </w:rPr>
-        <w:t>Tool Selection: Streamlit</w:t>
-      </w:r>
-      <w:r>
+        <w:t>Tool Selection</w:t>
         <w:br/>
       </w:r>
       <w:r>
@@ -1196,20 +880,8 @@
           <w:i w:val="0"/>
           <w:sz w:val="22"/>
         </w:rPr>
-        <w:t>Streamlit was chosen over Power BI and Tableau for: (1) native Python integration, (2) zero licensing cost, (3) interactive widgets for dynamic exploration, (4) trivial deployment via Streamlit Cloud.</w:t>
-      </w:r>
-      <w:r>
         <w:br/>
-      </w:r>
-      <w:r>
-        <w:rPr>
-          <w:rFonts w:ascii="Times New Roman" w:hAnsi="Times New Roman"/>
-          <w:b w:val="0"/>
-          <w:i w:val="0"/>
-          <w:sz w:val="22"/>
-        </w:rPr>
-      </w:r>
-      <w:r>
+        <w:t>Streamlit selected for: (1) native Python integration, (2) zero licensing cost, (3) interactive widgets, (4) Streamlit Cloud deployment. Live at: https://data-driven-decision-bigdata.streamlit.app</w:t>
         <w:br/>
       </w:r>
       <w:r>
@@ -1220,20 +892,8 @@
           <w:color w:val="2C3E50"/>
           <w:sz w:val="24"/>
         </w:rPr>
-        <w:t>Dashboard Components:</w:t>
-      </w:r>
-      <w:r>
         <w:br/>
-      </w:r>
-      <w:r>
-        <w:rPr>
-          <w:rFonts w:ascii="Times New Roman" w:hAnsi="Times New Roman"/>
-          <w:b w:val="0"/>
-          <w:i w:val="0"/>
-          <w:sz w:val="22"/>
-        </w:rPr>
-      </w:r>
-      <w:r>
+        <w:t>Dashboard Components</w:t>
         <w:br/>
       </w:r>
       <w:r>
@@ -1243,10 +903,8 @@
           <w:i w:val="0"/>
           <w:sz w:val="22"/>
         </w:rPr>
-        <w:t>1. KPI Metric Cards</w:t>
-      </w:r>
-      <w:r>
         <w:br/>
+        <w:t xml:space="preserve">1. KPI Metric Cards: </w:t>
       </w:r>
       <w:r>
         <w:rPr>
@@ -1255,20 +913,7 @@
           <w:i w:val="0"/>
           <w:sz w:val="22"/>
         </w:rPr>
-        <w:t>Four cards: Avg Decision Impact, Avg Performance, Avg Data Quality, Avg Error Rate (inverse delta). Provide at-a-glance organizational health summary.</w:t>
-      </w:r>
-      <w:r>
-        <w:br/>
-      </w:r>
-      <w:r>
-        <w:rPr>
-          <w:rFonts w:ascii="Times New Roman" w:hAnsi="Times New Roman"/>
-          <w:b w:val="0"/>
-          <w:i w:val="0"/>
-          <w:sz w:val="22"/>
-        </w:rPr>
-      </w:r>
-      <w:r>
+        <w:t>Avg Decision Impact, Performance, Data Quality, Error Rate with deltas.</w:t>
         <w:br/>
       </w:r>
       <w:r>
@@ -1278,10 +923,7 @@
           <w:i w:val="0"/>
           <w:sz w:val="22"/>
         </w:rPr>
-        <w:t>2. Monthly Decision Impact Trend</w:t>
-      </w:r>
-      <w:r>
-        <w:br/>
+        <w:t xml:space="preserve">2. Monthly Trend (Line Chart): </w:t>
       </w:r>
       <w:r>
         <w:rPr>
@@ -1290,20 +932,7 @@
           <w:i w:val="0"/>
           <w:sz w:val="22"/>
         </w:rPr>
-        <w:t>Dual-axis time-series: monthly Decision Impact (primary) vs Error Rate (secondary). Reveals temporal patterns and the inverse error-impact relationship.</w:t>
-      </w:r>
-      <w:r>
-        <w:br/>
-      </w:r>
-      <w:r>
-        <w:rPr>
-          <w:rFonts w:ascii="Times New Roman" w:hAnsi="Times New Roman"/>
-          <w:b w:val="0"/>
-          <w:i w:val="0"/>
-          <w:sz w:val="22"/>
-        </w:rPr>
-      </w:r>
-      <w:r>
+        <w:t>Dual-axis: Decision Impact vs Error Rate over 24 months.</w:t>
         <w:br/>
       </w:r>
       <w:r>
@@ -1313,10 +942,7 @@
           <w:i w:val="0"/>
           <w:sz w:val="22"/>
         </w:rPr>
-        <w:t>3. Department-wise Decision Impact</w:t>
-      </w:r>
-      <w:r>
-        <w:br/>
+        <w:t xml:space="preserve">3. Dept Impact (Bar Chart): </w:t>
       </w:r>
       <w:r>
         <w:rPr>
@@ -1325,122 +951,7 @@
           <w:i w:val="0"/>
           <w:sz w:val="22"/>
         </w:rPr>
-        <w:t>Horizontal bar chart ranking departments by avg Decision Impact Score. Immediately identifies top performers and departments needing intervention.</w:t>
-      </w:r>
-      <w:r>
-        <w:br/>
-      </w:r>
-      <w:r>
-        <w:rPr>
-          <w:rFonts w:ascii="Times New Roman" w:hAnsi="Times New Roman"/>
-          <w:b w:val="0"/>
-          <w:i w:val="0"/>
-          <w:sz w:val="22"/>
-        </w:rPr>
-      </w:r>
-      <w:r>
-        <w:br/>
-      </w:r>
-      <w:r>
-        <w:rPr>
-          <w:rFonts w:ascii="Times New Roman" w:hAnsi="Times New Roman"/>
-          <w:b w:val="0"/>
-          <w:i/>
-          <w:color w:val="7F8C8D"/>
-          <w:sz w:val="20"/>
-        </w:rPr>
-        <w:t>[Department Impact Chart and Monthly Trend inserted below]</w:t>
-      </w:r>
-    </w:p>
-    <w:p>
-      <w:pPr>
-        <w:spacing w:line="360" w:lineRule="auto"/>
-      </w:pPr>
-      <w:r>
-        <w:rPr>
-          <w:rFonts w:ascii="Times New Roman" w:hAnsi="Times New Roman"/>
-          <w:b/>
-          <w:sz w:val="22"/>
-        </w:rPr>
-        <w:br/>
-        <w:t>4. Data Quality vs Decision Impact (Scatter Plot)</w:t>
-        <w:br/>
-      </w:r>
-      <w:r>
-        <w:rPr>
-          <w:rFonts w:ascii="Times New Roman" w:hAnsi="Times New Roman"/>
-          <w:b w:val="0"/>
-          <w:sz w:val="22"/>
-        </w:rPr>
-        <w:t>Strong positive correlation (r = 0.736) between Data Quality and Decision Impact. Points color-coded by department with regression trendlines.</w:t>
-        <w:br/>
-      </w:r>
-      <w:r>
-        <w:rPr>
-          <w:rFonts w:ascii="Times New Roman" w:hAnsi="Times New Roman"/>
-          <w:b/>
-          <w:sz w:val="22"/>
-        </w:rPr>
-        <w:br/>
-        <w:t>5. Decision Type Distribution (Donut Chart)</w:t>
-        <w:br/>
-      </w:r>
-      <w:r>
-        <w:rPr>
-          <w:rFonts w:ascii="Times New Roman" w:hAnsi="Times New Roman"/>
-          <w:b w:val="0"/>
-          <w:sz w:val="22"/>
-        </w:rPr>
-        <w:t>Proportional distribution of Strategic, Operational, Tactical, and Analytical decisions.</w:t>
-        <w:br/>
-      </w:r>
-      <w:r>
-        <w:rPr>
-          <w:rFonts w:ascii="Times New Roman" w:hAnsi="Times New Roman"/>
-          <w:b/>
-          <w:sz w:val="22"/>
-        </w:rPr>
-        <w:br/>
-        <w:t>6. Error Rate Distribution (Box Plot)</w:t>
-        <w:br/>
-      </w:r>
-      <w:r>
-        <w:rPr>
-          <w:rFonts w:ascii="Times New Roman" w:hAnsi="Times New Roman"/>
-          <w:b w:val="0"/>
-          <w:sz w:val="22"/>
-        </w:rPr>
-        <w:t>Box plots per department with red threshold line at 0.3. Identifies departments with systemic accuracy problems.</w:t>
-        <w:br/>
-      </w:r>
-    </w:p>
-    <w:p>
-      <w:pPr>
-        <w:spacing w:line="360" w:lineRule="auto" w:after="120"/>
-        <w:jc w:val="center"/>
-      </w:pPr>
-      <w:r>
-        <w:rPr>
-          <w:rFonts w:ascii="Times New Roman" w:hAnsi="Times New Roman"/>
-          <w:b/>
-          <w:i w:val="0"/>
-          <w:color w:val="2C3E50"/>
-          <w:sz w:val="24"/>
-        </w:rPr>
-        <w:t>Real-World Use Cases</w:t>
-      </w:r>
-      <w:r>
-        <w:br/>
-      </w:r>
-      <w:r>
-        <w:rPr>
-          <w:rFonts w:ascii="Times New Roman" w:hAnsi="Times New Roman"/>
-          <w:b w:val="0"/>
-          <w:i w:val="0"/>
-          <w:sz w:val="22"/>
-        </w:rPr>
-      </w:r>
-      <w:r>
+        <w:t>Horizontal bar ranking departments by avg Decision Impact.</w:t>
         <w:br/>
       </w:r>
       <w:r>
@@ -1450,10 +961,7 @@
           <w:i w:val="0"/>
           <w:sz w:val="22"/>
         </w:rPr>
-        <w:t>1. Management Consulting:</w:t>
-      </w:r>
-      <w:r>
-        <w:br/>
+        <w:t xml:space="preserve">4. Quality vs Impact (Scatter): </w:t>
       </w:r>
       <w:r>
         <w:rPr>
@@ -1462,20 +970,7 @@
           <w:i w:val="0"/>
           <w:sz w:val="22"/>
         </w:rPr>
-        <w:t>Deploy to analyze client operational data, identify decision quality bottlenecks, and prescribe targeted interventions (training programs, data quality audits). Modular architecture enables rapid customization.</w:t>
-      </w:r>
-      <w:r>
-        <w:br/>
-      </w:r>
-      <w:r>
-        <w:rPr>
-          <w:rFonts w:ascii="Times New Roman" w:hAnsi="Times New Roman"/>
-          <w:b w:val="0"/>
-          <w:i w:val="0"/>
-          <w:sz w:val="22"/>
-        </w:rPr>
-      </w:r>
-      <w:r>
+        <w:t>Strong r=0.736 correlation with regression trendline.</w:t>
         <w:br/>
       </w:r>
       <w:r>
@@ -1485,10 +980,7 @@
           <w:i w:val="0"/>
           <w:sz w:val="22"/>
         </w:rPr>
-        <w:t>2. Healthcare Administration:</w:t>
-      </w:r>
-      <w:r>
-        <w:br/>
+        <w:t xml:space="preserve">5. Decision Types (Donut): </w:t>
       </w:r>
       <w:r>
         <w:rPr>
@@ -1497,20 +989,7 @@
           <w:i w:val="0"/>
           <w:sz w:val="22"/>
         </w:rPr>
-        <w:t>Analyze clinical decision effectiveness, identify high-error departments (patient safety impact), monitor training compliance. Attrition model applicable to nursing staff retention.</w:t>
-      </w:r>
-      <w:r>
-        <w:br/>
-      </w:r>
-      <w:r>
-        <w:rPr>
-          <w:rFonts w:ascii="Times New Roman" w:hAnsi="Times New Roman"/>
-          <w:b w:val="0"/>
-          <w:i w:val="0"/>
-          <w:sz w:val="22"/>
-        </w:rPr>
-      </w:r>
-      <w:r>
+        <w:t>Strategic/Operational/Tactical/Analytical distribution.</w:t>
         <w:br/>
       </w:r>
       <w:r>
@@ -1520,10 +999,7 @@
           <w:i w:val="0"/>
           <w:sz w:val="22"/>
         </w:rPr>
-        <w:t>3. Retail &amp; E-Commerce:</w:t>
-      </w:r>
-      <w:r>
-        <w:br/>
+        <w:t xml:space="preserve">6. Regional Overview (Grouped Bar): </w:t>
       </w:r>
       <w:r>
         <w:rPr>
@@ -1532,20 +1008,7 @@
           <w:i w:val="0"/>
           <w:sz w:val="22"/>
         </w:rPr>
-        <w:t>Process POS data, customer feedback, and inventory metrics to surface which regions and categories achieve highest decision impact, enabling resource reallocation.</w:t>
-      </w:r>
-      <w:r>
-        <w:br/>
-      </w:r>
-      <w:r>
-        <w:rPr>
-          <w:rFonts w:ascii="Times New Roman" w:hAnsi="Times New Roman"/>
-          <w:b w:val="0"/>
-          <w:i w:val="0"/>
-          <w:sz w:val="22"/>
-        </w:rPr>
-      </w:r>
-      <w:r>
+        <w:t>Impact and Satisfaction across 4 regions.</w:t>
         <w:br/>
       </w:r>
       <w:r>
@@ -1555,10 +1018,7 @@
           <w:i w:val="0"/>
           <w:sz w:val="22"/>
         </w:rPr>
-        <w:t>4. Financial Services:</w:t>
-      </w:r>
-      <w:r>
-        <w:br/>
+        <w:t xml:space="preserve">7. Error Distribution (Box Plot): </w:t>
       </w:r>
       <w:r>
         <w:rPr>
@@ -1567,563 +1027,52 @@
           <w:i w:val="0"/>
           <w:sz w:val="22"/>
         </w:rPr>
-        <w:t>Quality-gate credit scoring and fraud detection decisions. Error rate analysis supports regulatory compliance and risk management.</w:t>
-      </w:r>
-      <w:r>
-        <w:br/>
-      </w:r>
-      <w:r>
-        <w:rPr>
-          <w:rFonts w:ascii="Times New Roman" w:hAnsi="Times New Roman"/>
-          <w:b w:val="0"/>
-          <w:i w:val="0"/>
-          <w:sz w:val="22"/>
-        </w:rPr>
-      </w:r>
-      <w:r>
-        <w:br/>
-      </w:r>
-      <w:r>
-        <w:rPr>
-          <w:rFonts w:ascii="Times New Roman" w:hAnsi="Times New Roman"/>
-          <w:b w:val="0"/>
-          <w:i/>
-          <w:color w:val="7F8C8D"/>
-          <w:sz w:val="20"/>
-        </w:rPr>
-        <w:t>[Training vs Performance Analysis inserted below]</w:t>
+        <w:t>Per-department Error Rate with 0.3 threshold line.</w:t>
       </w:r>
     </w:p>
     <w:p>
       <w:pPr>
-        <w:spacing w:line="360" w:lineRule="auto"/>
+        <w:spacing w:before="160" w:after="40"/>
+        <w:jc w:val="center"/>
       </w:pPr>
       <w:r>
-        <w:rPr>
-          <w:rFonts w:ascii="Times New Roman" w:hAnsi="Times New Roman"/>
-          <w:b/>
-          <w:sz w:val="24"/>
-        </w:rPr>
-        <w:br/>
-        <w:t>Scalability &amp; Future Enhancements</w:t>
-        <w:br/>
-        <w:br/>
-      </w:r>
-      <w:r>
-        <w:rPr>
-          <w:rFonts w:ascii="Times New Roman" w:hAnsi="Times New Roman"/>
-          <w:b/>
-          <w:sz w:val="22"/>
-        </w:rPr>
-        <w:t xml:space="preserve">Horizontal Scaling: </w:t>
-      </w:r>
-      <w:r>
-        <w:rPr>
-          <w:rFonts w:ascii="Times New Roman" w:hAnsi="Times New Roman"/>
-          <w:b w:val="0"/>
-          <w:sz w:val="22"/>
-        </w:rPr>
-        <w:t>GCP Dataproc clusters with 10–100 worker nodes for petabyte-scale data.</w:t>
-        <w:br/>
-      </w:r>
-      <w:r>
-        <w:rPr>
-          <w:rFonts w:ascii="Times New Roman" w:hAnsi="Times New Roman"/>
-          <w:b/>
-          <w:sz w:val="22"/>
-        </w:rPr>
-        <w:t xml:space="preserve">Partition Strategy: </w:t>
-      </w:r>
-      <w:r>
-        <w:rPr>
-          <w:rFonts w:ascii="Times New Roman" w:hAnsi="Times New Roman"/>
-          <w:b w:val="0"/>
-          <w:sz w:val="22"/>
-        </w:rPr>
-        <w:t>Composite partitioning (Dept + Region + Year) for finer-grained pruning.</w:t>
-        <w:br/>
-      </w:r>
-      <w:r>
-        <w:rPr>
-          <w:rFonts w:ascii="Times New Roman" w:hAnsi="Times New Roman"/>
-          <w:b/>
-          <w:sz w:val="22"/>
-        </w:rPr>
-        <w:t xml:space="preserve">Storage Optimization: </w:t>
-      </w:r>
-      <w:r>
-        <w:rPr>
-          <w:rFonts w:ascii="Times New Roman" w:hAnsi="Times New Roman"/>
-          <w:b w:val="0"/>
-          <w:sz w:val="22"/>
-        </w:rPr>
-        <w:t>Parquet + Snappy compression (60–80% reduction). Delta Lake for ACID transactions.</w:t>
-        <w:br/>
-      </w:r>
-      <w:r>
-        <w:rPr>
-          <w:rFonts w:ascii="Times New Roman" w:hAnsi="Times New Roman"/>
-          <w:b/>
-          <w:sz w:val="22"/>
-        </w:rPr>
-        <w:t xml:space="preserve">Caching: </w:t>
-      </w:r>
-      <w:r>
-        <w:rPr>
-          <w:rFonts w:ascii="Times New Roman" w:hAnsi="Times New Roman"/>
-          <w:b w:val="0"/>
-          <w:sz w:val="22"/>
-        </w:rPr>
-        <w:t>df.cache() and Adaptive Query Execution (AQE) for runtime optimization.</w:t>
-        <w:br/>
-        <w:br/>
-      </w:r>
-      <w:r>
-        <w:rPr>
-          <w:rFonts w:ascii="Times New Roman" w:hAnsi="Times New Roman"/>
-          <w:b/>
-          <w:sz w:val="22"/>
-        </w:rPr>
-        <w:t xml:space="preserve">Future: </w:t>
-      </w:r>
-      <w:r>
-        <w:rPr>
-          <w:rFonts w:ascii="Times New Roman" w:hAnsi="Times New Roman"/>
-          <w:b w:val="0"/>
-          <w:sz w:val="22"/>
-        </w:rPr>
-        <w:t>(1) Real-time processing via Spark Structured Streaming, (2) ML models (Random Forest, XGBoost) to predict Decision Impact, (3) Automated PagerDuty/Slack alerts for threshold breaches, (4) Data lineage via Apache Atlas or GCP Data Catalog.</w:t>
-        <w:br/>
+        <w:drawing>
+          <wp:inline xmlns:a="http://schemas.openxmlformats.org/drawingml/2006/main" xmlns:pic="http://schemas.openxmlformats.org/drawingml/2006/picture">
+            <wp:extent cx="4572000" cy="2895275"/>
+            <wp:docPr id="3" name="Picture 3"/>
+            <wp:cNvGraphicFramePr>
+              <a:graphicFrameLocks noChangeAspect="1"/>
+            </wp:cNvGraphicFramePr>
+            <a:graphic>
+              <a:graphicData uri="http://schemas.openxmlformats.org/drawingml/2006/picture">
+                <pic:pic>
+                  <pic:nvPicPr>
+                    <pic:cNvPr id="0" name="02_dept_decision_impact.png"/>
+                    <pic:cNvPicPr/>
+                  </pic:nvPicPr>
+                  <pic:blipFill>
+                    <a:blip r:embed="rId11"/>
+                    <a:stretch>
+                      <a:fillRect/>
+                    </a:stretch>
+                  </pic:blipFill>
+                  <pic:spPr>
+                    <a:xfrm>
+                      <a:off x="0" y="0"/>
+                      <a:ext cx="4572000" cy="2895275"/>
+                    </a:xfrm>
+                    <a:prstGeom prst="rect"/>
+                  </pic:spPr>
+                </pic:pic>
+              </a:graphicData>
+            </a:graphic>
+          </wp:inline>
+        </w:drawing>
       </w:r>
     </w:p>
     <w:p>
       <w:pPr>
-        <w:spacing w:line="360" w:lineRule="auto" w:after="120"/>
-        <w:jc w:val="center"/>
-      </w:pPr>
-      <w:r>
-        <w:rPr>
-          <w:rFonts w:ascii="Times New Roman" w:hAnsi="Times New Roman"/>
-          <w:b w:val="0"/>
-          <w:i w:val="0"/>
-          <w:sz w:val="22"/>
-        </w:rPr>
-        <w:t>The analysis enables five concrete, data-backed business decisions:</w:t>
-      </w:r>
-      <w:r>
-        <w:br/>
-      </w:r>
-      <w:r>
-        <w:rPr>
-          <w:rFonts w:ascii="Times New Roman" w:hAnsi="Times New Roman"/>
-          <w:b w:val="0"/>
-          <w:i w:val="0"/>
-          <w:sz w:val="22"/>
-        </w:rPr>
-      </w:r>
-      <w:r>
-        <w:br/>
-      </w:r>
-      <w:r>
-        <w:rPr>
-          <w:rFonts w:ascii="Times New Roman" w:hAnsi="Times New Roman"/>
-          <w:b/>
-          <w:i w:val="0"/>
-          <w:color w:val="27AE60"/>
-          <w:sz w:val="22"/>
-        </w:rPr>
-        <w:t>Decision 1 — Training Budget Allocation</w:t>
-      </w:r>
-      <w:r>
-        <w:br/>
-      </w:r>
-      <w:r>
-        <w:rPr>
-          <w:rFonts w:ascii="Times New Roman" w:hAnsi="Times New Roman"/>
-          <w:b w:val="0"/>
-          <w:i w:val="0"/>
-          <w:sz w:val="22"/>
-        </w:rPr>
-        <w:t>Employees with &gt;40 training hours achieve 27% higher performance (4.76 vs 3.76). Recommendation: Increase training budget by 20% for departments below 40-hour threshold (HR, Finance, Operations). Expected: 15–20% improvement in decision quality within 6 months.</w:t>
-      </w:r>
-      <w:r>
-        <w:br/>
-      </w:r>
-      <w:r>
-        <w:rPr>
-          <w:rFonts w:ascii="Times New Roman" w:hAnsi="Times New Roman"/>
-          <w:b w:val="0"/>
-          <w:i w:val="0"/>
-          <w:sz w:val="22"/>
-        </w:rPr>
-      </w:r>
-      <w:r>
-        <w:br/>
-      </w:r>
-      <w:r>
-        <w:rPr>
-          <w:rFonts w:ascii="Times New Roman" w:hAnsi="Times New Roman"/>
-          <w:b/>
-          <w:i w:val="0"/>
-          <w:color w:val="27AE60"/>
-          <w:sz w:val="22"/>
-        </w:rPr>
-        <w:t>Decision 2 — Data Quality Monitoring</w:t>
-      </w:r>
-      <w:r>
-        <w:br/>
-      </w:r>
-      <w:r>
-        <w:rPr>
-          <w:rFonts w:ascii="Times New Roman" w:hAnsi="Times New Roman"/>
-          <w:b w:val="0"/>
-          <w:i w:val="0"/>
-          <w:sz w:val="22"/>
-        </w:rPr>
-        <w:t>Data Quality is the strongest predictor of Decision Impact (r = 0.736). Recommendation: Implement three-tier monitoring: Green (≥75), Yellow (60–74), Red (&lt;60). Red-flagged records routed to manual review. Expected: 30% reduction in low-quality decisions.</w:t>
-      </w:r>
-      <w:r>
-        <w:br/>
-      </w:r>
-      <w:r>
-        <w:rPr>
-          <w:rFonts w:ascii="Times New Roman" w:hAnsi="Times New Roman"/>
-          <w:b w:val="0"/>
-          <w:i w:val="0"/>
-          <w:sz w:val="22"/>
-        </w:rPr>
-      </w:r>
-      <w:r>
-        <w:br/>
-      </w:r>
-      <w:r>
-        <w:rPr>
-          <w:rFonts w:ascii="Times New Roman" w:hAnsi="Times New Roman"/>
-          <w:b/>
-          <w:i w:val="0"/>
-          <w:color w:val="27AE60"/>
-          <w:sz w:val="22"/>
-        </w:rPr>
-        <w:t>Decision 3 — Error Rate Quality Gates</w:t>
-      </w:r>
-      <w:r>
-        <w:br/>
-      </w:r>
-      <w:r>
-        <w:rPr>
-          <w:rFonts w:ascii="Times New Roman" w:hAnsi="Times New Roman"/>
-          <w:b w:val="0"/>
-          <w:i w:val="0"/>
-          <w:sz w:val="22"/>
-        </w:rPr>
-        <w:t>Error rates above 15% cause 43% decline in Decision Impact. Recommendation: Hard quality gate at 15%—pipelines exceeding this are auto-paused and reviewed. Expected: Elimination of lowest-quality 20% of decisions.</w:t>
-      </w:r>
-      <w:r>
-        <w:br/>
-      </w:r>
-      <w:r>
-        <w:rPr>
-          <w:rFonts w:ascii="Times New Roman" w:hAnsi="Times New Roman"/>
-          <w:b w:val="0"/>
-          <w:i w:val="0"/>
-          <w:sz w:val="22"/>
-        </w:rPr>
-      </w:r>
-      <w:r>
-        <w:br/>
-      </w:r>
-      <w:r>
-        <w:rPr>
-          <w:rFonts w:ascii="Times New Roman" w:hAnsi="Times New Roman"/>
-          <w:b/>
-          <w:i w:val="0"/>
-          <w:color w:val="27AE60"/>
-          <w:sz w:val="22"/>
-        </w:rPr>
-        <w:t>Decision 4 — Attrition Risk Mitigation</w:t>
-      </w:r>
-      <w:r>
-        <w:br/>
-      </w:r>
-      <w:r>
-        <w:rPr>
-          <w:rFonts w:ascii="Times New Roman" w:hAnsi="Times New Roman"/>
-          <w:b w:val="0"/>
-          <w:i w:val="0"/>
-          <w:sz w:val="22"/>
-        </w:rPr>
-        <w:t>Attrition Risk and Satisfaction correlation (r = -0.875) creates a feedback loop. Recommendation: Monthly satisfaction surveys for High-Risk employees (≥0.7), targeted retention interventions. Expected: 25% reduction in attrition-related satisfaction decline.</w:t>
-      </w:r>
-      <w:r>
-        <w:br/>
-      </w:r>
-      <w:r>
-        <w:rPr>
-          <w:rFonts w:ascii="Times New Roman" w:hAnsi="Times New Roman"/>
-          <w:b w:val="0"/>
-          <w:i w:val="0"/>
-          <w:sz w:val="22"/>
-        </w:rPr>
-      </w:r>
-      <w:r>
-        <w:br/>
-      </w:r>
-      <w:r>
-        <w:rPr>
-          <w:rFonts w:ascii="Times New Roman" w:hAnsi="Times New Roman"/>
-          <w:b/>
-          <w:i w:val="0"/>
-          <w:color w:val="27AE60"/>
-          <w:sz w:val="22"/>
-        </w:rPr>
-        <w:t>Decision 5 — Regional Resource Reallocation</w:t>
-      </w:r>
-      <w:r>
-        <w:br/>
-      </w:r>
-      <w:r>
-        <w:rPr>
-          <w:rFonts w:ascii="Times New Roman" w:hAnsi="Times New Roman"/>
-          <w:b w:val="0"/>
-          <w:i w:val="0"/>
-          <w:sz w:val="22"/>
-        </w:rPr>
-        <w:t>Regional performance disparities detected. Recommendation: Reallocate resources from over-performing to under-performing regions, standardize best practices. Expected: Regional convergence within 10% of organizational mean.</w:t>
-      </w:r>
-      <w:r>
-        <w:br/>
-      </w:r>
-      <w:r>
-        <w:rPr>
-          <w:rFonts w:ascii="Times New Roman" w:hAnsi="Times New Roman"/>
-          <w:b w:val="0"/>
-          <w:i w:val="0"/>
-          <w:sz w:val="22"/>
-        </w:rPr>
-      </w:r>
-      <w:r>
-        <w:br/>
-      </w:r>
-      <w:r>
-        <w:rPr>
-          <w:rFonts w:ascii="Times New Roman" w:hAnsi="Times New Roman"/>
-          <w:b w:val="0"/>
-          <w:i/>
-          <w:color w:val="7F8C8D"/>
-          <w:sz w:val="20"/>
-        </w:rPr>
-        <w:t>[Error Rate Analysis inserted below]</w:t>
-      </w:r>
-    </w:p>
-    <w:p>
-      <w:pPr>
-        <w:spacing w:line="360" w:lineRule="auto"/>
-      </w:pPr>
-      <w:r>
-        <w:rPr>
-          <w:rFonts w:ascii="Times New Roman" w:hAnsi="Times New Roman"/>
-          <w:b/>
-          <w:sz w:val="22"/>
-        </w:rPr>
-        <w:br/>
-        <w:t xml:space="preserve">Business Impact Summary: </w:t>
-      </w:r>
-      <w:r>
-        <w:rPr>
-          <w:rFonts w:ascii="Times New Roman" w:hAnsi="Times New Roman"/>
-          <w:sz w:val="22"/>
-        </w:rPr>
-        <w:t>Collectively, these five decisions are projected to improve the average Decision Impact Score by 18–25% over 12 months, translating to a 9–12% increase in operational efficiency.</w:t>
-      </w:r>
-    </w:p>
-    <w:p>
-      <w:pPr>
-        <w:spacing w:line="360" w:lineRule="auto" w:after="120"/>
-        <w:jc w:val="center"/>
-      </w:pPr>
-      <w:r>
-        <w:rPr>
-          <w:rFonts w:ascii="Times New Roman" w:hAnsi="Times New Roman"/>
-          <w:b w:val="0"/>
-          <w:i w:val="0"/>
-          <w:sz w:val="22"/>
-        </w:rPr>
-        <w:t>This project successfully designed, implemented, and demonstrated a complete big data pipeline for data-driven decision making.</w:t>
-      </w:r>
-      <w:r>
-        <w:br/>
-      </w:r>
-      <w:r>
-        <w:rPr>
-          <w:rFonts w:ascii="Times New Roman" w:hAnsi="Times New Roman"/>
-          <w:b w:val="0"/>
-          <w:i w:val="0"/>
-          <w:sz w:val="22"/>
-        </w:rPr>
-      </w:r>
-      <w:r>
-        <w:br/>
-      </w:r>
-      <w:r>
-        <w:rPr>
-          <w:rFonts w:ascii="Times New Roman" w:hAnsi="Times New Roman"/>
-          <w:b/>
-          <w:i w:val="0"/>
-          <w:sz w:val="22"/>
-        </w:rPr>
-        <w:t xml:space="preserve">Problem: </w:t>
-      </w:r>
-      <w:r>
-        <w:rPr>
-          <w:rFonts w:ascii="Times New Roman" w:hAnsi="Times New Roman"/>
-          <w:b w:val="0"/>
-          <w:i w:val="0"/>
-          <w:sz w:val="22"/>
-        </w:rPr>
-        <w:t>Organizations generate vast operational data but struggle to convert it into high-quality decisions due to data quality issues, fragmented pipelines, and lack of actionable insights.</w:t>
-      </w:r>
-      <w:r>
-        <w:br/>
-      </w:r>
-      <w:r>
-        <w:rPr>
-          <w:rFonts w:ascii="Times New Roman" w:hAnsi="Times New Roman"/>
-          <w:b w:val="0"/>
-          <w:i w:val="0"/>
-          <w:sz w:val="22"/>
-        </w:rPr>
-      </w:r>
-      <w:r>
-        <w:br/>
-      </w:r>
-      <w:r>
-        <w:rPr>
-          <w:rFonts w:ascii="Times New Roman" w:hAnsi="Times New Roman"/>
-          <w:b/>
-          <w:i w:val="0"/>
-          <w:sz w:val="22"/>
-        </w:rPr>
-        <w:t xml:space="preserve">Approach: </w:t>
-      </w:r>
-      <w:r>
-        <w:rPr>
-          <w:rFonts w:ascii="Times New Roman" w:hAnsi="Times New Roman"/>
-          <w:b w:val="0"/>
-          <w:i w:val="0"/>
-          <w:sz w:val="22"/>
-        </w:rPr>
-        <w:t>A five-stage pipeline was built: (1) 123,847-record dataset with realistic characteristics, (2) PySpark for cleaning, feature engineering, and aggregations, (3) Parquet storage partitioned by Department, (4) Streamlit dashboard with interactive exploration, (5) Six quantified insights and five actionable decisions.</w:t>
-      </w:r>
-      <w:r>
-        <w:br/>
-      </w:r>
-      <w:r>
-        <w:rPr>
-          <w:rFonts w:ascii="Times New Roman" w:hAnsi="Times New Roman"/>
-          <w:b w:val="0"/>
-          <w:i w:val="0"/>
-          <w:sz w:val="22"/>
-        </w:rPr>
-      </w:r>
-      <w:r>
-        <w:br/>
-      </w:r>
-      <w:r>
-        <w:rPr>
-          <w:rFonts w:ascii="Times New Roman" w:hAnsi="Times New Roman"/>
-          <w:b/>
-          <w:i w:val="0"/>
-          <w:color w:val="2C3E50"/>
-          <w:sz w:val="24"/>
-        </w:rPr>
-        <w:t>Key Results:</w:t>
-      </w:r>
-      <w:r>
-        <w:br/>
-      </w:r>
-      <w:r>
-        <w:rPr>
-          <w:rFonts w:ascii="Times New Roman" w:hAnsi="Times New Roman"/>
-          <w:b w:val="0"/>
-          <w:i w:val="0"/>
-          <w:sz w:val="22"/>
-        </w:rPr>
-        <w:t>• Data Quality Score: strongest predictor of Decision Impact (r = 0.736)</w:t>
-      </w:r>
-      <w:r>
-        <w:br/>
-      </w:r>
-      <w:r>
-        <w:rPr>
-          <w:rFonts w:ascii="Times New Roman" w:hAnsi="Times New Roman"/>
-          <w:b w:val="0"/>
-          <w:i w:val="0"/>
-          <w:sz w:val="22"/>
-        </w:rPr>
-        <w:t>• Training &gt;40 hrs/year: 27% higher performance (clear ROI)</w:t>
-      </w:r>
-      <w:r>
-        <w:br/>
-      </w:r>
-      <w:r>
-        <w:rPr>
-          <w:rFonts w:ascii="Times New Roman" w:hAnsi="Times New Roman"/>
-          <w:b w:val="0"/>
-          <w:i w:val="0"/>
-          <w:sz w:val="22"/>
-        </w:rPr>
-        <w:t>• Error rate threshold at 15%: beyond this, decision quality degrades by 43%</w:t>
-      </w:r>
-      <w:r>
-        <w:br/>
-      </w:r>
-      <w:r>
-        <w:rPr>
-          <w:rFonts w:ascii="Times New Roman" w:hAnsi="Times New Roman"/>
-          <w:b w:val="0"/>
-          <w:i w:val="0"/>
-          <w:sz w:val="22"/>
-        </w:rPr>
-        <w:t>• Engineering leads Decision Impact due to superior data quality + training</w:t>
-      </w:r>
-      <w:r>
-        <w:br/>
-      </w:r>
-      <w:r>
-        <w:rPr>
-          <w:rFonts w:ascii="Times New Roman" w:hAnsi="Times New Roman"/>
-          <w:b w:val="0"/>
-          <w:i w:val="0"/>
-          <w:sz w:val="22"/>
-        </w:rPr>
-        <w:t>• Attrition Risk ↔ Customer Satisfaction: tightly coupled feedback loop (r = -0.875)</w:t>
-      </w:r>
-      <w:r>
-        <w:br/>
-      </w:r>
-      <w:r>
-        <w:rPr>
-          <w:rFonts w:ascii="Times New Roman" w:hAnsi="Times New Roman"/>
-          <w:b w:val="0"/>
-          <w:i w:val="0"/>
-          <w:sz w:val="22"/>
-        </w:rPr>
-      </w:r>
-      <w:r>
-        <w:br/>
-      </w:r>
-      <w:r>
-        <w:rPr>
-          <w:rFonts w:ascii="Times New Roman" w:hAnsi="Times New Roman"/>
-          <w:b w:val="0"/>
-          <w:i w:val="0"/>
-          <w:sz w:val="22"/>
-        </w:rPr>
-        <w:t>The project demonstrates that modern big data technologies—when combined in a well-architected pipeline—can transform raw organizational data into actionable intelligence that drives measurably better decisions.</w:t>
-      </w:r>
-    </w:p>
-    <w:p>
-      <w:pPr>
+        <w:spacing w:after="200"/>
         <w:jc w:val="center"/>
       </w:pPr>
       <w:r>
@@ -2133,134 +1082,52 @@
           <w:color w:val="646464"/>
           <w:sz w:val="18"/>
         </w:rPr>
-        <w:t>Figure 8: Error Rate Distribution by Department (Threshold at 0.3)</w:t>
+        <w:t>Figure 3: Department-wise Average Decision Impact Score</w:t>
       </w:r>
     </w:p>
     <w:p>
       <w:pPr>
-        <w:spacing w:line="360" w:lineRule="auto" w:after="120"/>
+        <w:spacing w:before="160" w:after="40"/>
         <w:jc w:val="center"/>
       </w:pPr>
       <w:r>
-        <w:rPr>
-          <w:rFonts w:ascii="Times New Roman" w:hAnsi="Times New Roman"/>
-          <w:b w:val="0"/>
-          <w:i w:val="0"/>
-          <w:sz w:val="22"/>
-        </w:rPr>
-        <w:t>1. Zaharia, M., et al. (2016). Apache Spark: A Unified Engine for Big Data Processing. Communications of the ACM, 59(11), 56–65.</w:t>
-      </w:r>
-      <w:r>
-        <w:br/>
-      </w:r>
-      <w:r>
-        <w:rPr>
-          <w:rFonts w:ascii="Times New Roman" w:hAnsi="Times New Roman"/>
-          <w:b w:val="0"/>
-          <w:i w:val="0"/>
-          <w:sz w:val="22"/>
-        </w:rPr>
-        <w:t>2. Apache Spark Documentation. (2025). Spark SQL, DataFrames and Datasets Guide. https://spark.apache.org/docs/latest/</w:t>
-      </w:r>
-      <w:r>
-        <w:br/>
-      </w:r>
-      <w:r>
-        <w:rPr>
-          <w:rFonts w:ascii="Times New Roman" w:hAnsi="Times New Roman"/>
-          <w:b w:val="0"/>
-          <w:i w:val="0"/>
-          <w:sz w:val="22"/>
-        </w:rPr>
-        <w:t>3. Google Cloud. (2025). Dataproc Documentation. https://cloud.google.com/dataproc/docs</w:t>
-      </w:r>
-      <w:r>
-        <w:br/>
-      </w:r>
-      <w:r>
-        <w:rPr>
-          <w:rFonts w:ascii="Times New Roman" w:hAnsi="Times New Roman"/>
-          <w:b w:val="0"/>
-          <w:i w:val="0"/>
-          <w:sz w:val="22"/>
-        </w:rPr>
-        <w:t>4. Apache Parquet. (2025). Apache Parquet Documentation. https://parquet.apache.org/documentation/latest/</w:t>
-      </w:r>
-      <w:r>
-        <w:br/>
-      </w:r>
-      <w:r>
-        <w:rPr>
-          <w:rFonts w:ascii="Times New Roman" w:hAnsi="Times New Roman"/>
-          <w:b w:val="0"/>
-          <w:i w:val="0"/>
-          <w:sz w:val="22"/>
-        </w:rPr>
-        <w:t>5. Streamlit. (2025). Streamlit Documentation. https://docs.streamlit.io/</w:t>
-      </w:r>
-      <w:r>
-        <w:br/>
-      </w:r>
-      <w:r>
-        <w:rPr>
-          <w:rFonts w:ascii="Times New Roman" w:hAnsi="Times New Roman"/>
-          <w:b w:val="0"/>
-          <w:i w:val="0"/>
-          <w:sz w:val="22"/>
-        </w:rPr>
-        <w:t>6. NewVantage Partners. (2024). Data and Analytics Leadership Annual Executive Survey.</w:t>
-      </w:r>
-      <w:r>
-        <w:br/>
-      </w:r>
-      <w:r>
-        <w:rPr>
-          <w:rFonts w:ascii="Times New Roman" w:hAnsi="Times New Roman"/>
-          <w:b w:val="0"/>
-          <w:i w:val="0"/>
-          <w:sz w:val="22"/>
-        </w:rPr>
-        <w:t>7. McKinsey Global Institute. (2023). The Age of Analytics: Competing in a Data-Driven World.</w:t>
-      </w:r>
-      <w:r>
-        <w:br/>
-      </w:r>
-      <w:r>
-        <w:rPr>
-          <w:rFonts w:ascii="Times New Roman" w:hAnsi="Times New Roman"/>
-          <w:b w:val="0"/>
-          <w:i w:val="0"/>
-          <w:sz w:val="22"/>
-        </w:rPr>
-        <w:t>8. Provost, F., &amp; Fawcett, T. (2013). Data Science for Business. O'Reilly Media.</w:t>
-      </w:r>
-      <w:r>
-        <w:br/>
-      </w:r>
-      <w:r>
-        <w:rPr>
-          <w:rFonts w:ascii="Times New Roman" w:hAnsi="Times New Roman"/>
-          <w:b w:val="0"/>
-          <w:i w:val="0"/>
-          <w:sz w:val="22"/>
-        </w:rPr>
-        <w:t>9. Kimball, R., &amp; Ross, M. (2013). The Data Warehouse Toolkit. Wiley.</w:t>
-      </w:r>
-      <w:r>
-        <w:br/>
-      </w:r>
-      <w:r>
-        <w:rPr>
-          <w:rFonts w:ascii="Times New Roman" w:hAnsi="Times New Roman"/>
-          <w:b w:val="0"/>
-          <w:i w:val="0"/>
-          <w:sz w:val="22"/>
-        </w:rPr>
-        <w:t>10. Google Cloud. (2025). BigQuery Documentation. https://cloud.google.com/bigquery/docs</w:t>
+        <w:drawing>
+          <wp:inline xmlns:a="http://schemas.openxmlformats.org/drawingml/2006/main" xmlns:pic="http://schemas.openxmlformats.org/drawingml/2006/picture">
+            <wp:extent cx="4572000" cy="3619500"/>
+            <wp:docPr id="4" name="Picture 4"/>
+            <wp:cNvGraphicFramePr>
+              <a:graphicFrameLocks noChangeAspect="1"/>
+            </wp:cNvGraphicFramePr>
+            <a:graphic>
+              <a:graphicData uri="http://schemas.openxmlformats.org/drawingml/2006/picture">
+                <pic:pic>
+                  <pic:nvPicPr>
+                    <pic:cNvPr id="0" name="03_quality_vs_impact_scatter.png"/>
+                    <pic:cNvPicPr/>
+                  </pic:nvPicPr>
+                  <pic:blipFill>
+                    <a:blip r:embed="rId12"/>
+                    <a:stretch>
+                      <a:fillRect/>
+                    </a:stretch>
+                  </pic:blipFill>
+                  <pic:spPr>
+                    <a:xfrm>
+                      <a:off x="0" y="0"/>
+                      <a:ext cx="4572000" cy="3619500"/>
+                    </a:xfrm>
+                    <a:prstGeom prst="rect"/>
+                  </pic:spPr>
+                </pic:pic>
+              </a:graphicData>
+            </a:graphic>
+          </wp:inline>
+        </w:drawing>
       </w:r>
     </w:p>
     <w:p>
       <w:pPr>
+        <w:spacing w:after="200"/>
         <w:jc w:val="center"/>
       </w:pPr>
       <w:r>
@@ -2270,157 +1137,52 @@
           <w:color w:val="646464"/>
           <w:sz w:val="18"/>
         </w:rPr>
-        <w:t>Figure 4: Data Quality Score vs Decision Impact Score (r = 0.736)</w:t>
+        <w:t>Figure 4: Data Quality vs Decision Impact (r = 0.736)</w:t>
       </w:r>
     </w:p>
     <w:p>
       <w:pPr>
-        <w:spacing w:line="360" w:lineRule="auto" w:after="120"/>
+        <w:spacing w:before="160" w:after="40"/>
         <w:jc w:val="center"/>
       </w:pPr>
       <w:r>
-        <w:rPr>
-          <w:rFonts w:ascii="Times New Roman" w:hAnsi="Times New Roman"/>
-          <w:b/>
-          <w:i w:val="0"/>
-          <w:color w:val="2C3E50"/>
-          <w:sz w:val="24"/>
-        </w:rPr>
-        <w:t>Project Repository &amp; Source Code</w:t>
-      </w:r>
-      <w:r>
-        <w:br/>
-      </w:r>
-      <w:r>
-        <w:rPr>
-          <w:rFonts w:ascii="Times New Roman" w:hAnsi="Times New Roman"/>
-          <w:b w:val="0"/>
-          <w:i w:val="0"/>
-          <w:sz w:val="22"/>
-        </w:rPr>
-      </w:r>
-      <w:r>
-        <w:br/>
-      </w:r>
-      <w:r>
-        <w:rPr>
-          <w:rFonts w:ascii="Times New Roman" w:hAnsi="Times New Roman"/>
-          <w:b w:val="0"/>
-          <w:i w:val="0"/>
-          <w:sz w:val="22"/>
-        </w:rPr>
-        <w:t>GitHub: https://github.com/Shivshankar8261/data-driven-decision-bigdata</w:t>
-      </w:r>
-      <w:r>
-        <w:br/>
-      </w:r>
-      <w:r>
-        <w:rPr>
-          <w:rFonts w:ascii="Times New Roman" w:hAnsi="Times New Roman"/>
-          <w:b w:val="0"/>
-          <w:i w:val="0"/>
-          <w:sz w:val="22"/>
-        </w:rPr>
-      </w:r>
-      <w:r>
-        <w:br/>
-      </w:r>
-      <w:r>
-        <w:rPr>
-          <w:rFonts w:ascii="Times New Roman" w:hAnsi="Times New Roman"/>
-          <w:b/>
-          <w:i w:val="0"/>
-          <w:sz w:val="22"/>
-        </w:rPr>
-        <w:t>Key Files:</w:t>
-      </w:r>
-      <w:r>
-        <w:br/>
-      </w:r>
-      <w:r>
-        <w:rPr>
-          <w:rFonts w:ascii="Times New Roman" w:hAnsi="Times New Roman"/>
-          <w:b w:val="0"/>
-          <w:i w:val="0"/>
-          <w:sz w:val="22"/>
-        </w:rPr>
-        <w:t>• generate_dataset.py — Dataset generation (123,847 rows, 15 columns, correlated variables)</w:t>
-      </w:r>
-      <w:r>
-        <w:br/>
-      </w:r>
-      <w:r>
-        <w:rPr>
-          <w:rFonts w:ascii="Times New Roman" w:hAnsi="Times New Roman"/>
-          <w:b w:val="0"/>
-          <w:i w:val="0"/>
-          <w:sz w:val="22"/>
-        </w:rPr>
-        <w:t>• pyspark_pipeline.py — PySpark ETL pipeline (clean, transform, aggregate, Parquet output)</w:t>
-      </w:r>
-      <w:r>
-        <w:br/>
-      </w:r>
-      <w:r>
-        <w:rPr>
-          <w:rFonts w:ascii="Times New Roman" w:hAnsi="Times New Roman"/>
-          <w:b w:val="0"/>
-          <w:i w:val="0"/>
-          <w:sz w:val="22"/>
-        </w:rPr>
-        <w:t>• analysis.py — 7 publication-quality charts + 6 business insights</w:t>
-      </w:r>
-      <w:r>
-        <w:br/>
-      </w:r>
-      <w:r>
-        <w:rPr>
-          <w:rFonts w:ascii="Times New Roman" w:hAnsi="Times New Roman"/>
-          <w:b w:val="0"/>
-          <w:i w:val="0"/>
-          <w:sz w:val="22"/>
-        </w:rPr>
-        <w:t>• dashboard.py — Streamlit interactive dashboard with filters and 6 chart types</w:t>
-      </w:r>
-      <w:r>
-        <w:br/>
-      </w:r>
-      <w:r>
-        <w:rPr>
-          <w:rFonts w:ascii="Times New Roman" w:hAnsi="Times New Roman"/>
-          <w:b w:val="0"/>
-          <w:i w:val="0"/>
-          <w:sz w:val="22"/>
-        </w:rPr>
-        <w:t>• data_driven_decision_realistic.csv — Generated dataset</w:t>
-      </w:r>
-      <w:r>
-        <w:br/>
-      </w:r>
-      <w:r>
-        <w:rPr>
-          <w:rFonts w:ascii="Times New Roman" w:hAnsi="Times New Roman"/>
-          <w:b w:val="0"/>
-          <w:i w:val="0"/>
-          <w:sz w:val="22"/>
-        </w:rPr>
-        <w:t>• charts/ — All visualization images (PNG)</w:t>
-      </w:r>
-      <w:r>
-        <w:br/>
-      </w:r>
-      <w:r>
-        <w:rPr>
-          <w:rFonts w:ascii="Times New Roman" w:hAnsi="Times New Roman"/>
-          <w:b w:val="0"/>
-          <w:i w:val="0"/>
-          <w:sz w:val="22"/>
-        </w:rPr>
-        <w:t>• processed_data/ — Parquet output partitioned by Department</w:t>
+        <w:drawing>
+          <wp:inline xmlns:a="http://schemas.openxmlformats.org/drawingml/2006/main" xmlns:pic="http://schemas.openxmlformats.org/drawingml/2006/picture">
+            <wp:extent cx="4754880" cy="2122403"/>
+            <wp:docPr id="5" name="Picture 5"/>
+            <wp:cNvGraphicFramePr>
+              <a:graphicFrameLocks noChangeAspect="1"/>
+            </wp:cNvGraphicFramePr>
+            <a:graphic>
+              <a:graphicData uri="http://schemas.openxmlformats.org/drawingml/2006/picture">
+                <pic:pic>
+                  <pic:nvPicPr>
+                    <pic:cNvPr id="0" name="04_monthly_trend.png"/>
+                    <pic:cNvPicPr/>
+                  </pic:nvPicPr>
+                  <pic:blipFill>
+                    <a:blip r:embed="rId13"/>
+                    <a:stretch>
+                      <a:fillRect/>
+                    </a:stretch>
+                  </pic:blipFill>
+                  <pic:spPr>
+                    <a:xfrm>
+                      <a:off x="0" y="0"/>
+                      <a:ext cx="4754880" cy="2122403"/>
+                    </a:xfrm>
+                    <a:prstGeom prst="rect"/>
+                  </pic:spPr>
+                </pic:pic>
+              </a:graphicData>
+            </a:graphic>
+          </wp:inline>
+        </w:drawing>
       </w:r>
     </w:p>
     <w:p>
       <w:pPr>
+        <w:spacing w:after="200"/>
         <w:jc w:val="center"/>
       </w:pPr>
       <w:r>
@@ -2430,18 +1192,19 @@
           <w:color w:val="646464"/>
           <w:sz w:val="18"/>
         </w:rPr>
-        <w:t>Figure 5: Monthly Trend — Decision Impact Score &amp; Error Rate (2024–2025)</w:t>
+        <w:t>Figure 5: Monthly Decision Impact &amp; Error Rate (2024–2025)</w:t>
       </w:r>
     </w:p>
     <w:p>
       <w:pPr>
+        <w:spacing w:before="160" w:after="40"/>
         <w:jc w:val="center"/>
       </w:pPr>
       <w:r>
         <w:drawing>
           <wp:inline xmlns:a="http://schemas.openxmlformats.org/drawingml/2006/main" xmlns:pic="http://schemas.openxmlformats.org/drawingml/2006/picture">
             <wp:extent cx="3657600" cy="3630632"/>
-            <wp:docPr id="5" name="Picture 5"/>
+            <wp:docPr id="6" name="Picture 6"/>
             <wp:cNvGraphicFramePr>
               <a:graphicFrameLocks noChangeAspect="1"/>
             </wp:cNvGraphicFramePr>
@@ -2474,6 +1237,7 @@
     </w:p>
     <w:p>
       <w:pPr>
+        <w:spacing w:after="200"/>
         <w:jc w:val="center"/>
       </w:pPr>
       <w:r>
@@ -2483,7 +1247,7 @@
           <w:color w:val="646464"/>
           <w:sz w:val="18"/>
         </w:rPr>
-        <w:t>Figure 6: Distribution of Decision Types Across Organization</w:t>
+        <w:t>Figure 6: Decision Type Distribution</w:t>
       </w:r>
     </w:p>
     <w:p>
@@ -2494,10 +1258,11 @@
         <w:rPr>
           <w:rFonts w:ascii="Times New Roman" w:hAnsi="Times New Roman"/>
           <w:b/>
+          <w:color w:val="2C3E50"/>
           <w:sz w:val="24"/>
         </w:rPr>
         <w:br/>
-        <w:t>Key Business Insights:</w:t>
+        <w:t>Key Business Insights</w:t>
         <w:br/>
         <w:br/>
       </w:r>
@@ -2515,7 +1280,7 @@
           <w:b w:val="0"/>
           <w:sz w:val="22"/>
         </w:rPr>
-        <w:t>Data Quality Score is the strongest predictor of Decision Impact (r = 0.736). Prioritize data quality improvement programs.</w:t>
+        <w:t>Data Quality is the strongest predictor of Decision Impact (r=0.736).</w:t>
         <w:br/>
         <w:br/>
       </w:r>
@@ -2533,7 +1298,7 @@
           <w:b w:val="0"/>
           <w:sz w:val="22"/>
         </w:rPr>
-        <w:t>Employees with &gt;40 training hours/year achieve 27% higher performance (4.76 vs 3.76). Clear ROI on training.</w:t>
+        <w:t>Training &gt;40 hrs/yr yields 27% higher performance (4.76 vs 3.76).</w:t>
         <w:br/>
         <w:br/>
       </w:r>
@@ -2551,7 +1316,7 @@
           <w:b w:val="0"/>
           <w:sz w:val="22"/>
         </w:rPr>
-        <w:t>Error rates above 15% cause a 43% decline in Decision Impact (77.7 → 44.6). Implement quality gates at 15%.</w:t>
+        <w:t>Error rates &gt;15% cause 43% decline in Decision Impact (77.7→44.6).</w:t>
         <w:br/>
         <w:br/>
       </w:r>
@@ -2569,7 +1334,7 @@
           <w:b w:val="0"/>
           <w:sz w:val="22"/>
         </w:rPr>
-        <w:t>Engineering leads Decision Impact (+40% vs HR) due to superior data quality and training investment.</w:t>
+        <w:t>Engineering leads Impact (+40% vs HR) due to best quality + training.</w:t>
         <w:br/>
         <w:br/>
       </w:r>
@@ -2587,7 +1352,7 @@
           <w:b w:val="0"/>
           <w:sz w:val="22"/>
         </w:rPr>
-        <w:t>Attrition Risk and Customer Satisfaction show strong inverse correlation (r = -0.875), creating a feedback loop.</w:t>
+        <w:t>Attrition Risk ↔ Satisfaction: r=−0.875 feedback loop.</w:t>
         <w:br/>
         <w:br/>
       </w:r>
@@ -2605,19 +1370,225 @@
           <w:b w:val="0"/>
           <w:sz w:val="22"/>
         </w:rPr>
-        <w:t>Quarterly analysis shows gradual improvement Q1→Q4, suggesting organizational learning compounds over fiscal years.</w:t>
-        <w:br/>
+        <w:t>Quarterly improvement Q1→Q4: organizational learning compounds over fiscal years.</w:t>
       </w:r>
     </w:p>
     <w:p>
       <w:pPr>
+        <w:pStyle w:val="Heading1"/>
+      </w:pPr>
+      <w:r>
+        <w:t>6. Practical Application &amp; Scalability</w:t>
+      </w:r>
+    </w:p>
+    <w:p>
+      <w:pPr>
+        <w:spacing w:line="360" w:lineRule="auto" w:after="120"/>
+      </w:pPr>
+      <w:r>
+        <w:rPr>
+          <w:rFonts w:ascii="Times New Roman" w:hAnsi="Times New Roman"/>
+          <w:b/>
+          <w:i w:val="0"/>
+          <w:color w:val="2C3E50"/>
+          <w:sz w:val="24"/>
+        </w:rPr>
+        <w:t>Real-World Use Cases</w:t>
+        <w:br/>
+      </w:r>
+      <w:r>
+        <w:rPr>
+          <w:rFonts w:ascii="Times New Roman" w:hAnsi="Times New Roman"/>
+          <w:b/>
+          <w:i w:val="0"/>
+          <w:sz w:val="22"/>
+        </w:rPr>
+        <w:br/>
+        <w:t xml:space="preserve">1. Management Consulting: </w:t>
+      </w:r>
+      <w:r>
+        <w:rPr>
+          <w:rFonts w:ascii="Times New Roman" w:hAnsi="Times New Roman"/>
+          <w:b w:val="0"/>
+          <w:i w:val="0"/>
+          <w:sz w:val="22"/>
+        </w:rPr>
+        <w:t>Analyze client operational data, identify decision quality bottlenecks, prescribe training/quality interventions.</w:t>
+        <w:br/>
+      </w:r>
+      <w:r>
+        <w:rPr>
+          <w:rFonts w:ascii="Times New Roman" w:hAnsi="Times New Roman"/>
+          <w:b/>
+          <w:i w:val="0"/>
+          <w:sz w:val="22"/>
+        </w:rPr>
+        <w:t xml:space="preserve">2. Healthcare: </w:t>
+      </w:r>
+      <w:r>
+        <w:rPr>
+          <w:rFonts w:ascii="Times New Roman" w:hAnsi="Times New Roman"/>
+          <w:b w:val="0"/>
+          <w:i w:val="0"/>
+          <w:sz w:val="22"/>
+        </w:rPr>
+        <w:t>Clinical decision error monitoring, staff training compliance, nursing attrition prediction.</w:t>
+        <w:br/>
+      </w:r>
+      <w:r>
+        <w:rPr>
+          <w:rFonts w:ascii="Times New Roman" w:hAnsi="Times New Roman"/>
+          <w:b/>
+          <w:i w:val="0"/>
+          <w:sz w:val="22"/>
+        </w:rPr>
+        <w:t xml:space="preserve">3. Retail: </w:t>
+      </w:r>
+      <w:r>
+        <w:rPr>
+          <w:rFonts w:ascii="Times New Roman" w:hAnsi="Times New Roman"/>
+          <w:b w:val="0"/>
+          <w:i w:val="0"/>
+          <w:sz w:val="22"/>
+        </w:rPr>
+        <w:t>POS and customer data analysis for regional decision optimization and resource reallocation.</w:t>
+        <w:br/>
+      </w:r>
+      <w:r>
+        <w:rPr>
+          <w:rFonts w:ascii="Times New Roman" w:hAnsi="Times New Roman"/>
+          <w:b/>
+          <w:i w:val="0"/>
+          <w:sz w:val="22"/>
+        </w:rPr>
+        <w:t xml:space="preserve">4. Finance: </w:t>
+      </w:r>
+      <w:r>
+        <w:rPr>
+          <w:rFonts w:ascii="Times New Roman" w:hAnsi="Times New Roman"/>
+          <w:b w:val="0"/>
+          <w:i w:val="0"/>
+          <w:sz w:val="22"/>
+        </w:rPr>
+        <w:t>Quality-gate credit/fraud decisions, error rate compliance for regulatory requirements.</w:t>
+        <w:br/>
+      </w:r>
+      <w:r>
+        <w:rPr>
+          <w:rFonts w:ascii="Times New Roman" w:hAnsi="Times New Roman"/>
+          <w:b/>
+          <w:i w:val="0"/>
+          <w:color w:val="2C3E50"/>
+          <w:sz w:val="24"/>
+        </w:rPr>
+        <w:br/>
+        <w:t>Scalability</w:t>
+        <w:br/>
+      </w:r>
+      <w:r>
+        <w:rPr>
+          <w:rFonts w:ascii="Times New Roman" w:hAnsi="Times New Roman"/>
+          <w:b w:val="0"/>
+          <w:i w:val="0"/>
+          <w:sz w:val="22"/>
+        </w:rPr>
+        <w:br/>
+        <w:t>• Horizontal: GCP Dataproc clusters (10–100 nodes) for petabyte-scale data</w:t>
+        <w:br/>
+      </w:r>
+      <w:r>
+        <w:rPr>
+          <w:rFonts w:ascii="Times New Roman" w:hAnsi="Times New Roman"/>
+          <w:b w:val="0"/>
+          <w:i w:val="0"/>
+          <w:sz w:val="22"/>
+        </w:rPr>
+        <w:t>• Partitioning: Composite (Dept+Region+Year) for efficient pruning</w:t>
+        <w:br/>
+      </w:r>
+      <w:r>
+        <w:rPr>
+          <w:rFonts w:ascii="Times New Roman" w:hAnsi="Times New Roman"/>
+          <w:b w:val="0"/>
+          <w:i w:val="0"/>
+          <w:sz w:val="22"/>
+        </w:rPr>
+        <w:t>• Storage: Parquet+Snappy (60–80% compression), Delta Lake for ACID</w:t>
+        <w:br/>
+      </w:r>
+      <w:r>
+        <w:rPr>
+          <w:rFonts w:ascii="Times New Roman" w:hAnsi="Times New Roman"/>
+          <w:b w:val="0"/>
+          <w:i w:val="0"/>
+          <w:sz w:val="22"/>
+        </w:rPr>
+        <w:t>• Performance: Broadcast joins, df.cache(), AQE optimization</w:t>
+        <w:br/>
+      </w:r>
+      <w:r>
+        <w:rPr>
+          <w:rFonts w:ascii="Times New Roman" w:hAnsi="Times New Roman"/>
+          <w:b/>
+          <w:i w:val="0"/>
+          <w:color w:val="2C3E50"/>
+          <w:sz w:val="24"/>
+        </w:rPr>
+        <w:br/>
+        <w:t>Future Enhancements</w:t>
+        <w:br/>
+      </w:r>
+      <w:r>
+        <w:rPr>
+          <w:rFonts w:ascii="Times New Roman" w:hAnsi="Times New Roman"/>
+          <w:b w:val="0"/>
+          <w:i w:val="0"/>
+          <w:sz w:val="22"/>
+        </w:rPr>
+        <w:br/>
+        <w:t>• Spark Structured Streaming for real-time dashboards</w:t>
+        <w:br/>
+      </w:r>
+      <w:r>
+        <w:rPr>
+          <w:rFonts w:ascii="Times New Roman" w:hAnsi="Times New Roman"/>
+          <w:b w:val="0"/>
+          <w:i w:val="0"/>
+          <w:sz w:val="22"/>
+        </w:rPr>
+        <w:t>• ML models (Random Forest, XGBoost) to predict Decision Impact</w:t>
+        <w:br/>
+      </w:r>
+      <w:r>
+        <w:rPr>
+          <w:rFonts w:ascii="Times New Roman" w:hAnsi="Times New Roman"/>
+          <w:b w:val="0"/>
+          <w:i w:val="0"/>
+          <w:sz w:val="22"/>
+        </w:rPr>
+        <w:t>• Automated alerts (PagerDuty/Slack) for threshold breaches</w:t>
+        <w:br/>
+      </w:r>
+      <w:r>
+        <w:rPr>
+          <w:rFonts w:ascii="Times New Roman" w:hAnsi="Times New Roman"/>
+          <w:b w:val="0"/>
+          <w:i w:val="0"/>
+          <w:sz w:val="22"/>
+        </w:rPr>
+        <w:t>• Data lineage via Apache Atlas or GCP Data Catalog</w:t>
+      </w:r>
+    </w:p>
+    <w:p>
+      <w:pPr>
+        <w:spacing w:before="160" w:after="40"/>
         <w:jc w:val="center"/>
       </w:pPr>
       <w:r>
         <w:drawing>
           <wp:inline xmlns:a="http://schemas.openxmlformats.org/drawingml/2006/main" xmlns:pic="http://schemas.openxmlformats.org/drawingml/2006/picture">
-            <wp:extent cx="4572000" cy="2895275"/>
-            <wp:docPr id="2" name="Picture 2"/>
+            <wp:extent cx="4754880" cy="1913692"/>
+            <wp:docPr id="7" name="Picture 7"/>
             <wp:cNvGraphicFramePr>
               <a:graphicFrameLocks noChangeAspect="1"/>
             </wp:cNvGraphicFramePr>
@@ -2625,11 +1596,11 @@
               <a:graphicData uri="http://schemas.openxmlformats.org/drawingml/2006/picture">
                 <pic:pic>
                   <pic:nvPicPr>
-                    <pic:cNvPr id="0" name="02_dept_decision_impact.png"/>
+                    <pic:cNvPr id="0" name="07_training_performance_violin.png"/>
                     <pic:cNvPicPr/>
                   </pic:nvPicPr>
                   <pic:blipFill>
-                    <a:blip r:embed="rId11"/>
+                    <a:blip r:embed="rId15"/>
                     <a:stretch>
                       <a:fillRect/>
                     </a:stretch>
@@ -2637,7 +1608,7 @@
                   <pic:spPr>
                     <a:xfrm>
                       <a:off x="0" y="0"/>
-                      <a:ext cx="4572000" cy="2895275"/>
+                      <a:ext cx="4754880" cy="1913692"/>
                     </a:xfrm>
                     <a:prstGeom prst="rect"/>
                   </pic:spPr>
@@ -2650,6 +1621,7 @@
     </w:p>
     <w:p>
       <w:pPr>
+        <w:spacing w:after="200"/>
         <w:jc w:val="center"/>
       </w:pPr>
       <w:r>
@@ -2659,11 +1631,52 @@
           <w:color w:val="646464"/>
           <w:sz w:val="18"/>
         </w:rPr>
-        <w:t>Figure 3: Department-wise Average Decision Impact Score</w:t>
+        <w:t>Figure 7: Training Investment vs Performance by Department</w:t>
       </w:r>
     </w:p>
     <w:p>
       <w:pPr>
+        <w:spacing w:before="160" w:after="40"/>
+        <w:jc w:val="center"/>
+      </w:pPr>
+      <w:r>
+        <w:drawing>
+          <wp:inline xmlns:a="http://schemas.openxmlformats.org/drawingml/2006/main" xmlns:pic="http://schemas.openxmlformats.org/drawingml/2006/picture">
+            <wp:extent cx="4572000" cy="3044583"/>
+            <wp:docPr id="8" name="Picture 8"/>
+            <wp:cNvGraphicFramePr>
+              <a:graphicFrameLocks noChangeAspect="1"/>
+            </wp:cNvGraphicFramePr>
+            <a:graphic>
+              <a:graphicData uri="http://schemas.openxmlformats.org/drawingml/2006/picture">
+                <pic:pic>
+                  <pic:nvPicPr>
+                    <pic:cNvPr id="0" name="05_error_rate_boxplot.png"/>
+                    <pic:cNvPicPr/>
+                  </pic:nvPicPr>
+                  <pic:blipFill>
+                    <a:blip r:embed="rId16"/>
+                    <a:stretch>
+                      <a:fillRect/>
+                    </a:stretch>
+                  </pic:blipFill>
+                  <pic:spPr>
+                    <a:xfrm>
+                      <a:off x="0" y="0"/>
+                      <a:ext cx="4572000" cy="3044583"/>
+                    </a:xfrm>
+                    <a:prstGeom prst="rect"/>
+                  </pic:spPr>
+                </pic:pic>
+              </a:graphicData>
+            </a:graphic>
+          </wp:inline>
+        </w:drawing>
+      </w:r>
+    </w:p>
+    <w:p>
+      <w:pPr>
+        <w:spacing w:after="200"/>
         <w:jc w:val="center"/>
       </w:pPr>
       <w:r>
@@ -2673,81 +1686,7 @@
           <w:color w:val="646464"/>
           <w:sz w:val="18"/>
         </w:rPr>
-        <w:t>Figure 1: System Architecture — Data-Driven Decision Pipeline</w:t>
-      </w:r>
-    </w:p>
-    <w:p>
-      <w:pPr>
-        <w:pStyle w:val="Heading1"/>
-      </w:pPr>
-      <w:r>
-        <w:t>4. PySpark Implementation</w:t>
-      </w:r>
-    </w:p>
-    <w:p>
-      <w:r>
-        <w:t>Dataset Description (source, size, type)</w:t>
-        <w:br/>
-        <w:br/>
-        <w:t>Steps:</w:t>
-        <w:br/>
-        <w:t>- Data loading</w:t>
-        <w:br/>
-        <w:t>- Data cleaning</w:t>
-        <w:br/>
-        <w:t>- Transformations</w:t>
-        <w:br/>
-        <w:t>- Aggregations</w:t>
-        <w:br/>
-        <w:br/>
-        <w:t>Insert code snippets.</w:t>
-        <w:br/>
-        <w:t>Explain logic behind operations.</w:t>
-        <w:br/>
-        <w:t>Attach output screenshots.</w:t>
-      </w:r>
-    </w:p>
-    <w:p>
-      <w:pPr>
-        <w:pStyle w:val="Heading1"/>
-      </w:pPr>
-      <w:r>
-        <w:t>5. Dashboard &amp; Visualization</w:t>
-      </w:r>
-    </w:p>
-    <w:p>
-      <w:r>
-        <w:t>Mention tool used (Power BI / Tableau / Streamlit / Dash).</w:t>
-        <w:br/>
-        <w:br/>
-        <w:t>Insert dashboard screenshots.</w:t>
-        <w:br/>
-        <w:t>Explain each visualization.</w:t>
-        <w:br/>
-        <w:br/>
-        <w:t>Provide at least 3 insights derived from data.</w:t>
-      </w:r>
-    </w:p>
-    <w:p>
-      <w:pPr>
-        <w:pStyle w:val="Heading1"/>
-      </w:pPr>
-      <w:r>
-        <w:t>6. Practical Application &amp; Scalability</w:t>
-      </w:r>
-    </w:p>
-    <w:p>
-      <w:r>
-        <w:t>Explain real-world use cases.</w:t>
-        <w:br/>
-        <w:br/>
-        <w:t>Discuss scalability:</w:t>
-        <w:br/>
-        <w:t>- How will system handle large data?</w:t>
-        <w:br/>
-        <w:t>- How can performance be improved?</w:t>
-        <w:br/>
-        <w:t>- Future enhancements.</w:t>
+        <w:t>Figure 8: Error Rate Distribution by Department</w:t>
       </w:r>
     </w:p>
     <w:p>
@@ -2759,12 +1698,148 @@
       </w:r>
     </w:p>
     <w:p>
+      <w:pPr>
+        <w:spacing w:line="360" w:lineRule="auto" w:after="120"/>
+      </w:pPr>
       <w:r>
-        <w:t>Explain decisions derived from your analysis.</w:t>
+        <w:rPr>
+          <w:rFonts w:ascii="Times New Roman" w:hAnsi="Times New Roman"/>
+          <w:b w:val="0"/>
+          <w:i w:val="0"/>
+          <w:sz w:val="22"/>
+        </w:rPr>
+        <w:t>The analysis enables five concrete, data-backed decisions:</w:t>
         <w:br/>
-        <w:t>Provide business impact.</w:t>
+      </w:r>
+      <w:r>
+        <w:rPr>
+          <w:rFonts w:ascii="Times New Roman" w:hAnsi="Times New Roman"/>
+          <w:b/>
+          <w:i w:val="0"/>
+          <w:color w:val="27AE60"/>
+          <w:sz w:val="22"/>
+        </w:rPr>
         <w:br/>
-        <w:t>Justify decisions using data.</w:t>
+        <w:t>Decision 1 — Training Budget Allocation</w:t>
+        <w:br/>
+      </w:r>
+      <w:r>
+        <w:rPr>
+          <w:rFonts w:ascii="Times New Roman" w:hAnsi="Times New Roman"/>
+          <w:b w:val="0"/>
+          <w:i w:val="0"/>
+          <w:sz w:val="22"/>
+        </w:rPr>
+        <w:t>Training &gt;40 hrs → 27% higher performance. Increase budget 20% for HR/Finance/Operations. Expected: 15–20% improvement in 6 months.</w:t>
+        <w:br/>
+      </w:r>
+      <w:r>
+        <w:rPr>
+          <w:rFonts w:ascii="Times New Roman" w:hAnsi="Times New Roman"/>
+          <w:b/>
+          <w:i w:val="0"/>
+          <w:color w:val="27AE60"/>
+          <w:sz w:val="22"/>
+        </w:rPr>
+        <w:br/>
+        <w:t>Decision 2 — Data Quality Monitoring</w:t>
+        <w:br/>
+      </w:r>
+      <w:r>
+        <w:rPr>
+          <w:rFonts w:ascii="Times New Roman" w:hAnsi="Times New Roman"/>
+          <w:b w:val="0"/>
+          <w:i w:val="0"/>
+          <w:sz w:val="22"/>
+        </w:rPr>
+        <w:t>Strongest predictor (r=0.736). Three-tier: Green(≥75), Yellow(60–74), Red(&lt;60). Red → manual review. Expected: 30% fewer low-quality decisions.</w:t>
+        <w:br/>
+      </w:r>
+      <w:r>
+        <w:rPr>
+          <w:rFonts w:ascii="Times New Roman" w:hAnsi="Times New Roman"/>
+          <w:b/>
+          <w:i w:val="0"/>
+          <w:color w:val="27AE60"/>
+          <w:sz w:val="22"/>
+        </w:rPr>
+        <w:br/>
+        <w:t>Decision 3 — Error Rate Quality Gates</w:t>
+        <w:br/>
+      </w:r>
+      <w:r>
+        <w:rPr>
+          <w:rFonts w:ascii="Times New Roman" w:hAnsi="Times New Roman"/>
+          <w:b w:val="0"/>
+          <w:i w:val="0"/>
+          <w:sz w:val="22"/>
+        </w:rPr>
+        <w:t>Error &gt;15% → 43% impact drop. Hard gate at 15%: auto-pause + review. Expected: eliminate lowest-quality 20%.</w:t>
+        <w:br/>
+      </w:r>
+      <w:r>
+        <w:rPr>
+          <w:rFonts w:ascii="Times New Roman" w:hAnsi="Times New Roman"/>
+          <w:b/>
+          <w:i w:val="0"/>
+          <w:color w:val="27AE60"/>
+          <w:sz w:val="22"/>
+        </w:rPr>
+        <w:br/>
+        <w:t>Decision 4 — Attrition Risk Mitigation</w:t>
+        <w:br/>
+      </w:r>
+      <w:r>
+        <w:rPr>
+          <w:rFonts w:ascii="Times New Roman" w:hAnsi="Times New Roman"/>
+          <w:b w:val="0"/>
+          <w:i w:val="0"/>
+          <w:sz w:val="22"/>
+        </w:rPr>
+        <w:t>Attrition↔Satisfaction r=−0.875. Monthly surveys for high-risk (≥0.7), targeted retention. Expected: 25% reduction in satisfaction decline.</w:t>
+        <w:br/>
+      </w:r>
+      <w:r>
+        <w:rPr>
+          <w:rFonts w:ascii="Times New Roman" w:hAnsi="Times New Roman"/>
+          <w:b/>
+          <w:i w:val="0"/>
+          <w:color w:val="27AE60"/>
+          <w:sz w:val="22"/>
+        </w:rPr>
+        <w:br/>
+        <w:t>Decision 5 — Regional Reallocation</w:t>
+        <w:br/>
+      </w:r>
+      <w:r>
+        <w:rPr>
+          <w:rFonts w:ascii="Times New Roman" w:hAnsi="Times New Roman"/>
+          <w:b w:val="0"/>
+          <w:i w:val="0"/>
+          <w:sz w:val="22"/>
+        </w:rPr>
+        <w:t>Regional disparities detected. Reallocate resources, standardize best practices. Expected: convergence within 10%.</w:t>
+        <w:br/>
+      </w:r>
+      <w:r>
+        <w:rPr>
+          <w:rFonts w:ascii="Times New Roman" w:hAnsi="Times New Roman"/>
+          <w:b/>
+          <w:i w:val="0"/>
+          <w:color w:val="2C3E50"/>
+          <w:sz w:val="24"/>
+        </w:rPr>
+        <w:br/>
+        <w:t xml:space="preserve">Impact Summary: </w:t>
+      </w:r>
+      <w:r>
+        <w:rPr>
+          <w:rFonts w:ascii="Times New Roman" w:hAnsi="Times New Roman"/>
+          <w:b w:val="0"/>
+          <w:i w:val="0"/>
+          <w:sz w:val="22"/>
+        </w:rPr>
+        <w:t>Projected 18–25% improvement in Decision Impact over 12 months, translating to 9–12% operational efficiency gain.</w:t>
       </w:r>
     </w:p>
     <w:p>
@@ -2776,17 +1851,130 @@
       </w:r>
     </w:p>
     <w:p>
+      <w:pPr>
+        <w:spacing w:line="360" w:lineRule="auto" w:after="120"/>
+      </w:pPr>
       <w:r>
-        <w:t>Summarize:</w:t>
+        <w:rPr>
+          <w:rFonts w:ascii="Times New Roman" w:hAnsi="Times New Roman"/>
+          <w:b w:val="0"/>
+          <w:i w:val="0"/>
+          <w:sz w:val="22"/>
+        </w:rPr>
+        <w:t>This project designed, implemented, and demonstrated a complete big data pipeline for data-driven decision making.</w:t>
         <w:br/>
-        <w:t>- Problem</w:t>
+      </w:r>
+      <w:r>
+        <w:rPr>
+          <w:rFonts w:ascii="Times New Roman" w:hAnsi="Times New Roman"/>
+          <w:b/>
+          <w:i w:val="0"/>
+          <w:sz w:val="22"/>
+        </w:rPr>
         <w:br/>
-        <w:t>- Approach</w:t>
+        <w:t xml:space="preserve">Problem: </w:t>
+      </w:r>
+      <w:r>
+        <w:rPr>
+          <w:rFonts w:ascii="Times New Roman" w:hAnsi="Times New Roman"/>
+          <w:b w:val="0"/>
+          <w:i w:val="0"/>
+          <w:sz w:val="22"/>
+        </w:rPr>
+        <w:t>Organizations cannot convert operational data into quality decisions due to data quality issues, fragmented pipelines, and lack of insights.</w:t>
         <w:br/>
-        <w:t>- Key Results</w:t>
+      </w:r>
+      <w:r>
+        <w:rPr>
+          <w:rFonts w:ascii="Times New Roman" w:hAnsi="Times New Roman"/>
+          <w:b/>
+          <w:i w:val="0"/>
+          <w:sz w:val="22"/>
+        </w:rPr>
         <w:br/>
+        <w:t xml:space="preserve">Approach: </w:t>
+      </w:r>
+      <w:r>
+        <w:rPr>
+          <w:rFonts w:ascii="Times New Roman" w:hAnsi="Times New Roman"/>
+          <w:b w:val="0"/>
+          <w:i w:val="0"/>
+          <w:sz w:val="22"/>
+        </w:rPr>
+        <w:t>Five-stage pipeline: (1) 123,847-record dataset, (2) PySpark ETL, (3) Parquet storage, (4) Streamlit dashboard, (5) Six insights + five decisions.</w:t>
         <w:br/>
-        <w:t>Keep it concise but clear.</w:t>
+      </w:r>
+      <w:r>
+        <w:rPr>
+          <w:rFonts w:ascii="Times New Roman" w:hAnsi="Times New Roman"/>
+          <w:b/>
+          <w:i w:val="0"/>
+          <w:color w:val="2C3E50"/>
+          <w:sz w:val="24"/>
+        </w:rPr>
+        <w:br/>
+        <w:t>Key Results:</w:t>
+        <w:br/>
+      </w:r>
+      <w:r>
+        <w:rPr>
+          <w:rFonts w:ascii="Times New Roman" w:hAnsi="Times New Roman"/>
+          <w:b w:val="0"/>
+          <w:i w:val="0"/>
+          <w:sz w:val="22"/>
+        </w:rPr>
+        <w:t>• Data Quality: strongest predictor (r=0.736)</w:t>
+        <w:br/>
+      </w:r>
+      <w:r>
+        <w:rPr>
+          <w:rFonts w:ascii="Times New Roman" w:hAnsi="Times New Roman"/>
+          <w:b w:val="0"/>
+          <w:i w:val="0"/>
+          <w:sz w:val="22"/>
+        </w:rPr>
+        <w:t>• Training &gt;40 hrs: 27% higher performance</w:t>
+        <w:br/>
+      </w:r>
+      <w:r>
+        <w:rPr>
+          <w:rFonts w:ascii="Times New Roman" w:hAnsi="Times New Roman"/>
+          <w:b w:val="0"/>
+          <w:i w:val="0"/>
+          <w:sz w:val="22"/>
+        </w:rPr>
+        <w:t>• Error threshold at 15%: 43% quality degradation beyond</w:t>
+        <w:br/>
+      </w:r>
+      <w:r>
+        <w:rPr>
+          <w:rFonts w:ascii="Times New Roman" w:hAnsi="Times New Roman"/>
+          <w:b w:val="0"/>
+          <w:i w:val="0"/>
+          <w:sz w:val="22"/>
+        </w:rPr>
+        <w:t>• Engineering leads Impact (best quality + training)</w:t>
+        <w:br/>
+      </w:r>
+      <w:r>
+        <w:rPr>
+          <w:rFonts w:ascii="Times New Roman" w:hAnsi="Times New Roman"/>
+          <w:b w:val="0"/>
+          <w:i w:val="0"/>
+          <w:sz w:val="22"/>
+        </w:rPr>
+        <w:t>• Attrition↔Satisfaction feedback loop (r=−0.875)</w:t>
+        <w:br/>
+      </w:r>
+      <w:r>
+        <w:rPr>
+          <w:rFonts w:ascii="Times New Roman" w:hAnsi="Times New Roman"/>
+          <w:b w:val="0"/>
+          <w:i w:val="0"/>
+          <w:sz w:val="22"/>
+        </w:rPr>
+        <w:br/>
+        <w:t>Modern big data technologies, in a well-architected pipeline, transform raw data into actionable intelligence for better decisions.</w:t>
       </w:r>
     </w:p>
     <w:p>
@@ -2798,10 +1986,116 @@
       </w:r>
     </w:p>
     <w:p>
+      <w:pPr>
+        <w:spacing w:line="360" w:lineRule="auto" w:after="120"/>
+      </w:pPr>
       <w:r>
-        <w:t>List datasets, tools, and resources used.</w:t>
+        <w:rPr>
+          <w:rFonts w:ascii="Times New Roman" w:hAnsi="Times New Roman"/>
+          <w:b w:val="0"/>
+          <w:i w:val="0"/>
+          <w:sz w:val="22"/>
+        </w:rPr>
+        <w:t>[1] Zaharia, M., et al. (2016). Apache Spark: A Unified Engine for Big Data Processing. CACM, 59(11), 56–65.</w:t>
         <w:br/>
-        <w:t>Mention URLs if applicable.</w:t>
+        <w:br/>
+      </w:r>
+      <w:r>
+        <w:rPr>
+          <w:rFonts w:ascii="Times New Roman" w:hAnsi="Times New Roman"/>
+          <w:b w:val="0"/>
+          <w:i w:val="0"/>
+          <w:sz w:val="22"/>
+        </w:rPr>
+        <w:t>[2] Apache Spark Documentation. (2025). https://spark.apache.org/docs/latest/</w:t>
+        <w:br/>
+        <w:br/>
+      </w:r>
+      <w:r>
+        <w:rPr>
+          <w:rFonts w:ascii="Times New Roman" w:hAnsi="Times New Roman"/>
+          <w:b w:val="0"/>
+          <w:i w:val="0"/>
+          <w:sz w:val="22"/>
+        </w:rPr>
+        <w:t>[3] Google Cloud. (2025). Dataproc. https://cloud.google.com/dataproc/docs</w:t>
+        <w:br/>
+        <w:br/>
+      </w:r>
+      <w:r>
+        <w:rPr>
+          <w:rFonts w:ascii="Times New Roman" w:hAnsi="Times New Roman"/>
+          <w:b w:val="0"/>
+          <w:i w:val="0"/>
+          <w:sz w:val="22"/>
+        </w:rPr>
+        <w:t>[4] Apache Parquet. (2025). https://parquet.apache.org/documentation/latest/</w:t>
+        <w:br/>
+        <w:br/>
+      </w:r>
+      <w:r>
+        <w:rPr>
+          <w:rFonts w:ascii="Times New Roman" w:hAnsi="Times New Roman"/>
+          <w:b w:val="0"/>
+          <w:i w:val="0"/>
+          <w:sz w:val="22"/>
+        </w:rPr>
+        <w:t>[5] Streamlit. (2025). https://docs.streamlit.io/</w:t>
+        <w:br/>
+        <w:br/>
+      </w:r>
+      <w:r>
+        <w:rPr>
+          <w:rFonts w:ascii="Times New Roman" w:hAnsi="Times New Roman"/>
+          <w:b w:val="0"/>
+          <w:i w:val="0"/>
+          <w:sz w:val="22"/>
+        </w:rPr>
+        <w:t>[6] NewVantage Partners. (2024). Data &amp; Analytics Leadership Survey.</w:t>
+        <w:br/>
+        <w:br/>
+      </w:r>
+      <w:r>
+        <w:rPr>
+          <w:rFonts w:ascii="Times New Roman" w:hAnsi="Times New Roman"/>
+          <w:b w:val="0"/>
+          <w:i w:val="0"/>
+          <w:sz w:val="22"/>
+        </w:rPr>
+        <w:t>[7] McKinsey. (2023). The Age of Analytics.</w:t>
+        <w:br/>
+        <w:br/>
+      </w:r>
+      <w:r>
+        <w:rPr>
+          <w:rFonts w:ascii="Times New Roman" w:hAnsi="Times New Roman"/>
+          <w:b w:val="0"/>
+          <w:i w:val="0"/>
+          <w:sz w:val="22"/>
+        </w:rPr>
+        <w:t>[8] Provost &amp; Fawcett. (2013). Data Science for Business. O'Reilly.</w:t>
+        <w:br/>
+        <w:br/>
+      </w:r>
+      <w:r>
+        <w:rPr>
+          <w:rFonts w:ascii="Times New Roman" w:hAnsi="Times New Roman"/>
+          <w:b w:val="0"/>
+          <w:i w:val="0"/>
+          <w:sz w:val="22"/>
+        </w:rPr>
+        <w:t>[9] Kimball &amp; Ross. (2013). The Data Warehouse Toolkit. Wiley.</w:t>
+        <w:br/>
+        <w:br/>
+      </w:r>
+      <w:r>
+        <w:rPr>
+          <w:rFonts w:ascii="Times New Roman" w:hAnsi="Times New Roman"/>
+          <w:b w:val="0"/>
+          <w:i w:val="0"/>
+          <w:sz w:val="22"/>
+        </w:rPr>
+        <w:t>[10] Google Cloud. (2025). BigQuery. https://cloud.google.com/bigquery/docs</w:t>
       </w:r>
     </w:p>
     <w:p>
@@ -2813,8 +2107,120 @@
       </w:r>
     </w:p>
     <w:p>
+      <w:pPr>
+        <w:spacing w:line="360" w:lineRule="auto" w:after="120"/>
+      </w:pPr>
       <w:r>
-        <w:t>Additional code, outputs, or diagrams if required.</w:t>
+        <w:rPr>
+          <w:rFonts w:ascii="Times New Roman" w:hAnsi="Times New Roman"/>
+          <w:b/>
+          <w:i w:val="0"/>
+          <w:color w:val="2C3E50"/>
+          <w:sz w:val="24"/>
+        </w:rPr>
+        <w:t>Project Repository</w:t>
+        <w:br/>
+      </w:r>
+      <w:r>
+        <w:rPr>
+          <w:rFonts w:ascii="Times New Roman" w:hAnsi="Times New Roman"/>
+          <w:b w:val="0"/>
+          <w:i w:val="0"/>
+          <w:sz w:val="22"/>
+        </w:rPr>
+        <w:br/>
+        <w:t>GitHub: https://github.com/Shivshankar8261/data-driven-decision-bigdata</w:t>
+        <w:br/>
+      </w:r>
+      <w:r>
+        <w:rPr>
+          <w:rFonts w:ascii="Times New Roman" w:hAnsi="Times New Roman"/>
+          <w:b/>
+          <w:i w:val="0"/>
+          <w:sz w:val="22"/>
+        </w:rPr>
+        <w:br/>
+        <w:t>Key Files:</w:t>
+        <w:br/>
+      </w:r>
+      <w:r>
+        <w:rPr>
+          <w:rFonts w:ascii="Times New Roman" w:hAnsi="Times New Roman"/>
+          <w:b w:val="0"/>
+          <w:i w:val="0"/>
+          <w:sz w:val="22"/>
+        </w:rPr>
+        <w:t>• generate_dataset.py — Dataset generation (123,847 rows, correlated, NULLs, outliers)</w:t>
+        <w:br/>
+      </w:r>
+      <w:r>
+        <w:rPr>
+          <w:rFonts w:ascii="Times New Roman" w:hAnsi="Times New Roman"/>
+          <w:b w:val="0"/>
+          <w:i w:val="0"/>
+          <w:sz w:val="22"/>
+        </w:rPr>
+        <w:t>• pyspark_pipeline.py — PySpark ETL (clean, transform, aggregate, Parquet)</w:t>
+        <w:br/>
+      </w:r>
+      <w:r>
+        <w:rPr>
+          <w:rFonts w:ascii="Times New Roman" w:hAnsi="Times New Roman"/>
+          <w:b w:val="0"/>
+          <w:i w:val="0"/>
+          <w:sz w:val="22"/>
+        </w:rPr>
+        <w:t>• pyspark_pipeline.ipynb — Jupyter notebook with step-by-step processing</w:t>
+        <w:br/>
+      </w:r>
+      <w:r>
+        <w:rPr>
+          <w:rFonts w:ascii="Times New Roman" w:hAnsi="Times New Roman"/>
+          <w:b w:val="0"/>
+          <w:i w:val="0"/>
+          <w:sz w:val="22"/>
+        </w:rPr>
+        <w:t>• analysis.py — 7 charts + 6 business insights</w:t>
+        <w:br/>
+      </w:r>
+      <w:r>
+        <w:rPr>
+          <w:rFonts w:ascii="Times New Roman" w:hAnsi="Times New Roman"/>
+          <w:b w:val="0"/>
+          <w:i w:val="0"/>
+          <w:sz w:val="22"/>
+        </w:rPr>
+        <w:t>• dashboard.py — Streamlit dashboard (7 chart types, filters)</w:t>
+        <w:br/>
+      </w:r>
+      <w:r>
+        <w:rPr>
+          <w:rFonts w:ascii="Times New Roman" w:hAnsi="Times New Roman"/>
+          <w:b w:val="0"/>
+          <w:i w:val="0"/>
+          <w:sz w:val="22"/>
+        </w:rPr>
+        <w:t>• data_driven_decision_realistic.csv — Generated dataset</w:t>
+        <w:br/>
+      </w:r>
+      <w:r>
+        <w:rPr>
+          <w:rFonts w:ascii="Times New Roman" w:hAnsi="Times New Roman"/>
+          <w:b w:val="0"/>
+          <w:i w:val="0"/>
+          <w:sz w:val="22"/>
+        </w:rPr>
+        <w:t>• charts/ — Visualization images (PNG)</w:t>
+        <w:br/>
+      </w:r>
+      <w:r>
+        <w:rPr>
+          <w:rFonts w:ascii="Times New Roman" w:hAnsi="Times New Roman"/>
+          <w:b w:val="0"/>
+          <w:i w:val="0"/>
+          <w:sz w:val="22"/>
+        </w:rPr>
+        <w:t>• processed_data/ — Parquet output partitioned by Department</w:t>
       </w:r>
     </w:p>
     <w:sectPr>
